--- a/18_DOCX/MED_TERMS_0001_0060.docx
+++ b/18_DOCX/MED_TERMS_0001_0060.docx
@@ -150,13 +150,29 @@
       </w:r>
     </w:p>
     <w:p>
-      <w:r>
-        <w:t>Leitura para pronúncia: ヴァモス コンフィルマール セグーロ メジコ イ エスプリカール ジ フォルマ シンプレス コンフォルミ オ コントラート</w:t>
-      </w:r>
-    </w:p>
-    <w:p>
-      <w:r>
-        <w:t>Português brasileiro: Vamos confirmar seguro médico e explicar de forma simples, conforme o contrato.</w:t>
+      <w:pPr>
+        <w:pStyle w:val="Heading3"/>
+      </w:pPr>
+      <w:r>
+        <w:t>ポルトガル語で伝える内容</w:t>
+      </w:r>
+    </w:p>
+    <w:p>
+      <w:r>
+        <w:t>Vamos confirmar seguro médico e explicar de forma simples, conforme o contrato.</w:t>
+      </w:r>
+    </w:p>
+    <w:p>
+      <w:pPr>
+        <w:pStyle w:val="Heading3"/>
+      </w:pPr>
+      <w:r>
+        <w:t>カタカナ読み</w:t>
+      </w:r>
+    </w:p>
+    <w:p>
+      <w:r>
+        <w:t>ヴァモス コンフィルマール セグーロ メジコ イ エスプリカール ジ フォルマ シンプレス コンフォルミ オ コントラート</w:t>
       </w:r>
     </w:p>
     <w:p>
@@ -177,20 +193,15 @@
         <w:pStyle w:val="Heading3"/>
       </w:pPr>
       <w:r>
-        <w:t>顧客に伝えるポルトガル語</w:t>
-      </w:r>
-    </w:p>
-    <w:p>
-      <w:pPr>
-        <w:pStyle w:val="ListBullet"/>
-      </w:pPr>
-      <w:r>
-        <w:t>Leitura para pronúncia: ヴァモス コンフィルマール セグーロ メジコ</w:t>
-      </w:r>
-    </w:p>
-    <w:p>
-      <w:r>
-        <w:t xml:space="preserve">  Português brasileiro: Vamos confirmar seguro médico.</w:t>
+        <w:t>ポルトガル語で伝える内容</w:t>
+      </w:r>
+    </w:p>
+    <w:p>
+      <w:pPr>
+        <w:pStyle w:val="ListBullet"/>
+      </w:pPr>
+      <w:r>
+        <w:t>Português brasileiro: Vamos confirmar seguro médico.</w:t>
       </w:r>
     </w:p>
     <w:p>
@@ -198,6 +209,14 @@
         <w:pStyle w:val="ListBullet2"/>
       </w:pPr>
       <w:r>
+        <w:t>カタカナ読み: ヴァモス コンフィルマール セグーロ メジコ</w:t>
+      </w:r>
+    </w:p>
+    <w:p>
+      <w:pPr>
+        <w:pStyle w:val="ListBullet2"/>
+      </w:pPr>
+      <w:r>
         <w:t>日本語確認用: 「Seguro médico」について確認しましょう。</w:t>
       </w:r>
     </w:p>
@@ -206,12 +225,7 @@
         <w:pStyle w:val="ListBullet"/>
       </w:pPr>
       <w:r>
-        <w:t>Leitura para pronúncia: VOU エスプリカール ジ フォルマ シンプレス コンフォルミ オ コントラート</w:t>
-      </w:r>
-    </w:p>
-    <w:p>
-      <w:r>
-        <w:t xml:space="preserve">  Português brasileiro: Vou explicar de forma simples, conforme o contrato.</w:t>
+        <w:t>Português brasileiro: Vou explicar de forma simples, conforme o contrato.</w:t>
       </w:r>
     </w:p>
     <w:p>
@@ -219,6 +233,14 @@
         <w:pStyle w:val="ListBullet2"/>
       </w:pPr>
       <w:r>
+        <w:t>カタカナ読み: ヴォウ エスプリカール ジ フォルマ シンプレス コンフォルミ オ コントラート</w:t>
+      </w:r>
+    </w:p>
+    <w:p>
+      <w:pPr>
+        <w:pStyle w:val="ListBullet2"/>
+      </w:pPr>
+      <w:r>
         <w:t>日本語確認用: 契約内容に沿って、分かりやすく説明します。</w:t>
       </w:r>
     </w:p>
@@ -545,13 +567,29 @@
       </w:r>
     </w:p>
     <w:p>
-      <w:r>
-        <w:t>Leitura para pronúncia: ヴァモス コンフィルマール ベネフィシオ ポル INTERNAÇÃO イ エスプリカール ジ フォルマ シンプレス コンフォルミ オ コントラート</w:t>
-      </w:r>
-    </w:p>
-    <w:p>
-      <w:r>
-        <w:t>Português brasileiro: Vamos confirmar benefício por internação e explicar de forma simples, conforme o contrato.</w:t>
+      <w:pPr>
+        <w:pStyle w:val="Heading3"/>
+      </w:pPr>
+      <w:r>
+        <w:t>ポルトガル語で伝える内容</w:t>
+      </w:r>
+    </w:p>
+    <w:p>
+      <w:r>
+        <w:t>Vamos confirmar benefício por internação e explicar de forma simples, conforme o contrato.</w:t>
+      </w:r>
+    </w:p>
+    <w:p>
+      <w:pPr>
+        <w:pStyle w:val="Heading3"/>
+      </w:pPr>
+      <w:r>
+        <w:t>カタカナ読み</w:t>
+      </w:r>
+    </w:p>
+    <w:p>
+      <w:r>
+        <w:t>ヴァモス コンフィルマール ベネフィシオ ポル インテルナサォン イ エスプリカール ジ フォルマ シンプレス コンフォルミ オ コントラート</w:t>
       </w:r>
     </w:p>
     <w:p>
@@ -572,20 +610,15 @@
         <w:pStyle w:val="Heading3"/>
       </w:pPr>
       <w:r>
-        <w:t>顧客に伝えるポルトガル語</w:t>
-      </w:r>
-    </w:p>
-    <w:p>
-      <w:pPr>
-        <w:pStyle w:val="ListBullet"/>
-      </w:pPr>
-      <w:r>
-        <w:t>Leitura para pronúncia: ヴァモス コンフィルマール ベネフィシオ ポル INTERNAÇÃO</w:t>
-      </w:r>
-    </w:p>
-    <w:p>
-      <w:r>
-        <w:t xml:space="preserve">  Português brasileiro: Vamos confirmar benefício por internação.</w:t>
+        <w:t>ポルトガル語で伝える内容</w:t>
+      </w:r>
+    </w:p>
+    <w:p>
+      <w:pPr>
+        <w:pStyle w:val="ListBullet"/>
+      </w:pPr>
+      <w:r>
+        <w:t>Português brasileiro: Vamos confirmar benefício por internação.</w:t>
       </w:r>
     </w:p>
     <w:p>
@@ -593,6 +626,14 @@
         <w:pStyle w:val="ListBullet2"/>
       </w:pPr>
       <w:r>
+        <w:t>カタカナ読み: ヴァモス コンフィルマール ベネフィシオ ポル インテルナサォン</w:t>
+      </w:r>
+    </w:p>
+    <w:p>
+      <w:pPr>
+        <w:pStyle w:val="ListBullet2"/>
+      </w:pPr>
+      <w:r>
         <w:t>日本語確認用: 「Benefício por internação」について確認しましょう。</w:t>
       </w:r>
     </w:p>
@@ -601,12 +642,7 @@
         <w:pStyle w:val="ListBullet"/>
       </w:pPr>
       <w:r>
-        <w:t>Leitura para pronúncia: VOU エスプリカール ジ フォルマ シンプレス コンフォルミ オ コントラート</w:t>
-      </w:r>
-    </w:p>
-    <w:p>
-      <w:r>
-        <w:t xml:space="preserve">  Português brasileiro: Vou explicar de forma simples, conforme o contrato.</w:t>
+        <w:t>Português brasileiro: Vou explicar de forma simples, conforme o contrato.</w:t>
       </w:r>
     </w:p>
     <w:p>
@@ -614,6 +650,14 @@
         <w:pStyle w:val="ListBullet2"/>
       </w:pPr>
       <w:r>
+        <w:t>カタカナ読み: ヴォウ エスプリカール ジ フォルマ シンプレス コンフォルミ オ コントラート</w:t>
+      </w:r>
+    </w:p>
+    <w:p>
+      <w:pPr>
+        <w:pStyle w:val="ListBullet2"/>
+      </w:pPr>
+      <w:r>
         <w:t>日本語確認用: 契約内容に沿って、分かりやすく説明します。</w:t>
       </w:r>
     </w:p>
@@ -948,13 +992,29 @@
       </w:r>
     </w:p>
     <w:p>
-      <w:r>
-        <w:t>Leitura para pronúncia: ヴァモス コンフィルマール ベネフィシオ ポル CIRURGIA イ エスプリカール ジ フォルマ シンプレス コンフォルミ オ コントラート</w:t>
-      </w:r>
-    </w:p>
-    <w:p>
-      <w:r>
-        <w:t>Português brasileiro: Vamos confirmar benefício por cirurgia e explicar de forma simples, conforme o contrato.</w:t>
+      <w:pPr>
+        <w:pStyle w:val="Heading3"/>
+      </w:pPr>
+      <w:r>
+        <w:t>ポルトガル語で伝える内容</w:t>
+      </w:r>
+    </w:p>
+    <w:p>
+      <w:r>
+        <w:t>Vamos confirmar benefício por cirurgia e explicar de forma simples, conforme o contrato.</w:t>
+      </w:r>
+    </w:p>
+    <w:p>
+      <w:pPr>
+        <w:pStyle w:val="Heading3"/>
+      </w:pPr>
+      <w:r>
+        <w:t>カタカナ読み</w:t>
+      </w:r>
+    </w:p>
+    <w:p>
+      <w:r>
+        <w:t>ヴァモス コンフィルマール ベネフィシオ ポル シルルジーア イ エスプリカール ジ フォルマ シンプレス コンフォルミ オ コントラート</w:t>
       </w:r>
     </w:p>
     <w:p>
@@ -975,20 +1035,15 @@
         <w:pStyle w:val="Heading3"/>
       </w:pPr>
       <w:r>
-        <w:t>顧客に伝えるポルトガル語</w:t>
-      </w:r>
-    </w:p>
-    <w:p>
-      <w:pPr>
-        <w:pStyle w:val="ListBullet"/>
-      </w:pPr>
-      <w:r>
-        <w:t>Leitura para pronúncia: ヴァモス コンフィルマール ベネフィシオ ポル CIRURGIA</w:t>
-      </w:r>
-    </w:p>
-    <w:p>
-      <w:r>
-        <w:t xml:space="preserve">  Português brasileiro: Vamos confirmar benefício por cirurgia.</w:t>
+        <w:t>ポルトガル語で伝える内容</w:t>
+      </w:r>
+    </w:p>
+    <w:p>
+      <w:pPr>
+        <w:pStyle w:val="ListBullet"/>
+      </w:pPr>
+      <w:r>
+        <w:t>Português brasileiro: Vamos confirmar benefício por cirurgia.</w:t>
       </w:r>
     </w:p>
     <w:p>
@@ -996,6 +1051,14 @@
         <w:pStyle w:val="ListBullet2"/>
       </w:pPr>
       <w:r>
+        <w:t>カタカナ読み: ヴァモス コンフィルマール ベネフィシオ ポル シルルジーア</w:t>
+      </w:r>
+    </w:p>
+    <w:p>
+      <w:pPr>
+        <w:pStyle w:val="ListBullet2"/>
+      </w:pPr>
+      <w:r>
         <w:t>日本語確認用: 「Benefício por cirurgia」について確認しましょう。</w:t>
       </w:r>
     </w:p>
@@ -1004,12 +1067,7 @@
         <w:pStyle w:val="ListBullet"/>
       </w:pPr>
       <w:r>
-        <w:t>Leitura para pronúncia: VOU エスプリカール ジ フォルマ シンプレス コンフォルミ オ コントラート</w:t>
-      </w:r>
-    </w:p>
-    <w:p>
-      <w:r>
-        <w:t xml:space="preserve">  Português brasileiro: Vou explicar de forma simples, conforme o contrato.</w:t>
+        <w:t>Português brasileiro: Vou explicar de forma simples, conforme o contrato.</w:t>
       </w:r>
     </w:p>
     <w:p>
@@ -1017,6 +1075,14 @@
         <w:pStyle w:val="ListBullet2"/>
       </w:pPr>
       <w:r>
+        <w:t>カタカナ読み: ヴォウ エスプリカール ジ フォルマ シンプレス コンフォルミ オ コントラート</w:t>
+      </w:r>
+    </w:p>
+    <w:p>
+      <w:pPr>
+        <w:pStyle w:val="ListBullet2"/>
+      </w:pPr>
+      <w:r>
         <w:t>日本語確認用: 契約内容に沿って、分かりやすく説明します。</w:t>
       </w:r>
     </w:p>
@@ -1351,13 +1417,29 @@
       </w:r>
     </w:p>
     <w:p>
-      <w:r>
-        <w:t>Leitura para pronúncia: ヴァモス コンフィルマール ベネフィシオ ポル TRATAMENTO AMBULATORIAL イ エスプリカール ジ フォルマ シンプレス コンフォルミ オ コントラート</w:t>
-      </w:r>
-    </w:p>
-    <w:p>
-      <w:r>
-        <w:t>Português brasileiro: Vamos confirmar benefício por tratamento ambulatorial e explicar de forma simples, conforme o contrato.</w:t>
+      <w:pPr>
+        <w:pStyle w:val="Heading3"/>
+      </w:pPr>
+      <w:r>
+        <w:t>ポルトガル語で伝える内容</w:t>
+      </w:r>
+    </w:p>
+    <w:p>
+      <w:r>
+        <w:t>Vamos confirmar benefício por tratamento ambulatorial e explicar de forma simples, conforme o contrato.</w:t>
+      </w:r>
+    </w:p>
+    <w:p>
+      <w:pPr>
+        <w:pStyle w:val="Heading3"/>
+      </w:pPr>
+      <w:r>
+        <w:t>カタカナ読み</w:t>
+      </w:r>
+    </w:p>
+    <w:p>
+      <w:r>
+        <w:t>ヴァモス コンフィルマール ベネフィシオ ポル トラタメント アムブウルアトオルイアル イ エスプリカール ジ フォルマ シンプレス コンフォルミ オ コントラート</w:t>
       </w:r>
     </w:p>
     <w:p>
@@ -1378,20 +1460,15 @@
         <w:pStyle w:val="Heading3"/>
       </w:pPr>
       <w:r>
-        <w:t>顧客に伝えるポルトガル語</w:t>
-      </w:r>
-    </w:p>
-    <w:p>
-      <w:pPr>
-        <w:pStyle w:val="ListBullet"/>
-      </w:pPr>
-      <w:r>
-        <w:t>Leitura para pronúncia: ヴァモス コンフィルマール ベネフィシオ ポル TRATAMENTO AMBULATORIAL</w:t>
-      </w:r>
-    </w:p>
-    <w:p>
-      <w:r>
-        <w:t xml:space="preserve">  Português brasileiro: Vamos confirmar benefício por tratamento ambulatorial.</w:t>
+        <w:t>ポルトガル語で伝える内容</w:t>
+      </w:r>
+    </w:p>
+    <w:p>
+      <w:pPr>
+        <w:pStyle w:val="ListBullet"/>
+      </w:pPr>
+      <w:r>
+        <w:t>Português brasileiro: Vamos confirmar benefício por tratamento ambulatorial.</w:t>
       </w:r>
     </w:p>
     <w:p>
@@ -1399,6 +1476,14 @@
         <w:pStyle w:val="ListBullet2"/>
       </w:pPr>
       <w:r>
+        <w:t>カタカナ読み: ヴァモス コンフィルマール ベネフィシオ ポル トラタメント アムブウルアトオルイアル</w:t>
+      </w:r>
+    </w:p>
+    <w:p>
+      <w:pPr>
+        <w:pStyle w:val="ListBullet2"/>
+      </w:pPr>
+      <w:r>
         <w:t>日本語確認用: 「Benefício por tratamento ambulatorial」について確認しましょう。</w:t>
       </w:r>
     </w:p>
@@ -1407,12 +1492,7 @@
         <w:pStyle w:val="ListBullet"/>
       </w:pPr>
       <w:r>
-        <w:t>Leitura para pronúncia: VOU エスプリカール ジ フォルマ シンプレス コンフォルミ オ コントラート</w:t>
-      </w:r>
-    </w:p>
-    <w:p>
-      <w:r>
-        <w:t xml:space="preserve">  Português brasileiro: Vou explicar de forma simples, conforme o contrato.</w:t>
+        <w:t>Português brasileiro: Vou explicar de forma simples, conforme o contrato.</w:t>
       </w:r>
     </w:p>
     <w:p>
@@ -1420,6 +1500,14 @@
         <w:pStyle w:val="ListBullet2"/>
       </w:pPr>
       <w:r>
+        <w:t>カタカナ読み: ヴォウ エスプリカール ジ フォルマ シンプレス コンフォルミ オ コントラート</w:t>
+      </w:r>
+    </w:p>
+    <w:p>
+      <w:pPr>
+        <w:pStyle w:val="ListBullet2"/>
+      </w:pPr>
+      <w:r>
         <w:t>日本語確認用: 契約内容に沿って、分かりやすく説明します。</w:t>
       </w:r>
     </w:p>
@@ -1754,13 +1842,29 @@
       </w:r>
     </w:p>
     <w:p>
-      <w:r>
-        <w:t>Leitura para pronúncia: ヴァモス コンフィルマール ヴァロール DIÁRIO イ エスプリカール ジ フォルマ シンプレス コンフォルミ オ コントラート</w:t>
-      </w:r>
-    </w:p>
-    <w:p>
-      <w:r>
-        <w:t>Português brasileiro: Vamos confirmar valor diário e explicar de forma simples, conforme o contrato.</w:t>
+      <w:pPr>
+        <w:pStyle w:val="Heading3"/>
+      </w:pPr>
+      <w:r>
+        <w:t>ポルトガル語で伝える内容</w:t>
+      </w:r>
+    </w:p>
+    <w:p>
+      <w:r>
+        <w:t>Vamos confirmar valor diário e explicar de forma simples, conforme o contrato.</w:t>
+      </w:r>
+    </w:p>
+    <w:p>
+      <w:pPr>
+        <w:pStyle w:val="Heading3"/>
+      </w:pPr>
+      <w:r>
+        <w:t>カタカナ読み</w:t>
+      </w:r>
+    </w:p>
+    <w:p>
+      <w:r>
+        <w:t>ヴァモス コンフィルマール ヴァロール ドイアルイオ イ エスプリカール ジ フォルマ シンプレス コンフォルミ オ コントラート</w:t>
       </w:r>
     </w:p>
     <w:p>
@@ -1781,20 +1885,15 @@
         <w:pStyle w:val="Heading3"/>
       </w:pPr>
       <w:r>
-        <w:t>顧客に伝えるポルトガル語</w:t>
-      </w:r>
-    </w:p>
-    <w:p>
-      <w:pPr>
-        <w:pStyle w:val="ListBullet"/>
-      </w:pPr>
-      <w:r>
-        <w:t>Leitura para pronúncia: ヴァモス コンフィルマール ヴァロール DIÁRIO</w:t>
-      </w:r>
-    </w:p>
-    <w:p>
-      <w:r>
-        <w:t xml:space="preserve">  Português brasileiro: Vamos confirmar valor diário.</w:t>
+        <w:t>ポルトガル語で伝える内容</w:t>
+      </w:r>
+    </w:p>
+    <w:p>
+      <w:pPr>
+        <w:pStyle w:val="ListBullet"/>
+      </w:pPr>
+      <w:r>
+        <w:t>Português brasileiro: Vamos confirmar valor diário.</w:t>
       </w:r>
     </w:p>
     <w:p>
@@ -1802,6 +1901,14 @@
         <w:pStyle w:val="ListBullet2"/>
       </w:pPr>
       <w:r>
+        <w:t>カタカナ読み: ヴァモス コンフィルマール ヴァロール ドイアルイオ</w:t>
+      </w:r>
+    </w:p>
+    <w:p>
+      <w:pPr>
+        <w:pStyle w:val="ListBullet2"/>
+      </w:pPr>
+      <w:r>
         <w:t>日本語確認用: 「Valor diário」について確認しましょう。</w:t>
       </w:r>
     </w:p>
@@ -1810,12 +1917,7 @@
         <w:pStyle w:val="ListBullet"/>
       </w:pPr>
       <w:r>
-        <w:t>Leitura para pronúncia: VOU エスプリカール ジ フォルマ シンプレス コンフォルミ オ コントラート</w:t>
-      </w:r>
-    </w:p>
-    <w:p>
-      <w:r>
-        <w:t xml:space="preserve">  Português brasileiro: Vou explicar de forma simples, conforme o contrato.</w:t>
+        <w:t>Português brasileiro: Vou explicar de forma simples, conforme o contrato.</w:t>
       </w:r>
     </w:p>
     <w:p>
@@ -1823,6 +1925,14 @@
         <w:pStyle w:val="ListBullet2"/>
       </w:pPr>
       <w:r>
+        <w:t>カタカナ読み: ヴォウ エスプリカール ジ フォルマ シンプレス コンフォルミ オ コントラート</w:t>
+      </w:r>
+    </w:p>
+    <w:p>
+      <w:pPr>
+        <w:pStyle w:val="ListBullet2"/>
+      </w:pPr>
+      <w:r>
         <w:t>日本語確認用: 契約内容に沿って、分かりやすく説明します。</w:t>
       </w:r>
     </w:p>
@@ -2157,13 +2267,29 @@
       </w:r>
     </w:p>
     <w:p>
-      <w:r>
-        <w:t>Leitura para pronúncia: ヴァモス コンフィルマール NÚMERO ジ DIAS ジ INTERNAÇÃO イ エスプリカール ジ フォルマ シンプレス コンフォルミ オ コントラート</w:t>
-      </w:r>
-    </w:p>
-    <w:p>
-      <w:r>
-        <w:t>Português brasileiro: Vamos confirmar número de dias de internação e explicar de forma simples, conforme o contrato.</w:t>
+      <w:pPr>
+        <w:pStyle w:val="Heading3"/>
+      </w:pPr>
+      <w:r>
+        <w:t>ポルトガル語で伝える内容</w:t>
+      </w:r>
+    </w:p>
+    <w:p>
+      <w:r>
+        <w:t>Vamos confirmar número de dias de internação e explicar de forma simples, conforme o contrato.</w:t>
+      </w:r>
+    </w:p>
+    <w:p>
+      <w:pPr>
+        <w:pStyle w:val="Heading3"/>
+      </w:pPr>
+      <w:r>
+        <w:t>カタカナ読み</w:t>
+      </w:r>
+    </w:p>
+    <w:p>
+      <w:r>
+        <w:t>ヴァモス コンフィルマール ンウムエルオ ジ ドイアス ジ インテルナサォン イ エスプリカール ジ フォルマ シンプレス コンフォルミ オ コントラート</w:t>
       </w:r>
     </w:p>
     <w:p>
@@ -2184,20 +2310,15 @@
         <w:pStyle w:val="Heading3"/>
       </w:pPr>
       <w:r>
-        <w:t>顧客に伝えるポルトガル語</w:t>
-      </w:r>
-    </w:p>
-    <w:p>
-      <w:pPr>
-        <w:pStyle w:val="ListBullet"/>
-      </w:pPr>
-      <w:r>
-        <w:t>Leitura para pronúncia: ヴァモス コンフィルマール NÚMERO ジ DIAS ジ INTERNAÇÃO</w:t>
-      </w:r>
-    </w:p>
-    <w:p>
-      <w:r>
-        <w:t xml:space="preserve">  Português brasileiro: Vamos confirmar número de dias de internação.</w:t>
+        <w:t>ポルトガル語で伝える内容</w:t>
+      </w:r>
+    </w:p>
+    <w:p>
+      <w:pPr>
+        <w:pStyle w:val="ListBullet"/>
+      </w:pPr>
+      <w:r>
+        <w:t>Português brasileiro: Vamos confirmar número de dias de internação.</w:t>
       </w:r>
     </w:p>
     <w:p>
@@ -2205,6 +2326,14 @@
         <w:pStyle w:val="ListBullet2"/>
       </w:pPr>
       <w:r>
+        <w:t>カタカナ読み: ヴァモス コンフィルマール ンウムエルオ ジ ドイアス ジ インテルナサォン</w:t>
+      </w:r>
+    </w:p>
+    <w:p>
+      <w:pPr>
+        <w:pStyle w:val="ListBullet2"/>
+      </w:pPr>
+      <w:r>
         <w:t>日本語確認用: 「Número de dias de internação」について確認しましょう。</w:t>
       </w:r>
     </w:p>
@@ -2213,12 +2342,7 @@
         <w:pStyle w:val="ListBullet"/>
       </w:pPr>
       <w:r>
-        <w:t>Leitura para pronúncia: VOU エスプリカール ジ フォルマ シンプレス コンフォルミ オ コントラート</w:t>
-      </w:r>
-    </w:p>
-    <w:p>
-      <w:r>
-        <w:t xml:space="preserve">  Português brasileiro: Vou explicar de forma simples, conforme o contrato.</w:t>
+        <w:t>Português brasileiro: Vou explicar de forma simples, conforme o contrato.</w:t>
       </w:r>
     </w:p>
     <w:p>
@@ -2226,6 +2350,14 @@
         <w:pStyle w:val="ListBullet2"/>
       </w:pPr>
       <w:r>
+        <w:t>カタカナ読み: ヴォウ エスプリカール ジ フォルマ シンプレス コンフォルミ オ コントラート</w:t>
+      </w:r>
+    </w:p>
+    <w:p>
+      <w:pPr>
+        <w:pStyle w:val="ListBullet2"/>
+      </w:pPr>
+      <w:r>
         <w:t>日本語確認用: 契約内容に沿って、分かりやすく説明します。</w:t>
       </w:r>
     </w:p>
@@ -2560,13 +2692,29 @@
       </w:r>
     </w:p>
     <w:p>
-      <w:r>
-        <w:t>Leitura para pronúncia: ヴァモス コンフィルマール LIMITE ジ DIAS PAGOS イ エスプリカール ジ フォルマ シンプレス コンフォルミ オ コントラート</w:t>
-      </w:r>
-    </w:p>
-    <w:p>
-      <w:r>
-        <w:t>Português brasileiro: Vamos confirmar limite de dias pagos e explicar de forma simples, conforme o contrato.</w:t>
+      <w:pPr>
+        <w:pStyle w:val="Heading3"/>
+      </w:pPr>
+      <w:r>
+        <w:t>ポルトガル語で伝える内容</w:t>
+      </w:r>
+    </w:p>
+    <w:p>
+      <w:r>
+        <w:t>Vamos confirmar limite de dias pagos e explicar de forma simples, conforme o contrato.</w:t>
+      </w:r>
+    </w:p>
+    <w:p>
+      <w:pPr>
+        <w:pStyle w:val="Heading3"/>
+      </w:pPr>
+      <w:r>
+        <w:t>カタカナ読み</w:t>
+      </w:r>
+    </w:p>
+    <w:p>
+      <w:r>
+        <w:t>ヴァモス コンフィルマール ルイムイトエ ジ ドイアス プアグオス イ エスプリカール ジ フォルマ シンプレス コンフォルミ オ コントラート</w:t>
       </w:r>
     </w:p>
     <w:p>
@@ -2587,20 +2735,15 @@
         <w:pStyle w:val="Heading3"/>
       </w:pPr>
       <w:r>
-        <w:t>顧客に伝えるポルトガル語</w:t>
-      </w:r>
-    </w:p>
-    <w:p>
-      <w:pPr>
-        <w:pStyle w:val="ListBullet"/>
-      </w:pPr>
-      <w:r>
-        <w:t>Leitura para pronúncia: ヴァモス コンフィルマール LIMITE ジ DIAS PAGOS</w:t>
-      </w:r>
-    </w:p>
-    <w:p>
-      <w:r>
-        <w:t xml:space="preserve">  Português brasileiro: Vamos confirmar limite de dias pagos.</w:t>
+        <w:t>ポルトガル語で伝える内容</w:t>
+      </w:r>
+    </w:p>
+    <w:p>
+      <w:pPr>
+        <w:pStyle w:val="ListBullet"/>
+      </w:pPr>
+      <w:r>
+        <w:t>Português brasileiro: Vamos confirmar limite de dias pagos.</w:t>
       </w:r>
     </w:p>
     <w:p>
@@ -2608,6 +2751,14 @@
         <w:pStyle w:val="ListBullet2"/>
       </w:pPr>
       <w:r>
+        <w:t>カタカナ読み: ヴァモス コンフィルマール ルイムイトエ ジ ドイアス プアグオス</w:t>
+      </w:r>
+    </w:p>
+    <w:p>
+      <w:pPr>
+        <w:pStyle w:val="ListBullet2"/>
+      </w:pPr>
+      <w:r>
         <w:t>日本語確認用: 「Limite de dias pagos」について確認しましょう。</w:t>
       </w:r>
     </w:p>
@@ -2616,12 +2767,7 @@
         <w:pStyle w:val="ListBullet"/>
       </w:pPr>
       <w:r>
-        <w:t>Leitura para pronúncia: VOU エスプリカール ジ フォルマ シンプレス コンフォルミ オ コントラート</w:t>
-      </w:r>
-    </w:p>
-    <w:p>
-      <w:r>
-        <w:t xml:space="preserve">  Português brasileiro: Vou explicar de forma simples, conforme o contrato.</w:t>
+        <w:t>Português brasileiro: Vou explicar de forma simples, conforme o contrato.</w:t>
       </w:r>
     </w:p>
     <w:p>
@@ -2629,6 +2775,14 @@
         <w:pStyle w:val="ListBullet2"/>
       </w:pPr>
       <w:r>
+        <w:t>カタカナ読み: ヴォウ エスプリカール ジ フォルマ シンプレス コンフォルミ オ コントラート</w:t>
+      </w:r>
+    </w:p>
+    <w:p>
+      <w:pPr>
+        <w:pStyle w:val="ListBullet2"/>
+      </w:pPr>
+      <w:r>
         <w:t>日本語確認用: 契約内容に沿って、分かりやすく説明します。</w:t>
       </w:r>
     </w:p>
@@ -2963,13 +3117,29 @@
       </w:r>
     </w:p>
     <w:p>
-      <w:r>
-        <w:t>Leitura para pronúncia: ヴァモス コンフィルマール PERÍODO ジ CARÊNCIA OU NÃO PAGAMENTO イ エスプリカール ジ フォルマ シンプレス コンフォルミ オ コントラート</w:t>
-      </w:r>
-    </w:p>
-    <w:p>
-      <w:r>
-        <w:t>Português brasileiro: Vamos confirmar período de carência ou não pagamento e explicar de forma simples, conforme o contrato.</w:t>
+      <w:pPr>
+        <w:pStyle w:val="Heading3"/>
+      </w:pPr>
+      <w:r>
+        <w:t>ポルトガル語で伝える内容</w:t>
+      </w:r>
+    </w:p>
+    <w:p>
+      <w:r>
+        <w:t>Vamos confirmar período de carência ou não pagamento e explicar de forma simples, conforme o contrato.</w:t>
+      </w:r>
+    </w:p>
+    <w:p>
+      <w:pPr>
+        <w:pStyle w:val="Heading3"/>
+      </w:pPr>
+      <w:r>
+        <w:t>カタカナ読み</w:t>
+      </w:r>
+    </w:p>
+    <w:p>
+      <w:r>
+        <w:t>ヴァモス コンフィルマール プエルイオドオ ジ クアルエンクイア オウ ンアォン パガメント イ エスプリカール ジ フォルマ シンプレス コンフォルミ オ コントラート</w:t>
       </w:r>
     </w:p>
     <w:p>
@@ -2990,20 +3160,15 @@
         <w:pStyle w:val="Heading3"/>
       </w:pPr>
       <w:r>
-        <w:t>顧客に伝えるポルトガル語</w:t>
-      </w:r>
-    </w:p>
-    <w:p>
-      <w:pPr>
-        <w:pStyle w:val="ListBullet"/>
-      </w:pPr>
-      <w:r>
-        <w:t>Leitura para pronúncia: ヴァモス コンフィルマール PERÍODO ジ CARÊNCIA OU NÃO PAGAMENTO</w:t>
-      </w:r>
-    </w:p>
-    <w:p>
-      <w:r>
-        <w:t xml:space="preserve">  Português brasileiro: Vamos confirmar período de carência ou não pagamento.</w:t>
+        <w:t>ポルトガル語で伝える内容</w:t>
+      </w:r>
+    </w:p>
+    <w:p>
+      <w:pPr>
+        <w:pStyle w:val="ListBullet"/>
+      </w:pPr>
+      <w:r>
+        <w:t>Português brasileiro: Vamos confirmar período de carência ou não pagamento.</w:t>
       </w:r>
     </w:p>
     <w:p>
@@ -3011,6 +3176,14 @@
         <w:pStyle w:val="ListBullet2"/>
       </w:pPr>
       <w:r>
+        <w:t>カタカナ読み: ヴァモス コンフィルマール プエルイオドオ ジ クアルエンクイア オウ ンアォン パガメント</w:t>
+      </w:r>
+    </w:p>
+    <w:p>
+      <w:pPr>
+        <w:pStyle w:val="ListBullet2"/>
+      </w:pPr>
+      <w:r>
         <w:t>日本語確認用: 「Período de carência ou não pagamento」について確認しましょう。</w:t>
       </w:r>
     </w:p>
@@ -3019,12 +3192,7 @@
         <w:pStyle w:val="ListBullet"/>
       </w:pPr>
       <w:r>
-        <w:t>Leitura para pronúncia: VOU エスプリカール ジ フォルマ シンプレス コンフォルミ オ コントラート</w:t>
-      </w:r>
-    </w:p>
-    <w:p>
-      <w:r>
-        <w:t xml:space="preserve">  Português brasileiro: Vou explicar de forma simples, conforme o contrato.</w:t>
+        <w:t>Português brasileiro: Vou explicar de forma simples, conforme o contrato.</w:t>
       </w:r>
     </w:p>
     <w:p>
@@ -3032,6 +3200,14 @@
         <w:pStyle w:val="ListBullet2"/>
       </w:pPr>
       <w:r>
+        <w:t>カタカナ読み: ヴォウ エスプリカール ジ フォルマ シンプレス コンフォルミ オ コントラート</w:t>
+      </w:r>
+    </w:p>
+    <w:p>
+      <w:pPr>
+        <w:pStyle w:val="ListBullet2"/>
+      </w:pPr>
+      <w:r>
         <w:t>日本語確認用: 契約内容に沿って、分かりやすく説明します。</w:t>
       </w:r>
     </w:p>
@@ -3366,13 +3542,29 @@
       </w:r>
     </w:p>
     <w:p>
-      <w:r>
-        <w:t>Leitura para pronúncia: ヴァモス コンフィルマール TRATAMENTO メジコ AVANÇADO イ エスプリカール ジ フォルマ シンプレス コンフォルミ オ コントラート</w:t>
-      </w:r>
-    </w:p>
-    <w:p>
-      <w:r>
-        <w:t>Português brasileiro: Vamos confirmar tratamento médico avançado e explicar de forma simples, conforme o contrato.</w:t>
+      <w:pPr>
+        <w:pStyle w:val="Heading3"/>
+      </w:pPr>
+      <w:r>
+        <w:t>ポルトガル語で伝える内容</w:t>
+      </w:r>
+    </w:p>
+    <w:p>
+      <w:r>
+        <w:t>Vamos confirmar tratamento médico avançado e explicar de forma simples, conforme o contrato.</w:t>
+      </w:r>
+    </w:p>
+    <w:p>
+      <w:pPr>
+        <w:pStyle w:val="Heading3"/>
+      </w:pPr>
+      <w:r>
+        <w:t>カタカナ読み</w:t>
+      </w:r>
+    </w:p>
+    <w:p>
+      <w:r>
+        <w:t>ヴァモス コンフィルマール トラタメント メジコ アヴアンスアドオ イ エスプリカール ジ フォルマ シンプレス コンフォルミ オ コントラート</w:t>
       </w:r>
     </w:p>
     <w:p>
@@ -3393,20 +3585,15 @@
         <w:pStyle w:val="Heading3"/>
       </w:pPr>
       <w:r>
-        <w:t>顧客に伝えるポルトガル語</w:t>
-      </w:r>
-    </w:p>
-    <w:p>
-      <w:pPr>
-        <w:pStyle w:val="ListBullet"/>
-      </w:pPr>
-      <w:r>
-        <w:t>Leitura para pronúncia: ヴァモス コンフィルマール TRATAMENTO メジコ AVANÇADO</w:t>
-      </w:r>
-    </w:p>
-    <w:p>
-      <w:r>
-        <w:t xml:space="preserve">  Português brasileiro: Vamos confirmar tratamento médico avançado.</w:t>
+        <w:t>ポルトガル語で伝える内容</w:t>
+      </w:r>
+    </w:p>
+    <w:p>
+      <w:pPr>
+        <w:pStyle w:val="ListBullet"/>
+      </w:pPr>
+      <w:r>
+        <w:t>Português brasileiro: Vamos confirmar tratamento médico avançado.</w:t>
       </w:r>
     </w:p>
     <w:p>
@@ -3414,6 +3601,14 @@
         <w:pStyle w:val="ListBullet2"/>
       </w:pPr>
       <w:r>
+        <w:t>カタカナ読み: ヴァモス コンフィルマール トラタメント メジコ アヴアンスアドオ</w:t>
+      </w:r>
+    </w:p>
+    <w:p>
+      <w:pPr>
+        <w:pStyle w:val="ListBullet2"/>
+      </w:pPr>
+      <w:r>
         <w:t>日本語確認用: 「Tratamento médico avançado」について確認しましょう。</w:t>
       </w:r>
     </w:p>
@@ -3422,12 +3617,7 @@
         <w:pStyle w:val="ListBullet"/>
       </w:pPr>
       <w:r>
-        <w:t>Leitura para pronúncia: VOU エスプリカール ジ フォルマ シンプレス コンフォルミ オ コントラート</w:t>
-      </w:r>
-    </w:p>
-    <w:p>
-      <w:r>
-        <w:t xml:space="preserve">  Português brasileiro: Vou explicar de forma simples, conforme o contrato.</w:t>
+        <w:t>Português brasileiro: Vou explicar de forma simples, conforme o contrato.</w:t>
       </w:r>
     </w:p>
     <w:p>
@@ -3435,6 +3625,14 @@
         <w:pStyle w:val="ListBullet2"/>
       </w:pPr>
       <w:r>
+        <w:t>カタカナ読み: ヴォウ エスプリカール ジ フォルマ シンプレス コンフォルミ オ コントラート</w:t>
+      </w:r>
+    </w:p>
+    <w:p>
+      <w:pPr>
+        <w:pStyle w:val="ListBullet2"/>
+      </w:pPr>
+      <w:r>
         <w:t>日本語確認用: 契約内容に沿って、分かりやすく説明します。</w:t>
       </w:r>
     </w:p>
@@ -3769,13 +3967,29 @@
       </w:r>
     </w:p>
     <w:p>
-      <w:r>
-        <w:t>Leitura para pronúncia: ヴァモス コンフィルマール ベネフィシオ ジ TRATAMENTO メジコ AVANÇADO イ エスプリカール ジ フォルマ シンプレス コンフォルミ オ コントラート</w:t>
-      </w:r>
-    </w:p>
-    <w:p>
-      <w:r>
-        <w:t>Português brasileiro: Vamos confirmar benefício de tratamento médico avançado e explicar de forma simples, conforme o contrato.</w:t>
+      <w:pPr>
+        <w:pStyle w:val="Heading3"/>
+      </w:pPr>
+      <w:r>
+        <w:t>ポルトガル語で伝える内容</w:t>
+      </w:r>
+    </w:p>
+    <w:p>
+      <w:r>
+        <w:t>Vamos confirmar benefício de tratamento médico avançado e explicar de forma simples, conforme o contrato.</w:t>
+      </w:r>
+    </w:p>
+    <w:p>
+      <w:pPr>
+        <w:pStyle w:val="Heading3"/>
+      </w:pPr>
+      <w:r>
+        <w:t>カタカナ読み</w:t>
+      </w:r>
+    </w:p>
+    <w:p>
+      <w:r>
+        <w:t>ヴァモス コンフィルマール ベネフィシオ ジ トラタメント メジコ アヴアンスアドオ イ エスプリカール ジ フォルマ シンプレス コンフォルミ オ コントラート</w:t>
       </w:r>
     </w:p>
     <w:p>
@@ -3796,20 +4010,15 @@
         <w:pStyle w:val="Heading3"/>
       </w:pPr>
       <w:r>
-        <w:t>顧客に伝えるポルトガル語</w:t>
-      </w:r>
-    </w:p>
-    <w:p>
-      <w:pPr>
-        <w:pStyle w:val="ListBullet"/>
-      </w:pPr>
-      <w:r>
-        <w:t>Leitura para pronúncia: ヴァモス コンフィルマール ベネフィシオ ジ TRATAMENTO メジコ AVANÇADO</w:t>
-      </w:r>
-    </w:p>
-    <w:p>
-      <w:r>
-        <w:t xml:space="preserve">  Português brasileiro: Vamos confirmar benefício de tratamento médico avançado.</w:t>
+        <w:t>ポルトガル語で伝える内容</w:t>
+      </w:r>
+    </w:p>
+    <w:p>
+      <w:pPr>
+        <w:pStyle w:val="ListBullet"/>
+      </w:pPr>
+      <w:r>
+        <w:t>Português brasileiro: Vamos confirmar benefício de tratamento médico avançado.</w:t>
       </w:r>
     </w:p>
     <w:p>
@@ -3817,6 +4026,14 @@
         <w:pStyle w:val="ListBullet2"/>
       </w:pPr>
       <w:r>
+        <w:t>カタカナ読み: ヴァモス コンフィルマール ベネフィシオ ジ トラタメント メジコ アヴアンスアドオ</w:t>
+      </w:r>
+    </w:p>
+    <w:p>
+      <w:pPr>
+        <w:pStyle w:val="ListBullet2"/>
+      </w:pPr>
+      <w:r>
         <w:t>日本語確認用: 「Benefício de tratamento médico avançado」について確認しましょう。</w:t>
       </w:r>
     </w:p>
@@ -3825,12 +4042,7 @@
         <w:pStyle w:val="ListBullet"/>
       </w:pPr>
       <w:r>
-        <w:t>Leitura para pronúncia: VOU エスプリカール ジ フォルマ シンプレス コンフォルミ オ コントラート</w:t>
-      </w:r>
-    </w:p>
-    <w:p>
-      <w:r>
-        <w:t xml:space="preserve">  Português brasileiro: Vou explicar de forma simples, conforme o contrato.</w:t>
+        <w:t>Português brasileiro: Vou explicar de forma simples, conforme o contrato.</w:t>
       </w:r>
     </w:p>
     <w:p>
@@ -3838,6 +4050,14 @@
         <w:pStyle w:val="ListBullet2"/>
       </w:pPr>
       <w:r>
+        <w:t>カタカナ読み: ヴォウ エスプリカール ジ フォルマ シンプレス コンフォルミ オ コントラート</w:t>
+      </w:r>
+    </w:p>
+    <w:p>
+      <w:pPr>
+        <w:pStyle w:val="ListBullet2"/>
+      </w:pPr>
+      <w:r>
         <w:t>日本語確認用: 契約内容に沿って、分かりやすく説明します。</w:t>
       </w:r>
     </w:p>
@@ -4172,13 +4392,29 @@
       </w:r>
     </w:p>
     <w:p>
-      <w:r>
-        <w:t>Leitura para pronúncia: ヴァモス コンフィルマール ベネフィシオ ポル DIAGNÓSTICO ジ CÂNCER イ エスプリカール ジ フォルマ シンプレス コンフォルミ オ コントラート</w:t>
-      </w:r>
-    </w:p>
-    <w:p>
-      <w:r>
-        <w:t>Português brasileiro: Vamos confirmar benefício por diagnóstico de câncer e explicar de forma simples, conforme o contrato.</w:t>
+      <w:pPr>
+        <w:pStyle w:val="Heading3"/>
+      </w:pPr>
+      <w:r>
+        <w:t>ポルトガル語で伝える内容</w:t>
+      </w:r>
+    </w:p>
+    <w:p>
+      <w:r>
+        <w:t>Vamos confirmar benefício por diagnóstico de câncer e explicar de forma simples, conforme o contrato.</w:t>
+      </w:r>
+    </w:p>
+    <w:p>
+      <w:pPr>
+        <w:pStyle w:val="Heading3"/>
+      </w:pPr>
+      <w:r>
+        <w:t>カタカナ読み</w:t>
+      </w:r>
+    </w:p>
+    <w:p>
+      <w:r>
+        <w:t>ヴァモス コンフィルマール ベネフィシオ ポル ジアグノスチコ ジ カンセル イ エスプリカール ジ フォルマ シンプレス コンフォルミ オ コントラート</w:t>
       </w:r>
     </w:p>
     <w:p>
@@ -4199,20 +4435,15 @@
         <w:pStyle w:val="Heading3"/>
       </w:pPr>
       <w:r>
-        <w:t>顧客に伝えるポルトガル語</w:t>
-      </w:r>
-    </w:p>
-    <w:p>
-      <w:pPr>
-        <w:pStyle w:val="ListBullet"/>
-      </w:pPr>
-      <w:r>
-        <w:t>Leitura para pronúncia: ヴァモス コンフィルマール ベネフィシオ ポル DIAGNÓSTICO ジ CÂNCER</w:t>
-      </w:r>
-    </w:p>
-    <w:p>
-      <w:r>
-        <w:t xml:space="preserve">  Português brasileiro: Vamos confirmar benefício por diagnóstico de câncer.</w:t>
+        <w:t>ポルトガル語で伝える内容</w:t>
+      </w:r>
+    </w:p>
+    <w:p>
+      <w:pPr>
+        <w:pStyle w:val="ListBullet"/>
+      </w:pPr>
+      <w:r>
+        <w:t>Português brasileiro: Vamos confirmar benefício por diagnóstico de câncer.</w:t>
       </w:r>
     </w:p>
     <w:p>
@@ -4220,6 +4451,14 @@
         <w:pStyle w:val="ListBullet2"/>
       </w:pPr>
       <w:r>
+        <w:t>カタカナ読み: ヴァモス コンフィルマール ベネフィシオ ポル ジアグノスチコ ジ カンセル</w:t>
+      </w:r>
+    </w:p>
+    <w:p>
+      <w:pPr>
+        <w:pStyle w:val="ListBullet2"/>
+      </w:pPr>
+      <w:r>
         <w:t>日本語確認用: 「Benefício por diagnóstico de câncer」について確認しましょう。</w:t>
       </w:r>
     </w:p>
@@ -4228,12 +4467,7 @@
         <w:pStyle w:val="ListBullet"/>
       </w:pPr>
       <w:r>
-        <w:t>Leitura para pronúncia: VOU エスプリカール ジ フォルマ シンプレス コンフォルミ オ コントラート</w:t>
-      </w:r>
-    </w:p>
-    <w:p>
-      <w:r>
-        <w:t xml:space="preserve">  Português brasileiro: Vou explicar de forma simples, conforme o contrato.</w:t>
+        <w:t>Português brasileiro: Vou explicar de forma simples, conforme o contrato.</w:t>
       </w:r>
     </w:p>
     <w:p>
@@ -4241,6 +4475,14 @@
         <w:pStyle w:val="ListBullet2"/>
       </w:pPr>
       <w:r>
+        <w:t>カタカナ読み: ヴォウ エスプリカール ジ フォルマ シンプレス コンフォルミ オ コントラート</w:t>
+      </w:r>
+    </w:p>
+    <w:p>
+      <w:pPr>
+        <w:pStyle w:val="ListBullet2"/>
+      </w:pPr>
+      <w:r>
         <w:t>日本語確認用: 契約内容に沿って、分かりやすく説明します。</w:t>
       </w:r>
     </w:p>
@@ -4575,13 +4817,29 @@
       </w:r>
     </w:p>
     <w:p>
-      <w:r>
-        <w:t>Leitura para pronúncia: ヴァモス コンフィルマール コベルツーラ PARA TRÊS DOENÇAS GRAVES イ エスプリカール ジ フォルマ シンプレス コンフォルミ オ コントラート</w:t>
-      </w:r>
-    </w:p>
-    <w:p>
-      <w:r>
-        <w:t>Português brasileiro: Vamos confirmar cobertura para três doenças graves e explicar de forma simples, conforme o contrato.</w:t>
+      <w:pPr>
+        <w:pStyle w:val="Heading3"/>
+      </w:pPr>
+      <w:r>
+        <w:t>ポルトガル語で伝える内容</w:t>
+      </w:r>
+    </w:p>
+    <w:p>
+      <w:r>
+        <w:t>Vamos confirmar cobertura para três doenças graves e explicar de forma simples, conforme o contrato.</w:t>
+      </w:r>
+    </w:p>
+    <w:p>
+      <w:pPr>
+        <w:pStyle w:val="Heading3"/>
+      </w:pPr>
+      <w:r>
+        <w:t>カタカナ読み</w:t>
+      </w:r>
+    </w:p>
+    <w:p>
+      <w:r>
+        <w:t>ヴァモス コンフィルマール コベルツーラ パラ トルエス ドオエンスアス グルアヴエス イ エスプリカール ジ フォルマ シンプレス コンフォルミ オ コントラート</w:t>
       </w:r>
     </w:p>
     <w:p>
@@ -4602,20 +4860,15 @@
         <w:pStyle w:val="Heading3"/>
       </w:pPr>
       <w:r>
-        <w:t>顧客に伝えるポルトガル語</w:t>
-      </w:r>
-    </w:p>
-    <w:p>
-      <w:pPr>
-        <w:pStyle w:val="ListBullet"/>
-      </w:pPr>
-      <w:r>
-        <w:t>Leitura para pronúncia: ヴァモス コンフィルマール コベルツーラ PARA TRÊS DOENÇAS GRAVES</w:t>
-      </w:r>
-    </w:p>
-    <w:p>
-      <w:r>
-        <w:t xml:space="preserve">  Português brasileiro: Vamos confirmar cobertura para três doenças graves.</w:t>
+        <w:t>ポルトガル語で伝える内容</w:t>
+      </w:r>
+    </w:p>
+    <w:p>
+      <w:pPr>
+        <w:pStyle w:val="ListBullet"/>
+      </w:pPr>
+      <w:r>
+        <w:t>Português brasileiro: Vamos confirmar cobertura para três doenças graves.</w:t>
       </w:r>
     </w:p>
     <w:p>
@@ -4623,6 +4876,14 @@
         <w:pStyle w:val="ListBullet2"/>
       </w:pPr>
       <w:r>
+        <w:t>カタカナ読み: ヴァモス コンフィルマール コベルツーラ パラ トルエス ドオエンスアス グルアヴエス</w:t>
+      </w:r>
+    </w:p>
+    <w:p>
+      <w:pPr>
+        <w:pStyle w:val="ListBullet2"/>
+      </w:pPr>
+      <w:r>
         <w:t>日本語確認用: 「Cobertura para três doenças graves」について確認しましょう。</w:t>
       </w:r>
     </w:p>
@@ -4631,12 +4892,7 @@
         <w:pStyle w:val="ListBullet"/>
       </w:pPr>
       <w:r>
-        <w:t>Leitura para pronúncia: VOU エスプリカール ジ フォルマ シンプレス コンフォルミ オ コントラート</w:t>
-      </w:r>
-    </w:p>
-    <w:p>
-      <w:r>
-        <w:t xml:space="preserve">  Português brasileiro: Vou explicar de forma simples, conforme o contrato.</w:t>
+        <w:t>Português brasileiro: Vou explicar de forma simples, conforme o contrato.</w:t>
       </w:r>
     </w:p>
     <w:p>
@@ -4644,6 +4900,14 @@
         <w:pStyle w:val="ListBullet2"/>
       </w:pPr>
       <w:r>
+        <w:t>カタカナ読み: ヴォウ エスプリカール ジ フォルマ シンプレス コンフォルミ オ コントラート</w:t>
+      </w:r>
+    </w:p>
+    <w:p>
+      <w:pPr>
+        <w:pStyle w:val="ListBullet2"/>
+      </w:pPr>
+      <w:r>
         <w:t>日本語確認用: 契約内容に沿って、分かりやすく説明します。</w:t>
       </w:r>
     </w:p>
@@ -4978,13 +5242,29 @@
       </w:r>
     </w:p>
     <w:p>
-      <w:r>
-        <w:t>Leitura para pronúncia: ヴァモス コンフィルマール コベルツーラ PARA DOENÇAS RELACIONADAS AO ESTILO ジ ヴィーダ イ エスプリカール ジ フォルマ シンプレス コンフォルミ オ コントラート</w:t>
-      </w:r>
-    </w:p>
-    <w:p>
-      <w:r>
-        <w:t>Português brasileiro: Vamos confirmar cobertura para doenças relacionadas ao estilo de vida e explicar de forma simples, conforme o contrato.</w:t>
+      <w:pPr>
+        <w:pStyle w:val="Heading3"/>
+      </w:pPr>
+      <w:r>
+        <w:t>ポルトガル語で伝える内容</w:t>
+      </w:r>
+    </w:p>
+    <w:p>
+      <w:r>
+        <w:t>Vamos confirmar cobertura para doenças relacionadas ao estilo de vida e explicar de forma simples, conforme o contrato.</w:t>
+      </w:r>
+    </w:p>
+    <w:p>
+      <w:pPr>
+        <w:pStyle w:val="Heading3"/>
+      </w:pPr>
+      <w:r>
+        <w:t>カタカナ読み</w:t>
+      </w:r>
+    </w:p>
+    <w:p>
+      <w:r>
+        <w:t>ヴァモス コンフィルマール コベルツーラ パラ ドオエンスアス ルエルアクイオンアドアス アオ エストイルオ ジ ヴィーダ イ エスプリカール ジ フォルマ シンプレス コンフォルミ オ コントラート</w:t>
       </w:r>
     </w:p>
     <w:p>
@@ -5005,20 +5285,15 @@
         <w:pStyle w:val="Heading3"/>
       </w:pPr>
       <w:r>
-        <w:t>顧客に伝えるポルトガル語</w:t>
-      </w:r>
-    </w:p>
-    <w:p>
-      <w:pPr>
-        <w:pStyle w:val="ListBullet"/>
-      </w:pPr>
-      <w:r>
-        <w:t>Leitura para pronúncia: ヴァモス コンフィルマール コベルツーラ PARA DOENÇAS RELACIONADAS AO ESTILO ジ ヴィーダ</w:t>
-      </w:r>
-    </w:p>
-    <w:p>
-      <w:r>
-        <w:t xml:space="preserve">  Português brasileiro: Vamos confirmar cobertura para doenças relacionadas ao estilo de vida.</w:t>
+        <w:t>ポルトガル語で伝える内容</w:t>
+      </w:r>
+    </w:p>
+    <w:p>
+      <w:pPr>
+        <w:pStyle w:val="ListBullet"/>
+      </w:pPr>
+      <w:r>
+        <w:t>Português brasileiro: Vamos confirmar cobertura para doenças relacionadas ao estilo de vida.</w:t>
       </w:r>
     </w:p>
     <w:p>
@@ -5026,6 +5301,14 @@
         <w:pStyle w:val="ListBullet2"/>
       </w:pPr>
       <w:r>
+        <w:t>カタカナ読み: ヴァモス コンフィルマール コベルツーラ パラ ドオエンスアス ルエルアクイオンアドアス アオ エストイルオ ジ ヴィーダ</w:t>
+      </w:r>
+    </w:p>
+    <w:p>
+      <w:pPr>
+        <w:pStyle w:val="ListBullet2"/>
+      </w:pPr>
+      <w:r>
         <w:t>日本語確認用: 「Cobertura para doenças relacionadas ao estilo de vida」について確認しましょう。</w:t>
       </w:r>
     </w:p>
@@ -5034,12 +5317,7 @@
         <w:pStyle w:val="ListBullet"/>
       </w:pPr>
       <w:r>
-        <w:t>Leitura para pronúncia: VOU エスプリカール ジ フォルマ シンプレス コンフォルミ オ コントラート</w:t>
-      </w:r>
-    </w:p>
-    <w:p>
-      <w:r>
-        <w:t xml:space="preserve">  Português brasileiro: Vou explicar de forma simples, conforme o contrato.</w:t>
+        <w:t>Português brasileiro: Vou explicar de forma simples, conforme o contrato.</w:t>
       </w:r>
     </w:p>
     <w:p>
@@ -5047,6 +5325,14 @@
         <w:pStyle w:val="ListBullet2"/>
       </w:pPr>
       <w:r>
+        <w:t>カタカナ読み: ヴォウ エスプリカール ジ フォルマ シンプレス コンフォルミ オ コントラート</w:t>
+      </w:r>
+    </w:p>
+    <w:p>
+      <w:pPr>
+        <w:pStyle w:val="ListBullet2"/>
+      </w:pPr>
+      <w:r>
         <w:t>日本語確認用: 契約内容に沿って、分かりやすく説明します。</w:t>
       </w:r>
     </w:p>
@@ -5381,13 +5667,29 @@
       </w:r>
     </w:p>
     <w:p>
-      <w:r>
-        <w:t>Leitura para pronúncia: ヴァモス コンフィルマール コベルツーラ PARA DOENÇAS FEMININAS イ エスプリカール ジ フォルマ シンプレス コンフォルミ オ コントラート</w:t>
-      </w:r>
-    </w:p>
-    <w:p>
-      <w:r>
-        <w:t>Português brasileiro: Vamos confirmar cobertura para doenças femininas e explicar de forma simples, conforme o contrato.</w:t>
+      <w:pPr>
+        <w:pStyle w:val="Heading3"/>
+      </w:pPr>
+      <w:r>
+        <w:t>ポルトガル語で伝える内容</w:t>
+      </w:r>
+    </w:p>
+    <w:p>
+      <w:r>
+        <w:t>Vamos confirmar cobertura para doenças femininas e explicar de forma simples, conforme o contrato.</w:t>
+      </w:r>
+    </w:p>
+    <w:p>
+      <w:pPr>
+        <w:pStyle w:val="Heading3"/>
+      </w:pPr>
+      <w:r>
+        <w:t>カタカナ読み</w:t>
+      </w:r>
+    </w:p>
+    <w:p>
+      <w:r>
+        <w:t>ヴァモス コンフィルマール コベルツーラ パラ ドオエンスアス フエムインインアス イ エスプリカール ジ フォルマ シンプレス コンフォルミ オ コントラート</w:t>
       </w:r>
     </w:p>
     <w:p>
@@ -5408,20 +5710,15 @@
         <w:pStyle w:val="Heading3"/>
       </w:pPr>
       <w:r>
-        <w:t>顧客に伝えるポルトガル語</w:t>
-      </w:r>
-    </w:p>
-    <w:p>
-      <w:pPr>
-        <w:pStyle w:val="ListBullet"/>
-      </w:pPr>
-      <w:r>
-        <w:t>Leitura para pronúncia: ヴァモス コンフィルマール コベルツーラ PARA DOENÇAS FEMININAS</w:t>
-      </w:r>
-    </w:p>
-    <w:p>
-      <w:r>
-        <w:t xml:space="preserve">  Português brasileiro: Vamos confirmar cobertura para doenças femininas.</w:t>
+        <w:t>ポルトガル語で伝える内容</w:t>
+      </w:r>
+    </w:p>
+    <w:p>
+      <w:pPr>
+        <w:pStyle w:val="ListBullet"/>
+      </w:pPr>
+      <w:r>
+        <w:t>Português brasileiro: Vamos confirmar cobertura para doenças femininas.</w:t>
       </w:r>
     </w:p>
     <w:p>
@@ -5429,6 +5726,14 @@
         <w:pStyle w:val="ListBullet2"/>
       </w:pPr>
       <w:r>
+        <w:t>カタカナ読み: ヴァモス コンフィルマール コベルツーラ パラ ドオエンスアス フエムインインアス</w:t>
+      </w:r>
+    </w:p>
+    <w:p>
+      <w:pPr>
+        <w:pStyle w:val="ListBullet2"/>
+      </w:pPr>
+      <w:r>
         <w:t>日本語確認用: 「Cobertura para doenças femininas」について確認しましょう。</w:t>
       </w:r>
     </w:p>
@@ -5437,12 +5742,7 @@
         <w:pStyle w:val="ListBullet"/>
       </w:pPr>
       <w:r>
-        <w:t>Leitura para pronúncia: VOU エスプリカール ジ フォルマ シンプレス コンフォルミ オ コントラート</w:t>
-      </w:r>
-    </w:p>
-    <w:p>
-      <w:r>
-        <w:t xml:space="preserve">  Português brasileiro: Vou explicar de forma simples, conforme o contrato.</w:t>
+        <w:t>Português brasileiro: Vou explicar de forma simples, conforme o contrato.</w:t>
       </w:r>
     </w:p>
     <w:p>
@@ -5450,6 +5750,14 @@
         <w:pStyle w:val="ListBullet2"/>
       </w:pPr>
       <w:r>
+        <w:t>カタカナ読み: ヴォウ エスプリカール ジ フォルマ シンプレス コンフォルミ オ コントラート</w:t>
+      </w:r>
+    </w:p>
+    <w:p>
+      <w:pPr>
+        <w:pStyle w:val="ListBullet2"/>
+      </w:pPr>
+      <w:r>
         <w:t>日本語確認用: 契約内容に沿って、分かりやすく説明します。</w:t>
       </w:r>
     </w:p>
@@ -5784,13 +6092,29 @@
       </w:r>
     </w:p>
     <w:p>
-      <w:r>
-        <w:t>Leitura para pronúncia: ヴァモス コンフィルマール GRAVIDEZ イ PARTO イ エスプリカール ジ フォルマ シンプレス コンフォルミ オ コントラート</w:t>
-      </w:r>
-    </w:p>
-    <w:p>
-      <w:r>
-        <w:t>Português brasileiro: Vamos confirmar gravidez e parto e explicar de forma simples, conforme o contrato.</w:t>
+      <w:pPr>
+        <w:pStyle w:val="Heading3"/>
+      </w:pPr>
+      <w:r>
+        <w:t>ポルトガル語で伝える内容</w:t>
+      </w:r>
+    </w:p>
+    <w:p>
+      <w:r>
+        <w:t>Vamos confirmar gravidez e parto e explicar de forma simples, conforme o contrato.</w:t>
+      </w:r>
+    </w:p>
+    <w:p>
+      <w:pPr>
+        <w:pStyle w:val="Heading3"/>
+      </w:pPr>
+      <w:r>
+        <w:t>カタカナ読み</w:t>
+      </w:r>
+    </w:p>
+    <w:p>
+      <w:r>
+        <w:t>ヴァモス コンフィルマール グルアヴイドエズ イ プアルトオ イ エスプリカール ジ フォルマ シンプレス コンフォルミ オ コントラート</w:t>
       </w:r>
     </w:p>
     <w:p>
@@ -5811,20 +6135,15 @@
         <w:pStyle w:val="Heading3"/>
       </w:pPr>
       <w:r>
-        <w:t>顧客に伝えるポルトガル語</w:t>
-      </w:r>
-    </w:p>
-    <w:p>
-      <w:pPr>
-        <w:pStyle w:val="ListBullet"/>
-      </w:pPr>
-      <w:r>
-        <w:t>Leitura para pronúncia: ヴァモス コンフィルマール GRAVIDEZ イ PARTO</w:t>
-      </w:r>
-    </w:p>
-    <w:p>
-      <w:r>
-        <w:t xml:space="preserve">  Português brasileiro: Vamos confirmar gravidez e parto.</w:t>
+        <w:t>ポルトガル語で伝える内容</w:t>
+      </w:r>
+    </w:p>
+    <w:p>
+      <w:pPr>
+        <w:pStyle w:val="ListBullet"/>
+      </w:pPr>
+      <w:r>
+        <w:t>Português brasileiro: Vamos confirmar gravidez e parto.</w:t>
       </w:r>
     </w:p>
     <w:p>
@@ -5832,6 +6151,14 @@
         <w:pStyle w:val="ListBullet2"/>
       </w:pPr>
       <w:r>
+        <w:t>カタカナ読み: ヴァモス コンフィルマール グルアヴイドエズ イ プアルトオ</w:t>
+      </w:r>
+    </w:p>
+    <w:p>
+      <w:pPr>
+        <w:pStyle w:val="ListBullet2"/>
+      </w:pPr>
+      <w:r>
         <w:t>日本語確認用: 「Gravidez e parto」について確認しましょう。</w:t>
       </w:r>
     </w:p>
@@ -5840,12 +6167,7 @@
         <w:pStyle w:val="ListBullet"/>
       </w:pPr>
       <w:r>
-        <w:t>Leitura para pronúncia: VOU エスプリカール ジ フォルマ シンプレス コンフォルミ オ コントラート</w:t>
-      </w:r>
-    </w:p>
-    <w:p>
-      <w:r>
-        <w:t xml:space="preserve">  Português brasileiro: Vou explicar de forma simples, conforme o contrato.</w:t>
+        <w:t>Português brasileiro: Vou explicar de forma simples, conforme o contrato.</w:t>
       </w:r>
     </w:p>
     <w:p>
@@ -5853,6 +6175,14 @@
         <w:pStyle w:val="ListBullet2"/>
       </w:pPr>
       <w:r>
+        <w:t>カタカナ読み: ヴォウ エスプリカール ジ フォルマ シンプレス コンフォルミ オ コントラート</w:t>
+      </w:r>
+    </w:p>
+    <w:p>
+      <w:pPr>
+        <w:pStyle w:val="ListBullet2"/>
+      </w:pPr>
+      <w:r>
         <w:t>日本語確認用: 契約内容に沿って、分かりやすく説明します。</w:t>
       </w:r>
     </w:p>
@@ -6187,13 +6517,29 @@
       </w:r>
     </w:p>
     <w:p>
-      <w:r>
-        <w:t>Leitura para pronúncia: ヴァモス コンフィルマール PARTO COM COMPLICAÇÃO イ エスプリカール ジ フォルマ シンプレス コンフォルミ オ コントラート</w:t>
-      </w:r>
-    </w:p>
-    <w:p>
-      <w:r>
-        <w:t>Português brasileiro: Vamos confirmar parto com complicação e explicar de forma simples, conforme o contrato.</w:t>
+      <w:pPr>
+        <w:pStyle w:val="Heading3"/>
+      </w:pPr>
+      <w:r>
+        <w:t>ポルトガル語で伝える内容</w:t>
+      </w:r>
+    </w:p>
+    <w:p>
+      <w:r>
+        <w:t>Vamos confirmar parto com complicação e explicar de forma simples, conforme o contrato.</w:t>
+      </w:r>
+    </w:p>
+    <w:p>
+      <w:pPr>
+        <w:pStyle w:val="Heading3"/>
+      </w:pPr>
+      <w:r>
+        <w:t>カタカナ読み</w:t>
+      </w:r>
+    </w:p>
+    <w:p>
+      <w:r>
+        <w:t>ヴァモス コンフィルマール プアルトオ コン クオムプルイクアサォン イ エスプリカール ジ フォルマ シンプレス コンフォルミ オ コントラート</w:t>
       </w:r>
     </w:p>
     <w:p>
@@ -6214,20 +6560,15 @@
         <w:pStyle w:val="Heading3"/>
       </w:pPr>
       <w:r>
-        <w:t>顧客に伝えるポルトガル語</w:t>
-      </w:r>
-    </w:p>
-    <w:p>
-      <w:pPr>
-        <w:pStyle w:val="ListBullet"/>
-      </w:pPr>
-      <w:r>
-        <w:t>Leitura para pronúncia: ヴァモス コンフィルマール PARTO COM COMPLICAÇÃO</w:t>
-      </w:r>
-    </w:p>
-    <w:p>
-      <w:r>
-        <w:t xml:space="preserve">  Português brasileiro: Vamos confirmar parto com complicação.</w:t>
+        <w:t>ポルトガル語で伝える内容</w:t>
+      </w:r>
+    </w:p>
+    <w:p>
+      <w:pPr>
+        <w:pStyle w:val="ListBullet"/>
+      </w:pPr>
+      <w:r>
+        <w:t>Português brasileiro: Vamos confirmar parto com complicação.</w:t>
       </w:r>
     </w:p>
     <w:p>
@@ -6235,6 +6576,14 @@
         <w:pStyle w:val="ListBullet2"/>
       </w:pPr>
       <w:r>
+        <w:t>カタカナ読み: ヴァモス コンフィルマール プアルトオ コン クオムプルイクアサォン</w:t>
+      </w:r>
+    </w:p>
+    <w:p>
+      <w:pPr>
+        <w:pStyle w:val="ListBullet2"/>
+      </w:pPr>
+      <w:r>
         <w:t>日本語確認用: 「Parto com complicação」について確認しましょう。</w:t>
       </w:r>
     </w:p>
@@ -6243,12 +6592,7 @@
         <w:pStyle w:val="ListBullet"/>
       </w:pPr>
       <w:r>
-        <w:t>Leitura para pronúncia: VOU エスプリカール ジ フォルマ シンプレス コンフォルミ オ コントラート</w:t>
-      </w:r>
-    </w:p>
-    <w:p>
-      <w:r>
-        <w:t xml:space="preserve">  Português brasileiro: Vou explicar de forma simples, conforme o contrato.</w:t>
+        <w:t>Português brasileiro: Vou explicar de forma simples, conforme o contrato.</w:t>
       </w:r>
     </w:p>
     <w:p>
@@ -6256,6 +6600,14 @@
         <w:pStyle w:val="ListBullet2"/>
       </w:pPr>
       <w:r>
+        <w:t>カタカナ読み: ヴォウ エスプリカール ジ フォルマ シンプレス コンフォルミ オ コントラート</w:t>
+      </w:r>
+    </w:p>
+    <w:p>
+      <w:pPr>
+        <w:pStyle w:val="ListBullet2"/>
+      </w:pPr>
+      <w:r>
         <w:t>日本語確認用: 契約内容に沿って、分かりやすく説明します。</w:t>
       </w:r>
     </w:p>
@@ -6590,13 +6942,29 @@
       </w:r>
     </w:p>
     <w:p>
-      <w:r>
-        <w:t>Leitura para pronúncia: ヴァモス コンフィルマール TRANSTORNO MENTAL イ エスプリカール ジ フォルマ シンプレス コンフォルミ オ コントラート</w:t>
-      </w:r>
-    </w:p>
-    <w:p>
-      <w:r>
-        <w:t>Português brasileiro: Vamos confirmar transtorno mental e explicar de forma simples, conforme o contrato.</w:t>
+      <w:pPr>
+        <w:pStyle w:val="Heading3"/>
+      </w:pPr>
+      <w:r>
+        <w:t>ポルトガル語で伝える内容</w:t>
+      </w:r>
+    </w:p>
+    <w:p>
+      <w:r>
+        <w:t>Vamos confirmar transtorno mental e explicar de forma simples, conforme o contrato.</w:t>
+      </w:r>
+    </w:p>
+    <w:p>
+      <w:pPr>
+        <w:pStyle w:val="Heading3"/>
+      </w:pPr>
+      <w:r>
+        <w:t>カタカナ読み</w:t>
+      </w:r>
+    </w:p>
+    <w:p>
+      <w:r>
+        <w:t>ヴァモス コンフィルマール トランストルノ メンタウ イ エスプリカール ジ フォルマ シンプレス コンフォルミ オ コントラート</w:t>
       </w:r>
     </w:p>
     <w:p>
@@ -6617,20 +6985,15 @@
         <w:pStyle w:val="Heading3"/>
       </w:pPr>
       <w:r>
-        <w:t>顧客に伝えるポルトガル語</w:t>
-      </w:r>
-    </w:p>
-    <w:p>
-      <w:pPr>
-        <w:pStyle w:val="ListBullet"/>
-      </w:pPr>
-      <w:r>
-        <w:t>Leitura para pronúncia: ヴァモス コンフィルマール TRANSTORNO MENTAL</w:t>
-      </w:r>
-    </w:p>
-    <w:p>
-      <w:r>
-        <w:t xml:space="preserve">  Português brasileiro: Vamos confirmar transtorno mental.</w:t>
+        <w:t>ポルトガル語で伝える内容</w:t>
+      </w:r>
+    </w:p>
+    <w:p>
+      <w:pPr>
+        <w:pStyle w:val="ListBullet"/>
+      </w:pPr>
+      <w:r>
+        <w:t>Português brasileiro: Vamos confirmar transtorno mental.</w:t>
       </w:r>
     </w:p>
     <w:p>
@@ -6638,6 +7001,14 @@
         <w:pStyle w:val="ListBullet2"/>
       </w:pPr>
       <w:r>
+        <w:t>カタカナ読み: ヴァモス コンフィルマール トランストルノ メンタウ</w:t>
+      </w:r>
+    </w:p>
+    <w:p>
+      <w:pPr>
+        <w:pStyle w:val="ListBullet2"/>
+      </w:pPr>
+      <w:r>
         <w:t>日本語確認用: 「Transtorno mental」について確認しましょう。</w:t>
       </w:r>
     </w:p>
@@ -6646,12 +7017,7 @@
         <w:pStyle w:val="ListBullet"/>
       </w:pPr>
       <w:r>
-        <w:t>Leitura para pronúncia: VOU エスプリカール ジ フォルマ シンプレス コンフォルミ オ コントラート</w:t>
-      </w:r>
-    </w:p>
-    <w:p>
-      <w:r>
-        <w:t xml:space="preserve">  Português brasileiro: Vou explicar de forma simples, conforme o contrato.</w:t>
+        <w:t>Português brasileiro: Vou explicar de forma simples, conforme o contrato.</w:t>
       </w:r>
     </w:p>
     <w:p>
@@ -6659,6 +7025,14 @@
         <w:pStyle w:val="ListBullet2"/>
       </w:pPr>
       <w:r>
+        <w:t>カタカナ読み: ヴォウ エスプリカール ジ フォルマ シンプレス コンフォルミ オ コントラート</w:t>
+      </w:r>
+    </w:p>
+    <w:p>
+      <w:pPr>
+        <w:pStyle w:val="ListBullet2"/>
+      </w:pPr>
+      <w:r>
         <w:t>日本語確認用: 契約内容に沿って、分かりやすく説明します。</w:t>
       </w:r>
     </w:p>
@@ -6993,13 +7367,29 @@
       </w:r>
     </w:p>
     <w:p>
-      <w:r>
-        <w:t>Leitura para pronúncia: ヴァモス コンフィルマール DOENÇA CRÔNICA OU CONDIÇÃO PRÉVIA イ エスプリカール ジ フォルマ シンプレス コンフォルミ オ コントラート</w:t>
-      </w:r>
-    </w:p>
-    <w:p>
-      <w:r>
-        <w:t>Português brasileiro: Vamos confirmar doença crônica ou condição prévia e explicar de forma simples, conforme o contrato.</w:t>
+      <w:pPr>
+        <w:pStyle w:val="Heading3"/>
+      </w:pPr>
+      <w:r>
+        <w:t>ポルトガル語で伝える内容</w:t>
+      </w:r>
+    </w:p>
+    <w:p>
+      <w:r>
+        <w:t>Vamos confirmar doença crônica ou condição prévia e explicar de forma simples, conforme o contrato.</w:t>
+      </w:r>
+    </w:p>
+    <w:p>
+      <w:pPr>
+        <w:pStyle w:val="Heading3"/>
+      </w:pPr>
+      <w:r>
+        <w:t>カタカナ読み</w:t>
+      </w:r>
+    </w:p>
+    <w:p>
+      <w:r>
+        <w:t>ヴァモス コンフィルマール ドエンサ クロニカ オウ コンジサォン プレヴィア イ エスプリカール ジ フォルマ シンプレス コンフォルミ オ コントラート</w:t>
       </w:r>
     </w:p>
     <w:p>
@@ -7020,20 +7410,15 @@
         <w:pStyle w:val="Heading3"/>
       </w:pPr>
       <w:r>
-        <w:t>顧客に伝えるポルトガル語</w:t>
-      </w:r>
-    </w:p>
-    <w:p>
-      <w:pPr>
-        <w:pStyle w:val="ListBullet"/>
-      </w:pPr>
-      <w:r>
-        <w:t>Leitura para pronúncia: ヴァモス コンフィルマール DOENÇA CRÔNICA OU CONDIÇÃO PRÉVIA</w:t>
-      </w:r>
-    </w:p>
-    <w:p>
-      <w:r>
-        <w:t xml:space="preserve">  Português brasileiro: Vamos confirmar doença crônica ou condição prévia.</w:t>
+        <w:t>ポルトガル語で伝える内容</w:t>
+      </w:r>
+    </w:p>
+    <w:p>
+      <w:pPr>
+        <w:pStyle w:val="ListBullet"/>
+      </w:pPr>
+      <w:r>
+        <w:t>Português brasileiro: Vamos confirmar doença crônica ou condição prévia.</w:t>
       </w:r>
     </w:p>
     <w:p>
@@ -7041,6 +7426,14 @@
         <w:pStyle w:val="ListBullet2"/>
       </w:pPr>
       <w:r>
+        <w:t>カタカナ読み: ヴァモス コンフィルマール ドエンサ クロニカ オウ コンジサォン プレヴィア</w:t>
+      </w:r>
+    </w:p>
+    <w:p>
+      <w:pPr>
+        <w:pStyle w:val="ListBullet2"/>
+      </w:pPr>
+      <w:r>
         <w:t>日本語確認用: 「Doença crônica ou condição prévia」について確認しましょう。</w:t>
       </w:r>
     </w:p>
@@ -7049,12 +7442,7 @@
         <w:pStyle w:val="ListBullet"/>
       </w:pPr>
       <w:r>
-        <w:t>Leitura para pronúncia: VOU エスプリカール ジ フォルマ シンプレス コンフォルミ オ コントラート</w:t>
-      </w:r>
-    </w:p>
-    <w:p>
-      <w:r>
-        <w:t xml:space="preserve">  Português brasileiro: Vou explicar de forma simples, conforme o contrato.</w:t>
+        <w:t>Português brasileiro: Vou explicar de forma simples, conforme o contrato.</w:t>
       </w:r>
     </w:p>
     <w:p>
@@ -7062,6 +7450,14 @@
         <w:pStyle w:val="ListBullet2"/>
       </w:pPr>
       <w:r>
+        <w:t>カタカナ読み: ヴォウ エスプリカール ジ フォルマ シンプレス コンフォルミ オ コントラート</w:t>
+      </w:r>
+    </w:p>
+    <w:p>
+      <w:pPr>
+        <w:pStyle w:val="ListBullet2"/>
+      </w:pPr>
+      <w:r>
         <w:t>日本語確認用: 契約内容に沿って、分かりやすく説明します。</w:t>
       </w:r>
     </w:p>
@@ -7396,13 +7792,29 @@
       </w:r>
     </w:p>
     <w:p>
-      <w:r>
-        <w:t>Leitura para pronúncia: ヴァモス コンフィルマール オブリガサォン ジ DECLARAÇÃO ジ SAÚDE イ エスプリカール ジ フォルマ シンプレス コンフォルミ オ コントラート</w:t>
-      </w:r>
-    </w:p>
-    <w:p>
-      <w:r>
-        <w:t>Português brasileiro: Vamos confirmar obrigação de declaração de saúde e explicar de forma simples, conforme o contrato.</w:t>
+      <w:pPr>
+        <w:pStyle w:val="Heading3"/>
+      </w:pPr>
+      <w:r>
+        <w:t>ポルトガル語で伝える内容</w:t>
+      </w:r>
+    </w:p>
+    <w:p>
+      <w:r>
+        <w:t>Vamos confirmar obrigação de declaração de saúde e explicar de forma simples, conforme o contrato.</w:t>
+      </w:r>
+    </w:p>
+    <w:p>
+      <w:pPr>
+        <w:pStyle w:val="Heading3"/>
+      </w:pPr>
+      <w:r>
+        <w:t>カタカナ読み</w:t>
+      </w:r>
+    </w:p>
+    <w:p>
+      <w:r>
+        <w:t>ヴァモス コンフィルマール オブリガサォン ジ デクララサォン ジ サウージ イ エスプリカール ジ フォルマ シンプレス コンフォルミ オ コントラート</w:t>
       </w:r>
     </w:p>
     <w:p>
@@ -7423,20 +7835,15 @@
         <w:pStyle w:val="Heading3"/>
       </w:pPr>
       <w:r>
-        <w:t>顧客に伝えるポルトガル語</w:t>
-      </w:r>
-    </w:p>
-    <w:p>
-      <w:pPr>
-        <w:pStyle w:val="ListBullet"/>
-      </w:pPr>
-      <w:r>
-        <w:t>Leitura para pronúncia: ヴァモス コンフィルマール オブリガサォン ジ DECLARAÇÃO ジ SAÚDE</w:t>
-      </w:r>
-    </w:p>
-    <w:p>
-      <w:r>
-        <w:t xml:space="preserve">  Português brasileiro: Vamos confirmar obrigação de declaração de saúde.</w:t>
+        <w:t>ポルトガル語で伝える内容</w:t>
+      </w:r>
+    </w:p>
+    <w:p>
+      <w:pPr>
+        <w:pStyle w:val="ListBullet"/>
+      </w:pPr>
+      <w:r>
+        <w:t>Português brasileiro: Vamos confirmar obrigação de declaração de saúde.</w:t>
       </w:r>
     </w:p>
     <w:p>
@@ -7444,6 +7851,14 @@
         <w:pStyle w:val="ListBullet2"/>
       </w:pPr>
       <w:r>
+        <w:t>カタカナ読み: ヴァモス コンフィルマール オブリガサォン ジ デクララサォン ジ サウージ</w:t>
+      </w:r>
+    </w:p>
+    <w:p>
+      <w:pPr>
+        <w:pStyle w:val="ListBullet2"/>
+      </w:pPr>
+      <w:r>
         <w:t>日本語確認用: 「Obrigação de declaração de saúde」について確認しましょう。</w:t>
       </w:r>
     </w:p>
@@ -7452,12 +7867,7 @@
         <w:pStyle w:val="ListBullet"/>
       </w:pPr>
       <w:r>
-        <w:t>Leitura para pronúncia: VOU エスプリカール ジ フォルマ シンプレス コンフォルミ オ コントラート</w:t>
-      </w:r>
-    </w:p>
-    <w:p>
-      <w:r>
-        <w:t xml:space="preserve">  Português brasileiro: Vou explicar de forma simples, conforme o contrato.</w:t>
+        <w:t>Português brasileiro: Vou explicar de forma simples, conforme o contrato.</w:t>
       </w:r>
     </w:p>
     <w:p>
@@ -7465,6 +7875,14 @@
         <w:pStyle w:val="ListBullet2"/>
       </w:pPr>
       <w:r>
+        <w:t>カタカナ読み: ヴォウ エスプリカール ジ フォルマ シンプレス コンフォルミ オ コントラート</w:t>
+      </w:r>
+    </w:p>
+    <w:p>
+      <w:pPr>
+        <w:pStyle w:val="ListBullet2"/>
+      </w:pPr>
+      <w:r>
         <w:t>日本語確認用: 契約内容に沿って、分かりやすく説明します。</w:t>
       </w:r>
     </w:p>
@@ -7799,13 +8217,29 @@
       </w:r>
     </w:p>
     <w:p>
-      <w:r>
-        <w:t>Leitura para pronúncia: ヴァモス コンフィルマール DATA ジ INÍCIO DA コベルツーラ イ エスプリカール ジ フォルマ シンプレス コンフォルミ オ コントラート</w:t>
-      </w:r>
-    </w:p>
-    <w:p>
-      <w:r>
-        <w:t>Português brasileiro: Vamos confirmar data de início da cobertura e explicar de forma simples, conforme o contrato.</w:t>
+      <w:pPr>
+        <w:pStyle w:val="Heading3"/>
+      </w:pPr>
+      <w:r>
+        <w:t>ポルトガル語で伝える内容</w:t>
+      </w:r>
+    </w:p>
+    <w:p>
+      <w:r>
+        <w:t>Vamos confirmar data de início da cobertura e explicar de forma simples, conforme o contrato.</w:t>
+      </w:r>
+    </w:p>
+    <w:p>
+      <w:pPr>
+        <w:pStyle w:val="Heading3"/>
+      </w:pPr>
+      <w:r>
+        <w:t>カタカナ読み</w:t>
+      </w:r>
+    </w:p>
+    <w:p>
+      <w:r>
+        <w:t>ヴァモス コンフィルマール ドアトア ジ インイクイオ ダ コベルツーラ イ エスプリカール ジ フォルマ シンプレス コンフォルミ オ コントラート</w:t>
       </w:r>
     </w:p>
     <w:p>
@@ -7826,20 +8260,15 @@
         <w:pStyle w:val="Heading3"/>
       </w:pPr>
       <w:r>
-        <w:t>顧客に伝えるポルトガル語</w:t>
-      </w:r>
-    </w:p>
-    <w:p>
-      <w:pPr>
-        <w:pStyle w:val="ListBullet"/>
-      </w:pPr>
-      <w:r>
-        <w:t>Leitura para pronúncia: ヴァモス コンフィルマール DATA ジ INÍCIO DA コベルツーラ</w:t>
-      </w:r>
-    </w:p>
-    <w:p>
-      <w:r>
-        <w:t xml:space="preserve">  Português brasileiro: Vamos confirmar data de início da cobertura.</w:t>
+        <w:t>ポルトガル語で伝える内容</w:t>
+      </w:r>
+    </w:p>
+    <w:p>
+      <w:pPr>
+        <w:pStyle w:val="ListBullet"/>
+      </w:pPr>
+      <w:r>
+        <w:t>Português brasileiro: Vamos confirmar data de início da cobertura.</w:t>
       </w:r>
     </w:p>
     <w:p>
@@ -7847,6 +8276,14 @@
         <w:pStyle w:val="ListBullet2"/>
       </w:pPr>
       <w:r>
+        <w:t>カタカナ読み: ヴァモス コンフィルマール ドアトア ジ インイクイオ ダ コベルツーラ</w:t>
+      </w:r>
+    </w:p>
+    <w:p>
+      <w:pPr>
+        <w:pStyle w:val="ListBullet2"/>
+      </w:pPr>
+      <w:r>
         <w:t>日本語確認用: 「Data de início da cobertura」について確認しましょう。</w:t>
       </w:r>
     </w:p>
@@ -7855,12 +8292,7 @@
         <w:pStyle w:val="ListBullet"/>
       </w:pPr>
       <w:r>
-        <w:t>Leitura para pronúncia: VOU エスプリカール ジ フォルマ シンプレス コンフォルミ オ コントラート</w:t>
-      </w:r>
-    </w:p>
-    <w:p>
-      <w:r>
-        <w:t xml:space="preserve">  Português brasileiro: Vou explicar de forma simples, conforme o contrato.</w:t>
+        <w:t>Português brasileiro: Vou explicar de forma simples, conforme o contrato.</w:t>
       </w:r>
     </w:p>
     <w:p>
@@ -7868,6 +8300,14 @@
         <w:pStyle w:val="ListBullet2"/>
       </w:pPr>
       <w:r>
+        <w:t>カタカナ読み: ヴォウ エスプリカール ジ フォルマ シンプレス コンフォルミ オ コントラート</w:t>
+      </w:r>
+    </w:p>
+    <w:p>
+      <w:pPr>
+        <w:pStyle w:val="ListBullet2"/>
+      </w:pPr>
+      <w:r>
         <w:t>日本語確認用: 契約内容に沿って、分かりやすく説明します。</w:t>
       </w:r>
     </w:p>
@@ -8194,13 +8634,29 @@
       </w:r>
     </w:p>
     <w:p>
-      <w:r>
-        <w:t>Leitura para pronúncia: ヴァモス コンフィルマール SOLICITAÇÃO ジ ベネフィシオ イ エスプリカール ジ フォルマ シンプレス コンフォルミ オ コントラート</w:t>
-      </w:r>
-    </w:p>
-    <w:p>
-      <w:r>
-        <w:t>Português brasileiro: Vamos confirmar solicitação de benefício e explicar de forma simples, conforme o contrato.</w:t>
+      <w:pPr>
+        <w:pStyle w:val="Heading3"/>
+      </w:pPr>
+      <w:r>
+        <w:t>ポルトガル語で伝える内容</w:t>
+      </w:r>
+    </w:p>
+    <w:p>
+      <w:r>
+        <w:t>Vamos confirmar solicitação de benefício e explicar de forma simples, conforme o contrato.</w:t>
+      </w:r>
+    </w:p>
+    <w:p>
+      <w:pPr>
+        <w:pStyle w:val="Heading3"/>
+      </w:pPr>
+      <w:r>
+        <w:t>カタカナ読み</w:t>
+      </w:r>
+    </w:p>
+    <w:p>
+      <w:r>
+        <w:t>ヴァモス コンフィルマール スオルイクイトアサォン ジ ベネフィシオ イ エスプリカール ジ フォルマ シンプレス コンフォルミ オ コントラート</w:t>
       </w:r>
     </w:p>
     <w:p>
@@ -8221,20 +8677,15 @@
         <w:pStyle w:val="Heading3"/>
       </w:pPr>
       <w:r>
-        <w:t>顧客に伝えるポルトガル語</w:t>
-      </w:r>
-    </w:p>
-    <w:p>
-      <w:pPr>
-        <w:pStyle w:val="ListBullet"/>
-      </w:pPr>
-      <w:r>
-        <w:t>Leitura para pronúncia: ヴァモス コンフィルマール SOLICITAÇÃO ジ ベネフィシオ</w:t>
-      </w:r>
-    </w:p>
-    <w:p>
-      <w:r>
-        <w:t xml:space="preserve">  Português brasileiro: Vamos confirmar solicitação de benefício.</w:t>
+        <w:t>ポルトガル語で伝える内容</w:t>
+      </w:r>
+    </w:p>
+    <w:p>
+      <w:pPr>
+        <w:pStyle w:val="ListBullet"/>
+      </w:pPr>
+      <w:r>
+        <w:t>Português brasileiro: Vamos confirmar solicitação de benefício.</w:t>
       </w:r>
     </w:p>
     <w:p>
@@ -8242,6 +8693,14 @@
         <w:pStyle w:val="ListBullet2"/>
       </w:pPr>
       <w:r>
+        <w:t>カタカナ読み: ヴァモス コンフィルマール スオルイクイトアサォン ジ ベネフィシオ</w:t>
+      </w:r>
+    </w:p>
+    <w:p>
+      <w:pPr>
+        <w:pStyle w:val="ListBullet2"/>
+      </w:pPr>
+      <w:r>
         <w:t>日本語確認用: 「Solicitação de benefício」について確認しましょう。</w:t>
       </w:r>
     </w:p>
@@ -8250,12 +8709,7 @@
         <w:pStyle w:val="ListBullet"/>
       </w:pPr>
       <w:r>
-        <w:t>Leitura para pronúncia: VOU エスプリカール ジ フォルマ シンプレス コンフォルミ オ コントラート</w:t>
-      </w:r>
-    </w:p>
-    <w:p>
-      <w:r>
-        <w:t xml:space="preserve">  Português brasileiro: Vou explicar de forma simples, conforme o contrato.</w:t>
+        <w:t>Português brasileiro: Vou explicar de forma simples, conforme o contrato.</w:t>
       </w:r>
     </w:p>
     <w:p>
@@ -8263,6 +8717,14 @@
         <w:pStyle w:val="ListBullet2"/>
       </w:pPr>
       <w:r>
+        <w:t>カタカナ読み: ヴォウ エスプリカール ジ フォルマ シンプレス コンフォルミ オ コントラート</w:t>
+      </w:r>
+    </w:p>
+    <w:p>
+      <w:pPr>
+        <w:pStyle w:val="ListBullet2"/>
+      </w:pPr>
+      <w:r>
         <w:t>日本語確認用: 契約内容に沿って、分かりやすく説明します。</w:t>
       </w:r>
     </w:p>
@@ -8589,13 +9051,29 @@
       </w:r>
     </w:p>
     <w:p>
-      <w:r>
-        <w:t>Leitura para pronúncia: ヴァモス コンフィルマール ATESTADO メジコ DETALHADO イ エスプリカール ジ フォルマ シンプレス コンフォルミ オ コントラート</w:t>
-      </w:r>
-    </w:p>
-    <w:p>
-      <w:r>
-        <w:t>Português brasileiro: Vamos confirmar atestado médico detalhado e explicar de forma simples, conforme o contrato.</w:t>
+      <w:pPr>
+        <w:pStyle w:val="Heading3"/>
+      </w:pPr>
+      <w:r>
+        <w:t>ポルトガル語で伝える内容</w:t>
+      </w:r>
+    </w:p>
+    <w:p>
+      <w:r>
+        <w:t>Vamos confirmar atestado médico detalhado e explicar de forma simples, conforme o contrato.</w:t>
+      </w:r>
+    </w:p>
+    <w:p>
+      <w:pPr>
+        <w:pStyle w:val="Heading3"/>
+      </w:pPr>
+      <w:r>
+        <w:t>カタカナ読み</w:t>
+      </w:r>
+    </w:p>
+    <w:p>
+      <w:r>
+        <w:t>ヴァモス コンフィルマール アトエストアドオ メジコ ドエトアリアドオ イ エスプリカール ジ フォルマ シンプレス コンフォルミ オ コントラート</w:t>
       </w:r>
     </w:p>
     <w:p>
@@ -8616,20 +9094,15 @@
         <w:pStyle w:val="Heading3"/>
       </w:pPr>
       <w:r>
-        <w:t>顧客に伝えるポルトガル語</w:t>
-      </w:r>
-    </w:p>
-    <w:p>
-      <w:pPr>
-        <w:pStyle w:val="ListBullet"/>
-      </w:pPr>
-      <w:r>
-        <w:t>Leitura para pronúncia: ヴァモス コンフィルマール ATESTADO メジコ DETALHADO</w:t>
-      </w:r>
-    </w:p>
-    <w:p>
-      <w:r>
-        <w:t xml:space="preserve">  Português brasileiro: Vamos confirmar atestado médico detalhado.</w:t>
+        <w:t>ポルトガル語で伝える内容</w:t>
+      </w:r>
+    </w:p>
+    <w:p>
+      <w:pPr>
+        <w:pStyle w:val="ListBullet"/>
+      </w:pPr>
+      <w:r>
+        <w:t>Português brasileiro: Vamos confirmar atestado médico detalhado.</w:t>
       </w:r>
     </w:p>
     <w:p>
@@ -8637,6 +9110,14 @@
         <w:pStyle w:val="ListBullet2"/>
       </w:pPr>
       <w:r>
+        <w:t>カタカナ読み: ヴァモス コンフィルマール アトエストアドオ メジコ ドエトアリアドオ</w:t>
+      </w:r>
+    </w:p>
+    <w:p>
+      <w:pPr>
+        <w:pStyle w:val="ListBullet2"/>
+      </w:pPr>
+      <w:r>
         <w:t>日本語確認用: 「Atestado médico detalhado」について確認しましょう。</w:t>
       </w:r>
     </w:p>
@@ -8645,12 +9126,7 @@
         <w:pStyle w:val="ListBullet"/>
       </w:pPr>
       <w:r>
-        <w:t>Leitura para pronúncia: VOU エスプリカール ジ フォルマ シンプレス コンフォルミ オ コントラート</w:t>
-      </w:r>
-    </w:p>
-    <w:p>
-      <w:r>
-        <w:t xml:space="preserve">  Português brasileiro: Vou explicar de forma simples, conforme o contrato.</w:t>
+        <w:t>Português brasileiro: Vou explicar de forma simples, conforme o contrato.</w:t>
       </w:r>
     </w:p>
     <w:p>
@@ -8658,6 +9134,14 @@
         <w:pStyle w:val="ListBullet2"/>
       </w:pPr>
       <w:r>
+        <w:t>カタカナ読み: ヴォウ エスプリカール ジ フォルマ シンプレス コンフォルミ オ コントラート</w:t>
+      </w:r>
+    </w:p>
+    <w:p>
+      <w:pPr>
+        <w:pStyle w:val="ListBullet2"/>
+      </w:pPr>
+      <w:r>
         <w:t>日本語確認用: 契約内容に沿って、分かりやすく説明します。</w:t>
       </w:r>
     </w:p>
@@ -8992,13 +9476,29 @@
       </w:r>
     </w:p>
     <w:p>
-      <w:r>
-        <w:t>Leitura para pronúncia: ヴァモス コンフィルマール RECIBO イ エスプリカール ジ フォルマ シンプレス コンフォルミ オ コントラート</w:t>
-      </w:r>
-    </w:p>
-    <w:p>
-      <w:r>
-        <w:t>Português brasileiro: Vamos confirmar recibo e explicar de forma simples, conforme o contrato.</w:t>
+      <w:pPr>
+        <w:pStyle w:val="Heading3"/>
+      </w:pPr>
+      <w:r>
+        <w:t>ポルトガル語で伝える内容</w:t>
+      </w:r>
+    </w:p>
+    <w:p>
+      <w:r>
+        <w:t>Vamos confirmar recibo e explicar de forma simples, conforme o contrato.</w:t>
+      </w:r>
+    </w:p>
+    <w:p>
+      <w:pPr>
+        <w:pStyle w:val="Heading3"/>
+      </w:pPr>
+      <w:r>
+        <w:t>カタカナ読み</w:t>
+      </w:r>
+    </w:p>
+    <w:p>
+      <w:r>
+        <w:t>ヴァモス コンフィルマール ルエクイブオ イ エスプリカール ジ フォルマ シンプレス コンフォルミ オ コントラート</w:t>
       </w:r>
     </w:p>
     <w:p>
@@ -9019,20 +9519,15 @@
         <w:pStyle w:val="Heading3"/>
       </w:pPr>
       <w:r>
-        <w:t>顧客に伝えるポルトガル語</w:t>
-      </w:r>
-    </w:p>
-    <w:p>
-      <w:pPr>
-        <w:pStyle w:val="ListBullet"/>
-      </w:pPr>
-      <w:r>
-        <w:t>Leitura para pronúncia: ヴァモス コンフィルマール RECIBO</w:t>
-      </w:r>
-    </w:p>
-    <w:p>
-      <w:r>
-        <w:t xml:space="preserve">  Português brasileiro: Vamos confirmar recibo.</w:t>
+        <w:t>ポルトガル語で伝える内容</w:t>
+      </w:r>
+    </w:p>
+    <w:p>
+      <w:pPr>
+        <w:pStyle w:val="ListBullet"/>
+      </w:pPr>
+      <w:r>
+        <w:t>Português brasileiro: Vamos confirmar recibo.</w:t>
       </w:r>
     </w:p>
     <w:p>
@@ -9040,6 +9535,14 @@
         <w:pStyle w:val="ListBullet2"/>
       </w:pPr>
       <w:r>
+        <w:t>カタカナ読み: ヴァモス コンフィルマール ルエクイブオ</w:t>
+      </w:r>
+    </w:p>
+    <w:p>
+      <w:pPr>
+        <w:pStyle w:val="ListBullet2"/>
+      </w:pPr>
+      <w:r>
         <w:t>日本語確認用: 「Recibo」について確認しましょう。</w:t>
       </w:r>
     </w:p>
@@ -9048,12 +9551,7 @@
         <w:pStyle w:val="ListBullet"/>
       </w:pPr>
       <w:r>
-        <w:t>Leitura para pronúncia: VOU エスプリカール ジ フォルマ シンプレス コンフォルミ オ コントラート</w:t>
-      </w:r>
-    </w:p>
-    <w:p>
-      <w:r>
-        <w:t xml:space="preserve">  Português brasileiro: Vou explicar de forma simples, conforme o contrato.</w:t>
+        <w:t>Português brasileiro: Vou explicar de forma simples, conforme o contrato.</w:t>
       </w:r>
     </w:p>
     <w:p>
@@ -9061,6 +9559,14 @@
         <w:pStyle w:val="ListBullet2"/>
       </w:pPr>
       <w:r>
+        <w:t>カタカナ読み: ヴォウ エスプリカール ジ フォルマ シンプレス コンフォルミ オ コントラート</w:t>
+      </w:r>
+    </w:p>
+    <w:p>
+      <w:pPr>
+        <w:pStyle w:val="ListBullet2"/>
+      </w:pPr>
+      <w:r>
         <w:t>日本語確認用: 契約内容に沿って、分かりやすく説明します。</w:t>
       </w:r>
     </w:p>
@@ -9395,13 +9901,29 @@
       </w:r>
     </w:p>
     <w:p>
-      <w:r>
-        <w:t>Leitura para pronúncia: ヴァモス コンフィルマール DETALHAMENTO ジ ATENDIMENTO メジコ イ エスプリカール ジ フォルマ シンプレス コンフォルミ オ コントラート</w:t>
-      </w:r>
-    </w:p>
-    <w:p>
-      <w:r>
-        <w:t>Português brasileiro: Vamos confirmar detalhamento de atendimento médico e explicar de forma simples, conforme o contrato.</w:t>
+      <w:pPr>
+        <w:pStyle w:val="Heading3"/>
+      </w:pPr>
+      <w:r>
+        <w:t>ポルトガル語で伝える内容</w:t>
+      </w:r>
+    </w:p>
+    <w:p>
+      <w:r>
+        <w:t>Vamos confirmar detalhamento de atendimento médico e explicar de forma simples, conforme o contrato.</w:t>
+      </w:r>
+    </w:p>
+    <w:p>
+      <w:pPr>
+        <w:pStyle w:val="Heading3"/>
+      </w:pPr>
+      <w:r>
+        <w:t>カタカナ読み</w:t>
+      </w:r>
+    </w:p>
+    <w:p>
+      <w:r>
+        <w:t>ヴァモス コンフィルマール ドエトアリアムエントオ ジ アトエンドイムエントオ メジコ イ エスプリカール ジ フォルマ シンプレス コンフォルミ オ コントラート</w:t>
       </w:r>
     </w:p>
     <w:p>
@@ -9422,20 +9944,15 @@
         <w:pStyle w:val="Heading3"/>
       </w:pPr>
       <w:r>
-        <w:t>顧客に伝えるポルトガル語</w:t>
-      </w:r>
-    </w:p>
-    <w:p>
-      <w:pPr>
-        <w:pStyle w:val="ListBullet"/>
-      </w:pPr>
-      <w:r>
-        <w:t>Leitura para pronúncia: ヴァモス コンフィルマール DETALHAMENTO ジ ATENDIMENTO メジコ</w:t>
-      </w:r>
-    </w:p>
-    <w:p>
-      <w:r>
-        <w:t xml:space="preserve">  Português brasileiro: Vamos confirmar detalhamento de atendimento médico.</w:t>
+        <w:t>ポルトガル語で伝える内容</w:t>
+      </w:r>
+    </w:p>
+    <w:p>
+      <w:pPr>
+        <w:pStyle w:val="ListBullet"/>
+      </w:pPr>
+      <w:r>
+        <w:t>Português brasileiro: Vamos confirmar detalhamento de atendimento médico.</w:t>
       </w:r>
     </w:p>
     <w:p>
@@ -9443,6 +9960,14 @@
         <w:pStyle w:val="ListBullet2"/>
       </w:pPr>
       <w:r>
+        <w:t>カタカナ読み: ヴァモス コンフィルマール ドエトアリアムエントオ ジ アトエンドイムエントオ メジコ</w:t>
+      </w:r>
+    </w:p>
+    <w:p>
+      <w:pPr>
+        <w:pStyle w:val="ListBullet2"/>
+      </w:pPr>
+      <w:r>
         <w:t>日本語確認用: 「Detalhamento de atendimento médico」について確認しましょう。</w:t>
       </w:r>
     </w:p>
@@ -9451,12 +9976,7 @@
         <w:pStyle w:val="ListBullet"/>
       </w:pPr>
       <w:r>
-        <w:t>Leitura para pronúncia: VOU エスプリカール ジ フォルマ シンプレス コンフォルミ オ コントラート</w:t>
-      </w:r>
-    </w:p>
-    <w:p>
-      <w:r>
-        <w:t xml:space="preserve">  Português brasileiro: Vou explicar de forma simples, conforme o contrato.</w:t>
+        <w:t>Português brasileiro: Vou explicar de forma simples, conforme o contrato.</w:t>
       </w:r>
     </w:p>
     <w:p>
@@ -9464,6 +9984,14 @@
         <w:pStyle w:val="ListBullet2"/>
       </w:pPr>
       <w:r>
+        <w:t>カタカナ読み: ヴォウ エスプリカール ジ フォルマ シンプレス コンフォルミ オ コントラート</w:t>
+      </w:r>
+    </w:p>
+    <w:p>
+      <w:pPr>
+        <w:pStyle w:val="ListBullet2"/>
+      </w:pPr>
+      <w:r>
         <w:t>日本語確認用: 契約内容に沿って、分かりやすく説明します。</w:t>
       </w:r>
     </w:p>
@@ -9798,13 +10326,29 @@
       </w:r>
     </w:p>
     <w:p>
-      <w:r>
-        <w:t>Leitura para pronúncia: ヴァモス コンフィルマール COMPROVANTE ジ INTERNAÇÃO イ エスプリカール ジ フォルマ シンプレス コンフォルミ オ コントラート</w:t>
-      </w:r>
-    </w:p>
-    <w:p>
-      <w:r>
-        <w:t>Português brasileiro: Vamos confirmar comprovante de internação e explicar de forma simples, conforme o contrato.</w:t>
+      <w:pPr>
+        <w:pStyle w:val="Heading3"/>
+      </w:pPr>
+      <w:r>
+        <w:t>ポルトガル語で伝える内容</w:t>
+      </w:r>
+    </w:p>
+    <w:p>
+      <w:r>
+        <w:t>Vamos confirmar comprovante de internação e explicar de forma simples, conforme o contrato.</w:t>
+      </w:r>
+    </w:p>
+    <w:p>
+      <w:pPr>
+        <w:pStyle w:val="Heading3"/>
+      </w:pPr>
+      <w:r>
+        <w:t>カタカナ読み</w:t>
+      </w:r>
+    </w:p>
+    <w:p>
+      <w:r>
+        <w:t>ヴァモス コンフィルマール クオムプルオヴアントエ ジ インテルナサォン イ エスプリカール ジ フォルマ シンプレス コンフォルミ オ コントラート</w:t>
       </w:r>
     </w:p>
     <w:p>
@@ -9825,20 +10369,15 @@
         <w:pStyle w:val="Heading3"/>
       </w:pPr>
       <w:r>
-        <w:t>顧客に伝えるポルトガル語</w:t>
-      </w:r>
-    </w:p>
-    <w:p>
-      <w:pPr>
-        <w:pStyle w:val="ListBullet"/>
-      </w:pPr>
-      <w:r>
-        <w:t>Leitura para pronúncia: ヴァモス コンフィルマール COMPROVANTE ジ INTERNAÇÃO</w:t>
-      </w:r>
-    </w:p>
-    <w:p>
-      <w:r>
-        <w:t xml:space="preserve">  Português brasileiro: Vamos confirmar comprovante de internação.</w:t>
+        <w:t>ポルトガル語で伝える内容</w:t>
+      </w:r>
+    </w:p>
+    <w:p>
+      <w:pPr>
+        <w:pStyle w:val="ListBullet"/>
+      </w:pPr>
+      <w:r>
+        <w:t>Português brasileiro: Vamos confirmar comprovante de internação.</w:t>
       </w:r>
     </w:p>
     <w:p>
@@ -9846,6 +10385,14 @@
         <w:pStyle w:val="ListBullet2"/>
       </w:pPr>
       <w:r>
+        <w:t>カタカナ読み: ヴァモス コンフィルマール クオムプルオヴアントエ ジ インテルナサォン</w:t>
+      </w:r>
+    </w:p>
+    <w:p>
+      <w:pPr>
+        <w:pStyle w:val="ListBullet2"/>
+      </w:pPr>
+      <w:r>
         <w:t>日本語確認用: 「Comprovante de internação」について確認しましょう。</w:t>
       </w:r>
     </w:p>
@@ -9854,12 +10401,7 @@
         <w:pStyle w:val="ListBullet"/>
       </w:pPr>
       <w:r>
-        <w:t>Leitura para pronúncia: VOU エスプリカール ジ フォルマ シンプレス コンフォルミ オ コントラート</w:t>
-      </w:r>
-    </w:p>
-    <w:p>
-      <w:r>
-        <w:t xml:space="preserve">  Português brasileiro: Vou explicar de forma simples, conforme o contrato.</w:t>
+        <w:t>Português brasileiro: Vou explicar de forma simples, conforme o contrato.</w:t>
       </w:r>
     </w:p>
     <w:p>
@@ -9867,6 +10409,14 @@
         <w:pStyle w:val="ListBullet2"/>
       </w:pPr>
       <w:r>
+        <w:t>カタカナ読み: ヴォウ エスプリカール ジ フォルマ シンプレス コンフォルミ オ コントラート</w:t>
+      </w:r>
+    </w:p>
+    <w:p>
+      <w:pPr>
+        <w:pStyle w:val="ListBullet2"/>
+      </w:pPr>
+      <w:r>
         <w:t>日本語確認用: 契約内容に沿って、分かりやすく説明します。</w:t>
       </w:r>
     </w:p>
@@ -10201,13 +10751,29 @@
       </w:r>
     </w:p>
     <w:p>
-      <w:r>
-        <w:t>Leitura para pronúncia: ヴァモス コンフィルマール COMPROVANTE ジ CIRURGIA イ エスプリカール ジ フォルマ シンプレス コンフォルミ オ コントラート</w:t>
-      </w:r>
-    </w:p>
-    <w:p>
-      <w:r>
-        <w:t>Português brasileiro: Vamos confirmar comprovante de cirurgia e explicar de forma simples, conforme o contrato.</w:t>
+      <w:pPr>
+        <w:pStyle w:val="Heading3"/>
+      </w:pPr>
+      <w:r>
+        <w:t>ポルトガル語で伝える内容</w:t>
+      </w:r>
+    </w:p>
+    <w:p>
+      <w:r>
+        <w:t>Vamos confirmar comprovante de cirurgia e explicar de forma simples, conforme o contrato.</w:t>
+      </w:r>
+    </w:p>
+    <w:p>
+      <w:pPr>
+        <w:pStyle w:val="Heading3"/>
+      </w:pPr>
+      <w:r>
+        <w:t>カタカナ読み</w:t>
+      </w:r>
+    </w:p>
+    <w:p>
+      <w:r>
+        <w:t>ヴァモス コンフィルマール クオムプルオヴアントエ ジ シルルジーア イ エスプリカール ジ フォルマ シンプレス コンフォルミ オ コントラート</w:t>
       </w:r>
     </w:p>
     <w:p>
@@ -10228,20 +10794,15 @@
         <w:pStyle w:val="Heading3"/>
       </w:pPr>
       <w:r>
-        <w:t>顧客に伝えるポルトガル語</w:t>
-      </w:r>
-    </w:p>
-    <w:p>
-      <w:pPr>
-        <w:pStyle w:val="ListBullet"/>
-      </w:pPr>
-      <w:r>
-        <w:t>Leitura para pronúncia: ヴァモス コンフィルマール COMPROVANTE ジ CIRURGIA</w:t>
-      </w:r>
-    </w:p>
-    <w:p>
-      <w:r>
-        <w:t xml:space="preserve">  Português brasileiro: Vamos confirmar comprovante de cirurgia.</w:t>
+        <w:t>ポルトガル語で伝える内容</w:t>
+      </w:r>
+    </w:p>
+    <w:p>
+      <w:pPr>
+        <w:pStyle w:val="ListBullet"/>
+      </w:pPr>
+      <w:r>
+        <w:t>Português brasileiro: Vamos confirmar comprovante de cirurgia.</w:t>
       </w:r>
     </w:p>
     <w:p>
@@ -10249,6 +10810,14 @@
         <w:pStyle w:val="ListBullet2"/>
       </w:pPr>
       <w:r>
+        <w:t>カタカナ読み: ヴァモス コンフィルマール クオムプルオヴアントエ ジ シルルジーア</w:t>
+      </w:r>
+    </w:p>
+    <w:p>
+      <w:pPr>
+        <w:pStyle w:val="ListBullet2"/>
+      </w:pPr>
+      <w:r>
         <w:t>日本語確認用: 「Comprovante de cirurgia」について確認しましょう。</w:t>
       </w:r>
     </w:p>
@@ -10257,12 +10826,7 @@
         <w:pStyle w:val="ListBullet"/>
       </w:pPr>
       <w:r>
-        <w:t>Leitura para pronúncia: VOU エスプリカール ジ フォルマ シンプレス コンフォルミ オ コントラート</w:t>
-      </w:r>
-    </w:p>
-    <w:p>
-      <w:r>
-        <w:t xml:space="preserve">  Português brasileiro: Vou explicar de forma simples, conforme o contrato.</w:t>
+        <w:t>Português brasileiro: Vou explicar de forma simples, conforme o contrato.</w:t>
       </w:r>
     </w:p>
     <w:p>
@@ -10270,6 +10834,14 @@
         <w:pStyle w:val="ListBullet2"/>
       </w:pPr>
       <w:r>
+        <w:t>カタカナ読み: ヴォウ エスプリカール ジ フォルマ シンプレス コンフォルミ オ コントラート</w:t>
+      </w:r>
+    </w:p>
+    <w:p>
+      <w:pPr>
+        <w:pStyle w:val="ListBullet2"/>
+      </w:pPr>
+      <w:r>
         <w:t>日本語確認用: 契約内容に沿って、分かりやすく説明します。</w:t>
       </w:r>
     </w:p>
@@ -10604,13 +11176,29 @@
       </w:r>
     </w:p>
     <w:p>
-      <w:r>
-        <w:t>Leitura para pronúncia: ヴァモス コンフィルマール COMPROVANTE ジ ALTA HOSPITALAR イ エスプリカール ジ フォルマ シンプレス コンフォルミ オ コントラート</w:t>
-      </w:r>
-    </w:p>
-    <w:p>
-      <w:r>
-        <w:t>Português brasileiro: Vamos confirmar comprovante de alta hospitalar e explicar de forma simples, conforme o contrato.</w:t>
+      <w:pPr>
+        <w:pStyle w:val="Heading3"/>
+      </w:pPr>
+      <w:r>
+        <w:t>ポルトガル語で伝える内容</w:t>
+      </w:r>
+    </w:p>
+    <w:p>
+      <w:r>
+        <w:t>Vamos confirmar comprovante de alta hospitalar e explicar de forma simples, conforme o contrato.</w:t>
+      </w:r>
+    </w:p>
+    <w:p>
+      <w:pPr>
+        <w:pStyle w:val="Heading3"/>
+      </w:pPr>
+      <w:r>
+        <w:t>カタカナ読み</w:t>
+      </w:r>
+    </w:p>
+    <w:p>
+      <w:r>
+        <w:t>ヴァモス コンフィルマール クオムプルオヴアントエ ジ アルトア オスプイトアルアル イ エスプリカール ジ フォルマ シンプレス コンフォルミ オ コントラート</w:t>
       </w:r>
     </w:p>
     <w:p>
@@ -10631,20 +11219,15 @@
         <w:pStyle w:val="Heading3"/>
       </w:pPr>
       <w:r>
-        <w:t>顧客に伝えるポルトガル語</w:t>
-      </w:r>
-    </w:p>
-    <w:p>
-      <w:pPr>
-        <w:pStyle w:val="ListBullet"/>
-      </w:pPr>
-      <w:r>
-        <w:t>Leitura para pronúncia: ヴァモス コンフィルマール COMPROVANTE ジ ALTA HOSPITALAR</w:t>
-      </w:r>
-    </w:p>
-    <w:p>
-      <w:r>
-        <w:t xml:space="preserve">  Português brasileiro: Vamos confirmar comprovante de alta hospitalar.</w:t>
+        <w:t>ポルトガル語で伝える内容</w:t>
+      </w:r>
+    </w:p>
+    <w:p>
+      <w:pPr>
+        <w:pStyle w:val="ListBullet"/>
+      </w:pPr>
+      <w:r>
+        <w:t>Português brasileiro: Vamos confirmar comprovante de alta hospitalar.</w:t>
       </w:r>
     </w:p>
     <w:p>
@@ -10652,6 +11235,14 @@
         <w:pStyle w:val="ListBullet2"/>
       </w:pPr>
       <w:r>
+        <w:t>カタカナ読み: ヴァモス コンフィルマール クオムプルオヴアントエ ジ アルトア オスプイトアルアル</w:t>
+      </w:r>
+    </w:p>
+    <w:p>
+      <w:pPr>
+        <w:pStyle w:val="ListBullet2"/>
+      </w:pPr>
+      <w:r>
         <w:t>日本語確認用: 「Comprovante de alta hospitalar」について確認しましょう。</w:t>
       </w:r>
     </w:p>
@@ -10660,12 +11251,7 @@
         <w:pStyle w:val="ListBullet"/>
       </w:pPr>
       <w:r>
-        <w:t>Leitura para pronúncia: VOU エスプリカール ジ フォルマ シンプレス コンフォルミ オ コントラート</w:t>
-      </w:r>
-    </w:p>
-    <w:p>
-      <w:r>
-        <w:t xml:space="preserve">  Português brasileiro: Vou explicar de forma simples, conforme o contrato.</w:t>
+        <w:t>Português brasileiro: Vou explicar de forma simples, conforme o contrato.</w:t>
       </w:r>
     </w:p>
     <w:p>
@@ -10673,6 +11259,14 @@
         <w:pStyle w:val="ListBullet2"/>
       </w:pPr>
       <w:r>
+        <w:t>カタカナ読み: ヴォウ エスプリカール ジ フォルマ シンプレス コンフォルミ オ コントラート</w:t>
+      </w:r>
+    </w:p>
+    <w:p>
+      <w:pPr>
+        <w:pStyle w:val="ListBullet2"/>
+      </w:pPr>
+      <w:r>
         <w:t>日本語確認用: 契約内容に沿って、分かりやすく説明します。</w:t>
       </w:r>
     </w:p>
@@ -11007,13 +11601,29 @@
       </w:r>
     </w:p>
     <w:p>
-      <w:r>
-        <w:t>Leitura para pronúncia: ヴァモス コンフィルマール COMPROVANTE ジ TRATAMENTO AMBULATORIAL イ エスプリカール ジ フォルマ シンプレス コンフォルミ オ コントラート</w:t>
-      </w:r>
-    </w:p>
-    <w:p>
-      <w:r>
-        <w:t>Português brasileiro: Vamos confirmar comprovante de tratamento ambulatorial e explicar de forma simples, conforme o contrato.</w:t>
+      <w:pPr>
+        <w:pStyle w:val="Heading3"/>
+      </w:pPr>
+      <w:r>
+        <w:t>ポルトガル語で伝える内容</w:t>
+      </w:r>
+    </w:p>
+    <w:p>
+      <w:r>
+        <w:t>Vamos confirmar comprovante de tratamento ambulatorial e explicar de forma simples, conforme o contrato.</w:t>
+      </w:r>
+    </w:p>
+    <w:p>
+      <w:pPr>
+        <w:pStyle w:val="Heading3"/>
+      </w:pPr>
+      <w:r>
+        <w:t>カタカナ読み</w:t>
+      </w:r>
+    </w:p>
+    <w:p>
+      <w:r>
+        <w:t>ヴァモス コンフィルマール クオムプルオヴアントエ ジ トラタメント アムブウルアトオルイアル イ エスプリカール ジ フォルマ シンプレス コンフォルミ オ コントラート</w:t>
       </w:r>
     </w:p>
     <w:p>
@@ -11034,20 +11644,15 @@
         <w:pStyle w:val="Heading3"/>
       </w:pPr>
       <w:r>
-        <w:t>顧客に伝えるポルトガル語</w:t>
-      </w:r>
-    </w:p>
-    <w:p>
-      <w:pPr>
-        <w:pStyle w:val="ListBullet"/>
-      </w:pPr>
-      <w:r>
-        <w:t>Leitura para pronúncia: ヴァモス コンフィルマール COMPROVANTE ジ TRATAMENTO AMBULATORIAL</w:t>
-      </w:r>
-    </w:p>
-    <w:p>
-      <w:r>
-        <w:t xml:space="preserve">  Português brasileiro: Vamos confirmar comprovante de tratamento ambulatorial.</w:t>
+        <w:t>ポルトガル語で伝える内容</w:t>
+      </w:r>
+    </w:p>
+    <w:p>
+      <w:pPr>
+        <w:pStyle w:val="ListBullet"/>
+      </w:pPr>
+      <w:r>
+        <w:t>Português brasileiro: Vamos confirmar comprovante de tratamento ambulatorial.</w:t>
       </w:r>
     </w:p>
     <w:p>
@@ -11055,6 +11660,14 @@
         <w:pStyle w:val="ListBullet2"/>
       </w:pPr>
       <w:r>
+        <w:t>カタカナ読み: ヴァモス コンフィルマール クオムプルオヴアントエ ジ トラタメント アムブウルアトオルイアル</w:t>
+      </w:r>
+    </w:p>
+    <w:p>
+      <w:pPr>
+        <w:pStyle w:val="ListBullet2"/>
+      </w:pPr>
+      <w:r>
         <w:t>日本語確認用: 「Comprovante de tratamento ambulatorial」について確認しましょう。</w:t>
       </w:r>
     </w:p>
@@ -11063,12 +11676,7 @@
         <w:pStyle w:val="ListBullet"/>
       </w:pPr>
       <w:r>
-        <w:t>Leitura para pronúncia: VOU エスプリカール ジ フォルマ シンプレス コンフォルミ オ コントラート</w:t>
-      </w:r>
-    </w:p>
-    <w:p>
-      <w:r>
-        <w:t xml:space="preserve">  Português brasileiro: Vou explicar de forma simples, conforme o contrato.</w:t>
+        <w:t>Português brasileiro: Vou explicar de forma simples, conforme o contrato.</w:t>
       </w:r>
     </w:p>
     <w:p>
@@ -11076,6 +11684,14 @@
         <w:pStyle w:val="ListBullet2"/>
       </w:pPr>
       <w:r>
+        <w:t>カタカナ読み: ヴォウ エスプリカール ジ フォルマ シンプレス コンフォルミ オ コントラート</w:t>
+      </w:r>
+    </w:p>
+    <w:p>
+      <w:pPr>
+        <w:pStyle w:val="ListBullet2"/>
+      </w:pPr>
+      <w:r>
         <w:t>日本語確認用: 契約内容に沿って、分かりやすく説明します。</w:t>
       </w:r>
     </w:p>
@@ -11410,13 +12026,29 @@
       </w:r>
     </w:p>
     <w:p>
-      <w:r>
-        <w:t>Leitura para pronúncia: ヴァモス コンフィルマール PRAZO PARA SOLICITAÇÃO イ エスプリカール ジ フォルマ シンプレス コンフォルミ オ コントラート</w:t>
-      </w:r>
-    </w:p>
-    <w:p>
-      <w:r>
-        <w:t>Português brasileiro: Vamos confirmar prazo para solicitação e explicar de forma simples, conforme o contrato.</w:t>
+      <w:pPr>
+        <w:pStyle w:val="Heading3"/>
+      </w:pPr>
+      <w:r>
+        <w:t>ポルトガル語で伝える内容</w:t>
+      </w:r>
+    </w:p>
+    <w:p>
+      <w:r>
+        <w:t>Vamos confirmar prazo para solicitação e explicar de forma simples, conforme o contrato.</w:t>
+      </w:r>
+    </w:p>
+    <w:p>
+      <w:pPr>
+        <w:pStyle w:val="Heading3"/>
+      </w:pPr>
+      <w:r>
+        <w:t>カタカナ読み</w:t>
+      </w:r>
+    </w:p>
+    <w:p>
+      <w:r>
+        <w:t>ヴァモス コンフィルマール プルアズオ パラ スオルイクイトアサォン イ エスプリカール ジ フォルマ シンプレス コンフォルミ オ コントラート</w:t>
       </w:r>
     </w:p>
     <w:p>
@@ -11437,20 +12069,15 @@
         <w:pStyle w:val="Heading3"/>
       </w:pPr>
       <w:r>
-        <w:t>顧客に伝えるポルトガル語</w:t>
-      </w:r>
-    </w:p>
-    <w:p>
-      <w:pPr>
-        <w:pStyle w:val="ListBullet"/>
-      </w:pPr>
-      <w:r>
-        <w:t>Leitura para pronúncia: ヴァモス コンフィルマール PRAZO PARA SOLICITAÇÃO</w:t>
-      </w:r>
-    </w:p>
-    <w:p>
-      <w:r>
-        <w:t xml:space="preserve">  Português brasileiro: Vamos confirmar prazo para solicitação.</w:t>
+        <w:t>ポルトガル語で伝える内容</w:t>
+      </w:r>
+    </w:p>
+    <w:p>
+      <w:pPr>
+        <w:pStyle w:val="ListBullet"/>
+      </w:pPr>
+      <w:r>
+        <w:t>Português brasileiro: Vamos confirmar prazo para solicitação.</w:t>
       </w:r>
     </w:p>
     <w:p>
@@ -11458,6 +12085,14 @@
         <w:pStyle w:val="ListBullet2"/>
       </w:pPr>
       <w:r>
+        <w:t>カタカナ読み: ヴァモス コンフィルマール プルアズオ パラ スオルイクイトアサォン</w:t>
+      </w:r>
+    </w:p>
+    <w:p>
+      <w:pPr>
+        <w:pStyle w:val="ListBullet2"/>
+      </w:pPr>
+      <w:r>
         <w:t>日本語確認用: 「Prazo para solicitação」について確認しましょう。</w:t>
       </w:r>
     </w:p>
@@ -11466,12 +12101,7 @@
         <w:pStyle w:val="ListBullet"/>
       </w:pPr>
       <w:r>
-        <w:t>Leitura para pronúncia: VOU エスプリカール ジ フォルマ シンプレス コンフォルミ オ コントラート</w:t>
-      </w:r>
-    </w:p>
-    <w:p>
-      <w:r>
-        <w:t xml:space="preserve">  Português brasileiro: Vou explicar de forma simples, conforme o contrato.</w:t>
+        <w:t>Português brasileiro: Vou explicar de forma simples, conforme o contrato.</w:t>
       </w:r>
     </w:p>
     <w:p>
@@ -11479,6 +12109,14 @@
         <w:pStyle w:val="ListBullet2"/>
       </w:pPr>
       <w:r>
+        <w:t>カタカナ読み: ヴォウ エスプリカール ジ フォルマ シンプレス コンフォルミ オ コントラート</w:t>
+      </w:r>
+    </w:p>
+    <w:p>
+      <w:pPr>
+        <w:pStyle w:val="ListBullet2"/>
+      </w:pPr>
+      <w:r>
         <w:t>日本語確認用: 契約内容に沿って、分かりやすく説明します。</w:t>
       </w:r>
     </w:p>
@@ -11813,13 +12451,29 @@
       </w:r>
     </w:p>
     <w:p>
-      <w:r>
-        <w:t>Leitura para pronúncia: ヴァモス コンフィルマール DOCUMENTOS NECESSÁRIOS イ エスプリカール ジ フォルマ シンプレス コンフォルミ オ コントラート</w:t>
-      </w:r>
-    </w:p>
-    <w:p>
-      <w:r>
-        <w:t>Português brasileiro: Vamos confirmar documentos necessários e explicar de forma simples, conforme o contrato.</w:t>
+      <w:pPr>
+        <w:pStyle w:val="Heading3"/>
+      </w:pPr>
+      <w:r>
+        <w:t>ポルトガル語で伝える内容</w:t>
+      </w:r>
+    </w:p>
+    <w:p>
+      <w:r>
+        <w:t>Vamos confirmar documentos necessários e explicar de forma simples, conforme o contrato.</w:t>
+      </w:r>
+    </w:p>
+    <w:p>
+      <w:pPr>
+        <w:pStyle w:val="Heading3"/>
+      </w:pPr>
+      <w:r>
+        <w:t>カタカナ読み</w:t>
+      </w:r>
+    </w:p>
+    <w:p>
+      <w:r>
+        <w:t>ヴァモス コンフィルマール ドクメントス ンエクエスアルイオス イ エスプリカール ジ フォルマ シンプレス コンフォルミ オ コントラート</w:t>
       </w:r>
     </w:p>
     <w:p>
@@ -11840,20 +12494,15 @@
         <w:pStyle w:val="Heading3"/>
       </w:pPr>
       <w:r>
-        <w:t>顧客に伝えるポルトガル語</w:t>
-      </w:r>
-    </w:p>
-    <w:p>
-      <w:pPr>
-        <w:pStyle w:val="ListBullet"/>
-      </w:pPr>
-      <w:r>
-        <w:t>Leitura para pronúncia: ヴァモス コンフィルマール DOCUMENTOS NECESSÁRIOS</w:t>
-      </w:r>
-    </w:p>
-    <w:p>
-      <w:r>
-        <w:t xml:space="preserve">  Português brasileiro: Vamos confirmar documentos necessários.</w:t>
+        <w:t>ポルトガル語で伝える内容</w:t>
+      </w:r>
+    </w:p>
+    <w:p>
+      <w:pPr>
+        <w:pStyle w:val="ListBullet"/>
+      </w:pPr>
+      <w:r>
+        <w:t>Português brasileiro: Vamos confirmar documentos necessários.</w:t>
       </w:r>
     </w:p>
     <w:p>
@@ -11861,6 +12510,14 @@
         <w:pStyle w:val="ListBullet2"/>
       </w:pPr>
       <w:r>
+        <w:t>カタカナ読み: ヴァモス コンフィルマール ドクメントス ンエクエスアルイオス</w:t>
+      </w:r>
+    </w:p>
+    <w:p>
+      <w:pPr>
+        <w:pStyle w:val="ListBullet2"/>
+      </w:pPr>
+      <w:r>
         <w:t>日本語確認用: 「Documentos necessários」について確認しましょう。</w:t>
       </w:r>
     </w:p>
@@ -11869,12 +12526,7 @@
         <w:pStyle w:val="ListBullet"/>
       </w:pPr>
       <w:r>
-        <w:t>Leitura para pronúncia: VOU エスプリカール ジ フォルマ シンプレス コンフォルミ オ コントラート</w:t>
-      </w:r>
-    </w:p>
-    <w:p>
-      <w:r>
-        <w:t xml:space="preserve">  Português brasileiro: Vou explicar de forma simples, conforme o contrato.</w:t>
+        <w:t>Português brasileiro: Vou explicar de forma simples, conforme o contrato.</w:t>
       </w:r>
     </w:p>
     <w:p>
@@ -11882,6 +12534,14 @@
         <w:pStyle w:val="ListBullet2"/>
       </w:pPr>
       <w:r>
+        <w:t>カタカナ読み: ヴォウ エスプリカール ジ フォルマ シンプレス コンフォルミ オ コントラート</w:t>
+      </w:r>
+    </w:p>
+    <w:p>
+      <w:pPr>
+        <w:pStyle w:val="ListBullet2"/>
+      </w:pPr>
+      <w:r>
         <w:t>日本語確認用: 契約内容に沿って、分かりやすく説明します。</w:t>
       </w:r>
     </w:p>
@@ -12216,13 +12876,29 @@
       </w:r>
     </w:p>
     <w:p>
-      <w:r>
-        <w:t>Leitura para pronúncia: ヴァモス コンフィルマール DOCUMENTO ジ IDENTIFICAÇÃO イ エスプリカール ジ フォルマ シンプレス コンフォルミ オ コントラート</w:t>
-      </w:r>
-    </w:p>
-    <w:p>
-      <w:r>
-        <w:t>Português brasileiro: Vamos confirmar documento de identificação e explicar de forma simples, conforme o contrato.</w:t>
+      <w:pPr>
+        <w:pStyle w:val="Heading3"/>
+      </w:pPr>
+      <w:r>
+        <w:t>ポルトガル語で伝える内容</w:t>
+      </w:r>
+    </w:p>
+    <w:p>
+      <w:r>
+        <w:t>Vamos confirmar documento de identificação e explicar de forma simples, conforme o contrato.</w:t>
+      </w:r>
+    </w:p>
+    <w:p>
+      <w:pPr>
+        <w:pStyle w:val="Heading3"/>
+      </w:pPr>
+      <w:r>
+        <w:t>カタカナ読み</w:t>
+      </w:r>
+    </w:p>
+    <w:p>
+      <w:r>
+        <w:t>ヴァモス コンフィルマール ドオクウムエントオ ジ イドエントイフイクアサォン イ エスプリカール ジ フォルマ シンプレス コンフォルミ オ コントラート</w:t>
       </w:r>
     </w:p>
     <w:p>
@@ -12243,20 +12919,15 @@
         <w:pStyle w:val="Heading3"/>
       </w:pPr>
       <w:r>
-        <w:t>顧客に伝えるポルトガル語</w:t>
-      </w:r>
-    </w:p>
-    <w:p>
-      <w:pPr>
-        <w:pStyle w:val="ListBullet"/>
-      </w:pPr>
-      <w:r>
-        <w:t>Leitura para pronúncia: ヴァモス コンフィルマール DOCUMENTO ジ IDENTIFICAÇÃO</w:t>
-      </w:r>
-    </w:p>
-    <w:p>
-      <w:r>
-        <w:t xml:space="preserve">  Português brasileiro: Vamos confirmar documento de identificação.</w:t>
+        <w:t>ポルトガル語で伝える内容</w:t>
+      </w:r>
+    </w:p>
+    <w:p>
+      <w:pPr>
+        <w:pStyle w:val="ListBullet"/>
+      </w:pPr>
+      <w:r>
+        <w:t>Português brasileiro: Vamos confirmar documento de identificação.</w:t>
       </w:r>
     </w:p>
     <w:p>
@@ -12264,6 +12935,14 @@
         <w:pStyle w:val="ListBullet2"/>
       </w:pPr>
       <w:r>
+        <w:t>カタカナ読み: ヴァモス コンフィルマール ドオクウムエントオ ジ イドエントイフイクアサォン</w:t>
+      </w:r>
+    </w:p>
+    <w:p>
+      <w:pPr>
+        <w:pStyle w:val="ListBullet2"/>
+      </w:pPr>
+      <w:r>
         <w:t>日本語確認用: 「Documento de identificação」について確認しましょう。</w:t>
       </w:r>
     </w:p>
@@ -12272,12 +12951,7 @@
         <w:pStyle w:val="ListBullet"/>
       </w:pPr>
       <w:r>
-        <w:t>Leitura para pronúncia: VOU エスプリカール ジ フォルマ シンプレス コンフォルミ オ コントラート</w:t>
-      </w:r>
-    </w:p>
-    <w:p>
-      <w:r>
-        <w:t xml:space="preserve">  Português brasileiro: Vou explicar de forma simples, conforme o contrato.</w:t>
+        <w:t>Português brasileiro: Vou explicar de forma simples, conforme o contrato.</w:t>
       </w:r>
     </w:p>
     <w:p>
@@ -12285,6 +12959,14 @@
         <w:pStyle w:val="ListBullet2"/>
       </w:pPr>
       <w:r>
+        <w:t>カタカナ読み: ヴォウ エスプリカール ジ フォルマ シンプレス コンフォルミ オ コントラート</w:t>
+      </w:r>
+    </w:p>
+    <w:p>
+      <w:pPr>
+        <w:pStyle w:val="ListBullet2"/>
+      </w:pPr>
+      <w:r>
         <w:t>日本語確認用: 契約内容に沿って、分かりやすく説明します。</w:t>
       </w:r>
     </w:p>
@@ -12619,13 +13301,29 @@
       </w:r>
     </w:p>
     <w:p>
-      <w:r>
-        <w:t>Leitura para pronúncia: ヴァモス コンフィルマール DADOS BANCÁRIOS イ エスプリカール ジ フォルマ シンプレス コンフォルミ オ コントラート</w:t>
-      </w:r>
-    </w:p>
-    <w:p>
-      <w:r>
-        <w:t>Português brasileiro: Vamos confirmar dados bancários e explicar de forma simples, conforme o contrato.</w:t>
+      <w:pPr>
+        <w:pStyle w:val="Heading3"/>
+      </w:pPr>
+      <w:r>
+        <w:t>ポルトガル語で伝える内容</w:t>
+      </w:r>
+    </w:p>
+    <w:p>
+      <w:r>
+        <w:t>Vamos confirmar dados bancários e explicar de forma simples, conforme o contrato.</w:t>
+      </w:r>
+    </w:p>
+    <w:p>
+      <w:pPr>
+        <w:pStyle w:val="Heading3"/>
+      </w:pPr>
+      <w:r>
+        <w:t>カタカナ読み</w:t>
+      </w:r>
+    </w:p>
+    <w:p>
+      <w:r>
+        <w:t>ヴァモス コンフィルマール ドアドオス ブアンクアルイオス イ エスプリカール ジ フォルマ シンプレス コンフォルミ オ コントラート</w:t>
       </w:r>
     </w:p>
     <w:p>
@@ -12646,20 +13344,15 @@
         <w:pStyle w:val="Heading3"/>
       </w:pPr>
       <w:r>
-        <w:t>顧客に伝えるポルトガル語</w:t>
-      </w:r>
-    </w:p>
-    <w:p>
-      <w:pPr>
-        <w:pStyle w:val="ListBullet"/>
-      </w:pPr>
-      <w:r>
-        <w:t>Leitura para pronúncia: ヴァモス コンフィルマール DADOS BANCÁRIOS</w:t>
-      </w:r>
-    </w:p>
-    <w:p>
-      <w:r>
-        <w:t xml:space="preserve">  Português brasileiro: Vamos confirmar dados bancários.</w:t>
+        <w:t>ポルトガル語で伝える内容</w:t>
+      </w:r>
+    </w:p>
+    <w:p>
+      <w:pPr>
+        <w:pStyle w:val="ListBullet"/>
+      </w:pPr>
+      <w:r>
+        <w:t>Português brasileiro: Vamos confirmar dados bancários.</w:t>
       </w:r>
     </w:p>
     <w:p>
@@ -12667,6 +13360,14 @@
         <w:pStyle w:val="ListBullet2"/>
       </w:pPr>
       <w:r>
+        <w:t>カタカナ読み: ヴァモス コンフィルマール ドアドオス ブアンクアルイオス</w:t>
+      </w:r>
+    </w:p>
+    <w:p>
+      <w:pPr>
+        <w:pStyle w:val="ListBullet2"/>
+      </w:pPr>
+      <w:r>
         <w:t>日本語確認用: 「Dados bancários」について確認しましょう。</w:t>
       </w:r>
     </w:p>
@@ -12675,12 +13376,7 @@
         <w:pStyle w:val="ListBullet"/>
       </w:pPr>
       <w:r>
-        <w:t>Leitura para pronúncia: VOU エスプリカール ジ フォルマ シンプレス コンフォルミ オ コントラート</w:t>
-      </w:r>
-    </w:p>
-    <w:p>
-      <w:r>
-        <w:t xml:space="preserve">  Português brasileiro: Vou explicar de forma simples, conforme o contrato.</w:t>
+        <w:t>Português brasileiro: Vou explicar de forma simples, conforme o contrato.</w:t>
       </w:r>
     </w:p>
     <w:p>
@@ -12688,6 +13384,14 @@
         <w:pStyle w:val="ListBullet2"/>
       </w:pPr>
       <w:r>
+        <w:t>カタカナ読み: ヴォウ エスプリカール ジ フォルマ シンプレス コンフォルミ オ コントラート</w:t>
+      </w:r>
+    </w:p>
+    <w:p>
+      <w:pPr>
+        <w:pStyle w:val="ListBullet2"/>
+      </w:pPr>
+      <w:r>
         <w:t>日本語確認用: 契約内容に沿って、分かりやすく説明します。</w:t>
       </w:r>
     </w:p>
@@ -13022,13 +13726,29 @@
       </w:r>
     </w:p>
     <w:p>
-      <w:r>
-        <w:t>Leitura para pronúncia: ヴァモス コンフィルマール ANÁLISE ジ PAGAMENTO イ エスプリカール ジ フォルマ シンプレス コンフォルミ オ コントラート</w:t>
-      </w:r>
-    </w:p>
-    <w:p>
-      <w:r>
-        <w:t>Português brasileiro: Vamos confirmar análise de pagamento e explicar de forma simples, conforme o contrato.</w:t>
+      <w:pPr>
+        <w:pStyle w:val="Heading3"/>
+      </w:pPr>
+      <w:r>
+        <w:t>ポルトガル語で伝える内容</w:t>
+      </w:r>
+    </w:p>
+    <w:p>
+      <w:r>
+        <w:t>Vamos confirmar análise de pagamento e explicar de forma simples, conforme o contrato.</w:t>
+      </w:r>
+    </w:p>
+    <w:p>
+      <w:pPr>
+        <w:pStyle w:val="Heading3"/>
+      </w:pPr>
+      <w:r>
+        <w:t>カタカナ読み</w:t>
+      </w:r>
+    </w:p>
+    <w:p>
+      <w:r>
+        <w:t>ヴァモス コンフィルマール アナリゼ ジ パガメント イ エスプリカール ジ フォルマ シンプレス コンフォルミ オ コントラート</w:t>
       </w:r>
     </w:p>
     <w:p>
@@ -13049,20 +13769,15 @@
         <w:pStyle w:val="Heading3"/>
       </w:pPr>
       <w:r>
-        <w:t>顧客に伝えるポルトガル語</w:t>
-      </w:r>
-    </w:p>
-    <w:p>
-      <w:pPr>
-        <w:pStyle w:val="ListBullet"/>
-      </w:pPr>
-      <w:r>
-        <w:t>Leitura para pronúncia: ヴァモス コンフィルマール ANÁLISE ジ PAGAMENTO</w:t>
-      </w:r>
-    </w:p>
-    <w:p>
-      <w:r>
-        <w:t xml:space="preserve">  Português brasileiro: Vamos confirmar análise de pagamento.</w:t>
+        <w:t>ポルトガル語で伝える内容</w:t>
+      </w:r>
+    </w:p>
+    <w:p>
+      <w:pPr>
+        <w:pStyle w:val="ListBullet"/>
+      </w:pPr>
+      <w:r>
+        <w:t>Português brasileiro: Vamos confirmar análise de pagamento.</w:t>
       </w:r>
     </w:p>
     <w:p>
@@ -13070,6 +13785,14 @@
         <w:pStyle w:val="ListBullet2"/>
       </w:pPr>
       <w:r>
+        <w:t>カタカナ読み: ヴァモス コンフィルマール アナリゼ ジ パガメント</w:t>
+      </w:r>
+    </w:p>
+    <w:p>
+      <w:pPr>
+        <w:pStyle w:val="ListBullet2"/>
+      </w:pPr>
+      <w:r>
         <w:t>日本語確認用: 「Análise de pagamento」について確認しましょう。</w:t>
       </w:r>
     </w:p>
@@ -13078,12 +13801,7 @@
         <w:pStyle w:val="ListBullet"/>
       </w:pPr>
       <w:r>
-        <w:t>Leitura para pronúncia: VOU エスプリカール ジ フォルマ シンプレス コンフォルミ オ コントラート</w:t>
-      </w:r>
-    </w:p>
-    <w:p>
-      <w:r>
-        <w:t xml:space="preserve">  Português brasileiro: Vou explicar de forma simples, conforme o contrato.</w:t>
+        <w:t>Português brasileiro: Vou explicar de forma simples, conforme o contrato.</w:t>
       </w:r>
     </w:p>
     <w:p>
@@ -13091,6 +13809,14 @@
         <w:pStyle w:val="ListBullet2"/>
       </w:pPr>
       <w:r>
+        <w:t>カタカナ読み: ヴォウ エスプリカール ジ フォルマ シンプレス コンフォルミ オ コントラート</w:t>
+      </w:r>
+    </w:p>
+    <w:p>
+      <w:pPr>
+        <w:pStyle w:val="ListBullet2"/>
+      </w:pPr>
+      <w:r>
         <w:t>日本語確認用: 契約内容に沿って、分かりやすく説明します。</w:t>
       </w:r>
     </w:p>
@@ -13425,13 +14151,29 @@
       </w:r>
     </w:p>
     <w:p>
-      <w:r>
-        <w:t>Leitura para pronúncia: ヴァモス コンフィルマール PENDÊNCIA DOCUMENTAL イ エスプリカール ジ フォルマ シンプレス コンフォルミ オ コントラート</w:t>
-      </w:r>
-    </w:p>
-    <w:p>
-      <w:r>
-        <w:t>Português brasileiro: Vamos confirmar pendência documental e explicar de forma simples, conforme o contrato.</w:t>
+      <w:pPr>
+        <w:pStyle w:val="Heading3"/>
+      </w:pPr>
+      <w:r>
+        <w:t>ポルトガル語で伝える内容</w:t>
+      </w:r>
+    </w:p>
+    <w:p>
+      <w:r>
+        <w:t>Vamos confirmar pendência documental e explicar de forma simples, conforme o contrato.</w:t>
+      </w:r>
+    </w:p>
+    <w:p>
+      <w:pPr>
+        <w:pStyle w:val="Heading3"/>
+      </w:pPr>
+      <w:r>
+        <w:t>カタカナ読み</w:t>
+      </w:r>
+    </w:p>
+    <w:p>
+      <w:r>
+        <w:t>ヴァモス コンフィルマール プエンドエンクイア ドオクウムエントアル イ エスプリカール ジ フォルマ シンプレス コンフォルミ オ コントラート</w:t>
       </w:r>
     </w:p>
     <w:p>
@@ -13452,20 +14194,15 @@
         <w:pStyle w:val="Heading3"/>
       </w:pPr>
       <w:r>
-        <w:t>顧客に伝えるポルトガル語</w:t>
-      </w:r>
-    </w:p>
-    <w:p>
-      <w:pPr>
-        <w:pStyle w:val="ListBullet"/>
-      </w:pPr>
-      <w:r>
-        <w:t>Leitura para pronúncia: ヴァモス コンフィルマール PENDÊNCIA DOCUMENTAL</w:t>
-      </w:r>
-    </w:p>
-    <w:p>
-      <w:r>
-        <w:t xml:space="preserve">  Português brasileiro: Vamos confirmar pendência documental.</w:t>
+        <w:t>ポルトガル語で伝える内容</w:t>
+      </w:r>
+    </w:p>
+    <w:p>
+      <w:pPr>
+        <w:pStyle w:val="ListBullet"/>
+      </w:pPr>
+      <w:r>
+        <w:t>Português brasileiro: Vamos confirmar pendência documental.</w:t>
       </w:r>
     </w:p>
     <w:p>
@@ -13473,6 +14210,14 @@
         <w:pStyle w:val="ListBullet2"/>
       </w:pPr>
       <w:r>
+        <w:t>カタカナ読み: ヴァモス コンフィルマール プエンドエンクイア ドオクウムエントアル</w:t>
+      </w:r>
+    </w:p>
+    <w:p>
+      <w:pPr>
+        <w:pStyle w:val="ListBullet2"/>
+      </w:pPr>
+      <w:r>
         <w:t>日本語確認用: 「Pendência documental」について確認しましょう。</w:t>
       </w:r>
     </w:p>
@@ -13481,12 +14226,7 @@
         <w:pStyle w:val="ListBullet"/>
       </w:pPr>
       <w:r>
-        <w:t>Leitura para pronúncia: VOU エスプリカール ジ フォルマ シンプレス コンフォルミ オ コントラート</w:t>
-      </w:r>
-    </w:p>
-    <w:p>
-      <w:r>
-        <w:t xml:space="preserve">  Português brasileiro: Vou explicar de forma simples, conforme o contrato.</w:t>
+        <w:t>Português brasileiro: Vou explicar de forma simples, conforme o contrato.</w:t>
       </w:r>
     </w:p>
     <w:p>
@@ -13494,6 +14234,14 @@
         <w:pStyle w:val="ListBullet2"/>
       </w:pPr>
       <w:r>
+        <w:t>カタカナ読み: ヴォウ エスプリカール ジ フォルマ シンプレス コンフォルミ オ コントラート</w:t>
+      </w:r>
+    </w:p>
+    <w:p>
+      <w:pPr>
+        <w:pStyle w:val="ListBullet2"/>
+      </w:pPr>
+      <w:r>
         <w:t>日本語確認用: 契約内容に沿って、分かりやすく説明します。</w:t>
       </w:r>
     </w:p>
@@ -13828,13 +14576,29 @@
       </w:r>
     </w:p>
     <w:p>
-      <w:r>
-        <w:t>Leitura para pronúncia: ヴァモス コンフィルマール DOCUMENTO COMPLEMENTAR イ エスプリカール ジ フォルマ シンプレス コンフォルミ オ コントラート</w:t>
-      </w:r>
-    </w:p>
-    <w:p>
-      <w:r>
-        <w:t>Português brasileiro: Vamos confirmar documento complementar e explicar de forma simples, conforme o contrato.</w:t>
+      <w:pPr>
+        <w:pStyle w:val="Heading3"/>
+      </w:pPr>
+      <w:r>
+        <w:t>ポルトガル語で伝える内容</w:t>
+      </w:r>
+    </w:p>
+    <w:p>
+      <w:r>
+        <w:t>Vamos confirmar documento complementar e explicar de forma simples, conforme o contrato.</w:t>
+      </w:r>
+    </w:p>
+    <w:p>
+      <w:pPr>
+        <w:pStyle w:val="Heading3"/>
+      </w:pPr>
+      <w:r>
+        <w:t>カタカナ読み</w:t>
+      </w:r>
+    </w:p>
+    <w:p>
+      <w:r>
+        <w:t>ヴァモス コンフィルマール ドオクウムエントオ クオムプルエムエントアル イ エスプリカール ジ フォルマ シンプレス コンフォルミ オ コントラート</w:t>
       </w:r>
     </w:p>
     <w:p>
@@ -13855,20 +14619,15 @@
         <w:pStyle w:val="Heading3"/>
       </w:pPr>
       <w:r>
-        <w:t>顧客に伝えるポルトガル語</w:t>
-      </w:r>
-    </w:p>
-    <w:p>
-      <w:pPr>
-        <w:pStyle w:val="ListBullet"/>
-      </w:pPr>
-      <w:r>
-        <w:t>Leitura para pronúncia: ヴァモス コンフィルマール DOCUMENTO COMPLEMENTAR</w:t>
-      </w:r>
-    </w:p>
-    <w:p>
-      <w:r>
-        <w:t xml:space="preserve">  Português brasileiro: Vamos confirmar documento complementar.</w:t>
+        <w:t>ポルトガル語で伝える内容</w:t>
+      </w:r>
+    </w:p>
+    <w:p>
+      <w:pPr>
+        <w:pStyle w:val="ListBullet"/>
+      </w:pPr>
+      <w:r>
+        <w:t>Português brasileiro: Vamos confirmar documento complementar.</w:t>
       </w:r>
     </w:p>
     <w:p>
@@ -13876,6 +14635,14 @@
         <w:pStyle w:val="ListBullet2"/>
       </w:pPr>
       <w:r>
+        <w:t>カタカナ読み: ヴァモス コンフィルマール ドオクウムエントオ クオムプルエムエントアル</w:t>
+      </w:r>
+    </w:p>
+    <w:p>
+      <w:pPr>
+        <w:pStyle w:val="ListBullet2"/>
+      </w:pPr>
+      <w:r>
         <w:t>日本語確認用: 「Documento complementar」について確認しましょう。</w:t>
       </w:r>
     </w:p>
@@ -13884,12 +14651,7 @@
         <w:pStyle w:val="ListBullet"/>
       </w:pPr>
       <w:r>
-        <w:t>Leitura para pronúncia: VOU エスプリカール ジ フォルマ シンプレス コンフォルミ オ コントラート</w:t>
-      </w:r>
-    </w:p>
-    <w:p>
-      <w:r>
-        <w:t xml:space="preserve">  Português brasileiro: Vou explicar de forma simples, conforme o contrato.</w:t>
+        <w:t>Português brasileiro: Vou explicar de forma simples, conforme o contrato.</w:t>
       </w:r>
     </w:p>
     <w:p>
@@ -13897,6 +14659,14 @@
         <w:pStyle w:val="ListBullet2"/>
       </w:pPr>
       <w:r>
+        <w:t>カタカナ読み: ヴォウ エスプリカール ジ フォルマ シンプレス コンフォルミ オ コントラート</w:t>
+      </w:r>
+    </w:p>
+    <w:p>
+      <w:pPr>
+        <w:pStyle w:val="ListBullet2"/>
+      </w:pPr>
+      <w:r>
         <w:t>日本語確認用: 契約内容に沿って、分かりやすく説明します。</w:t>
       </w:r>
     </w:p>
@@ -14231,13 +15001,29 @@
       </w:r>
     </w:p>
     <w:p>
-      <w:r>
-        <w:t>Leitura para pronúncia: ヴァモス コンフィルマール AVISO ジ PAGAMENTO イ エスプリカール ジ フォルマ シンプレス コンフォルミ オ コントラート</w:t>
-      </w:r>
-    </w:p>
-    <w:p>
-      <w:r>
-        <w:t>Português brasileiro: Vamos confirmar aviso de pagamento e explicar de forma simples, conforme o contrato.</w:t>
+      <w:pPr>
+        <w:pStyle w:val="Heading3"/>
+      </w:pPr>
+      <w:r>
+        <w:t>ポルトガル語で伝える内容</w:t>
+      </w:r>
+    </w:p>
+    <w:p>
+      <w:r>
+        <w:t>Vamos confirmar aviso de pagamento e explicar de forma simples, conforme o contrato.</w:t>
+      </w:r>
+    </w:p>
+    <w:p>
+      <w:pPr>
+        <w:pStyle w:val="Heading3"/>
+      </w:pPr>
+      <w:r>
+        <w:t>カタカナ読み</w:t>
+      </w:r>
+    </w:p>
+    <w:p>
+      <w:r>
+        <w:t>ヴァモス コンフィルマール アヴイスオ ジ パガメント イ エスプリカール ジ フォルマ シンプレス コンフォルミ オ コントラート</w:t>
       </w:r>
     </w:p>
     <w:p>
@@ -14258,20 +15044,15 @@
         <w:pStyle w:val="Heading3"/>
       </w:pPr>
       <w:r>
-        <w:t>顧客に伝えるポルトガル語</w:t>
-      </w:r>
-    </w:p>
-    <w:p>
-      <w:pPr>
-        <w:pStyle w:val="ListBullet"/>
-      </w:pPr>
-      <w:r>
-        <w:t>Leitura para pronúncia: ヴァモス コンフィルマール AVISO ジ PAGAMENTO</w:t>
-      </w:r>
-    </w:p>
-    <w:p>
-      <w:r>
-        <w:t xml:space="preserve">  Português brasileiro: Vamos confirmar aviso de pagamento.</w:t>
+        <w:t>ポルトガル語で伝える内容</w:t>
+      </w:r>
+    </w:p>
+    <w:p>
+      <w:pPr>
+        <w:pStyle w:val="ListBullet"/>
+      </w:pPr>
+      <w:r>
+        <w:t>Português brasileiro: Vamos confirmar aviso de pagamento.</w:t>
       </w:r>
     </w:p>
     <w:p>
@@ -14279,6 +15060,14 @@
         <w:pStyle w:val="ListBullet2"/>
       </w:pPr>
       <w:r>
+        <w:t>カタカナ読み: ヴァモス コンフィルマール アヴイスオ ジ パガメント</w:t>
+      </w:r>
+    </w:p>
+    <w:p>
+      <w:pPr>
+        <w:pStyle w:val="ListBullet2"/>
+      </w:pPr>
+      <w:r>
         <w:t>日本語確認用: 「Aviso de pagamento」について確認しましょう。</w:t>
       </w:r>
     </w:p>
@@ -14287,12 +15076,7 @@
         <w:pStyle w:val="ListBullet"/>
       </w:pPr>
       <w:r>
-        <w:t>Leitura para pronúncia: VOU エスプリカール ジ フォルマ シンプレス コンフォルミ オ コントラート</w:t>
-      </w:r>
-    </w:p>
-    <w:p>
-      <w:r>
-        <w:t xml:space="preserve">  Português brasileiro: Vou explicar de forma simples, conforme o contrato.</w:t>
+        <w:t>Português brasileiro: Vou explicar de forma simples, conforme o contrato.</w:t>
       </w:r>
     </w:p>
     <w:p>
@@ -14300,6 +15084,14 @@
         <w:pStyle w:val="ListBullet2"/>
       </w:pPr>
       <w:r>
+        <w:t>カタカナ読み: ヴォウ エスプリカール ジ フォルマ シンプレス コンフォルミ オ コントラート</w:t>
+      </w:r>
+    </w:p>
+    <w:p>
+      <w:pPr>
+        <w:pStyle w:val="ListBullet2"/>
+      </w:pPr>
+      <w:r>
         <w:t>日本語確認用: 契約内容に沿って、分かりやすく説明します。</w:t>
       </w:r>
     </w:p>
@@ -14634,13 +15426,29 @@
       </w:r>
     </w:p>
     <w:p>
-      <w:r>
-        <w:t>Leitura para pronúncia: ヴァモス コンフィルマール AVISO ジ NÃO PAGAMENTO イ エスプリカール ジ フォルマ シンプレス コンフォルミ オ コントラート</w:t>
-      </w:r>
-    </w:p>
-    <w:p>
-      <w:r>
-        <w:t>Português brasileiro: Vamos confirmar aviso de não pagamento e explicar de forma simples, conforme o contrato.</w:t>
+      <w:pPr>
+        <w:pStyle w:val="Heading3"/>
+      </w:pPr>
+      <w:r>
+        <w:t>ポルトガル語で伝える内容</w:t>
+      </w:r>
+    </w:p>
+    <w:p>
+      <w:r>
+        <w:t>Vamos confirmar aviso de não pagamento e explicar de forma simples, conforme o contrato.</w:t>
+      </w:r>
+    </w:p>
+    <w:p>
+      <w:pPr>
+        <w:pStyle w:val="Heading3"/>
+      </w:pPr>
+      <w:r>
+        <w:t>カタカナ読み</w:t>
+      </w:r>
+    </w:p>
+    <w:p>
+      <w:r>
+        <w:t>ヴァモス コンフィルマール アヴイスオ ジ ンアォン パガメント イ エスプリカール ジ フォルマ シンプレス コンフォルミ オ コントラート</w:t>
       </w:r>
     </w:p>
     <w:p>
@@ -14661,20 +15469,15 @@
         <w:pStyle w:val="Heading3"/>
       </w:pPr>
       <w:r>
-        <w:t>顧客に伝えるポルトガル語</w:t>
-      </w:r>
-    </w:p>
-    <w:p>
-      <w:pPr>
-        <w:pStyle w:val="ListBullet"/>
-      </w:pPr>
-      <w:r>
-        <w:t>Leitura para pronúncia: ヴァモス コンフィルマール AVISO ジ NÃO PAGAMENTO</w:t>
-      </w:r>
-    </w:p>
-    <w:p>
-      <w:r>
-        <w:t xml:space="preserve">  Português brasileiro: Vamos confirmar aviso de não pagamento.</w:t>
+        <w:t>ポルトガル語で伝える内容</w:t>
+      </w:r>
+    </w:p>
+    <w:p>
+      <w:pPr>
+        <w:pStyle w:val="ListBullet"/>
+      </w:pPr>
+      <w:r>
+        <w:t>Português brasileiro: Vamos confirmar aviso de não pagamento.</w:t>
       </w:r>
     </w:p>
     <w:p>
@@ -14682,6 +15485,14 @@
         <w:pStyle w:val="ListBullet2"/>
       </w:pPr>
       <w:r>
+        <w:t>カタカナ読み: ヴァモス コンフィルマール アヴイスオ ジ ンアォン パガメント</w:t>
+      </w:r>
+    </w:p>
+    <w:p>
+      <w:pPr>
+        <w:pStyle w:val="ListBullet2"/>
+      </w:pPr>
+      <w:r>
         <w:t>日本語確認用: 「Aviso de não pagamento」について確認しましょう。</w:t>
       </w:r>
     </w:p>
@@ -14690,12 +15501,7 @@
         <w:pStyle w:val="ListBullet"/>
       </w:pPr>
       <w:r>
-        <w:t>Leitura para pronúncia: VOU エスプリカール ジ フォルマ シンプレス コンフォルミ オ コントラート</w:t>
-      </w:r>
-    </w:p>
-    <w:p>
-      <w:r>
-        <w:t xml:space="preserve">  Português brasileiro: Vou explicar de forma simples, conforme o contrato.</w:t>
+        <w:t>Português brasileiro: Vou explicar de forma simples, conforme o contrato.</w:t>
       </w:r>
     </w:p>
     <w:p>
@@ -14703,6 +15509,14 @@
         <w:pStyle w:val="ListBullet2"/>
       </w:pPr>
       <w:r>
+        <w:t>カタカナ読み: ヴォウ エスプリカール ジ フォルマ シンプレス コンフォルミ オ コントラート</w:t>
+      </w:r>
+    </w:p>
+    <w:p>
+      <w:pPr>
+        <w:pStyle w:val="ListBullet2"/>
+      </w:pPr>
+      <w:r>
         <w:t>日本語確認用: 契約内容に沿って、分かりやすく説明します。</w:t>
       </w:r>
     </w:p>
@@ -15037,13 +15851,29 @@
       </w:r>
     </w:p>
     <w:p>
-      <w:r>
-        <w:t>Leitura para pronúncia: ヴァモス コンフィルマール REANÁLISE イ エスプリカール ジ フォルマ シンプレス コンフォルミ オ コントラート</w:t>
-      </w:r>
-    </w:p>
-    <w:p>
-      <w:r>
-        <w:t>Português brasileiro: Vamos confirmar reanálise e explicar de forma simples, conforme o contrato.</w:t>
+      <w:pPr>
+        <w:pStyle w:val="Heading3"/>
+      </w:pPr>
+      <w:r>
+        <w:t>ポルトガル語で伝える内容</w:t>
+      </w:r>
+    </w:p>
+    <w:p>
+      <w:r>
+        <w:t>Vamos confirmar reanálise e explicar de forma simples, conforme o contrato.</w:t>
+      </w:r>
+    </w:p>
+    <w:p>
+      <w:pPr>
+        <w:pStyle w:val="Heading3"/>
+      </w:pPr>
+      <w:r>
+        <w:t>カタカナ読み</w:t>
+      </w:r>
+    </w:p>
+    <w:p>
+      <w:r>
+        <w:t>ヴァモス コンフィルマール ルエアンアルイスエ イ エスプリカール ジ フォルマ シンプレス コンフォルミ オ コントラート</w:t>
       </w:r>
     </w:p>
     <w:p>
@@ -15064,20 +15894,15 @@
         <w:pStyle w:val="Heading3"/>
       </w:pPr>
       <w:r>
-        <w:t>顧客に伝えるポルトガル語</w:t>
-      </w:r>
-    </w:p>
-    <w:p>
-      <w:pPr>
-        <w:pStyle w:val="ListBullet"/>
-      </w:pPr>
-      <w:r>
-        <w:t>Leitura para pronúncia: ヴァモス コンフィルマール REANÁLISE</w:t>
-      </w:r>
-    </w:p>
-    <w:p>
-      <w:r>
-        <w:t xml:space="preserve">  Português brasileiro: Vamos confirmar reanálise.</w:t>
+        <w:t>ポルトガル語で伝える内容</w:t>
+      </w:r>
+    </w:p>
+    <w:p>
+      <w:pPr>
+        <w:pStyle w:val="ListBullet"/>
+      </w:pPr>
+      <w:r>
+        <w:t>Português brasileiro: Vamos confirmar reanálise.</w:t>
       </w:r>
     </w:p>
     <w:p>
@@ -15085,6 +15910,14 @@
         <w:pStyle w:val="ListBullet2"/>
       </w:pPr>
       <w:r>
+        <w:t>カタカナ読み: ヴァモス コンフィルマール ルエアンアルイスエ</w:t>
+      </w:r>
+    </w:p>
+    <w:p>
+      <w:pPr>
+        <w:pStyle w:val="ListBullet2"/>
+      </w:pPr>
+      <w:r>
         <w:t>日本語確認用: 「Reanálise」について確認しましょう。</w:t>
       </w:r>
     </w:p>
@@ -15093,12 +15926,7 @@
         <w:pStyle w:val="ListBullet"/>
       </w:pPr>
       <w:r>
-        <w:t>Leitura para pronúncia: VOU エスプリカール ジ フォルマ シンプレス コンフォルミ オ コントラート</w:t>
-      </w:r>
-    </w:p>
-    <w:p>
-      <w:r>
-        <w:t xml:space="preserve">  Português brasileiro: Vou explicar de forma simples, conforme o contrato.</w:t>
+        <w:t>Português brasileiro: Vou explicar de forma simples, conforme o contrato.</w:t>
       </w:r>
     </w:p>
     <w:p>
@@ -15106,6 +15934,14 @@
         <w:pStyle w:val="ListBullet2"/>
       </w:pPr>
       <w:r>
+        <w:t>カタカナ読み: ヴォウ エスプリカール ジ フォルマ シンプレス コンフォルミ オ コントラート</w:t>
+      </w:r>
+    </w:p>
+    <w:p>
+      <w:pPr>
+        <w:pStyle w:val="ListBullet2"/>
+      </w:pPr>
+      <w:r>
         <w:t>日本語確認用: 契約内容に沿って、分かりやすく説明します。</w:t>
       </w:r>
     </w:p>
@@ -15440,13 +16276,29 @@
       </w:r>
     </w:p>
     <w:p>
-      <w:r>
-        <w:t>Leitura para pronúncia: ヴァモス コンフィルマール CONFIRMAÇÃO ジ DEPÓSITO イ エスプリカール ジ フォルマ シンプレス コンフォルミ オ コントラート</w:t>
-      </w:r>
-    </w:p>
-    <w:p>
-      <w:r>
-        <w:t>Português brasileiro: Vamos confirmar confirmação de depósito e explicar de forma simples, conforme o contrato.</w:t>
+      <w:pPr>
+        <w:pStyle w:val="Heading3"/>
+      </w:pPr>
+      <w:r>
+        <w:t>ポルトガル語で伝える内容</w:t>
+      </w:r>
+    </w:p>
+    <w:p>
+      <w:r>
+        <w:t>Vamos confirmar confirmação de depósito e explicar de forma simples, conforme o contrato.</w:t>
+      </w:r>
+    </w:p>
+    <w:p>
+      <w:pPr>
+        <w:pStyle w:val="Heading3"/>
+      </w:pPr>
+      <w:r>
+        <w:t>カタカナ読み</w:t>
+      </w:r>
+    </w:p>
+    <w:p>
+      <w:r>
+        <w:t>ヴァモス コンフィルマール コンフィルマサォン ジ ドエプオスイトオ イ エスプリカール ジ フォルマ シンプレス コンフォルミ オ コントラート</w:t>
       </w:r>
     </w:p>
     <w:p>
@@ -15467,20 +16319,15 @@
         <w:pStyle w:val="Heading3"/>
       </w:pPr>
       <w:r>
-        <w:t>顧客に伝えるポルトガル語</w:t>
-      </w:r>
-    </w:p>
-    <w:p>
-      <w:pPr>
-        <w:pStyle w:val="ListBullet"/>
-      </w:pPr>
-      <w:r>
-        <w:t>Leitura para pronúncia: ヴァモス コンフィルマール CONFIRMAÇÃO ジ DEPÓSITO</w:t>
-      </w:r>
-    </w:p>
-    <w:p>
-      <w:r>
-        <w:t xml:space="preserve">  Português brasileiro: Vamos confirmar confirmação de depósito.</w:t>
+        <w:t>ポルトガル語で伝える内容</w:t>
+      </w:r>
+    </w:p>
+    <w:p>
+      <w:pPr>
+        <w:pStyle w:val="ListBullet"/>
+      </w:pPr>
+      <w:r>
+        <w:t>Português brasileiro: Vamos confirmar confirmação de depósito.</w:t>
       </w:r>
     </w:p>
     <w:p>
@@ -15488,6 +16335,14 @@
         <w:pStyle w:val="ListBullet2"/>
       </w:pPr>
       <w:r>
+        <w:t>カタカナ読み: ヴァモス コンフィルマール コンフィルマサォン ジ ドエプオスイトオ</w:t>
+      </w:r>
+    </w:p>
+    <w:p>
+      <w:pPr>
+        <w:pStyle w:val="ListBullet2"/>
+      </w:pPr>
+      <w:r>
         <w:t>日本語確認用: 「Confirmação de depósito」について確認しましょう。</w:t>
       </w:r>
     </w:p>
@@ -15496,12 +16351,7 @@
         <w:pStyle w:val="ListBullet"/>
       </w:pPr>
       <w:r>
-        <w:t>Leitura para pronúncia: VOU エスプリカール ジ フォルマ シンプレス コンフォルミ オ コントラート</w:t>
-      </w:r>
-    </w:p>
-    <w:p>
-      <w:r>
-        <w:t xml:space="preserve">  Português brasileiro: Vou explicar de forma simples, conforme o contrato.</w:t>
+        <w:t>Português brasileiro: Vou explicar de forma simples, conforme o contrato.</w:t>
       </w:r>
     </w:p>
     <w:p>
@@ -15509,6 +16359,14 @@
         <w:pStyle w:val="ListBullet2"/>
       </w:pPr>
       <w:r>
+        <w:t>カタカナ読み: ヴォウ エスプリカール ジ フォルマ シンプレス コンフォルミ オ コントラート</w:t>
+      </w:r>
+    </w:p>
+    <w:p>
+      <w:pPr>
+        <w:pStyle w:val="ListBullet2"/>
+      </w:pPr>
+      <w:r>
         <w:t>日本語確認用: 契約内容に沿って、分かりやすく説明します。</w:t>
       </w:r>
     </w:p>
@@ -15843,13 +16701,29 @@
       </w:r>
     </w:p>
     <w:p>
-      <w:r>
-        <w:t>Leitura para pronúncia: ヴァモス コンフィルマール BENEFICIÁRIO DO PAGAMENTO イ エスプリカール ジ フォルマ シンプレス コンフォルミ オ コントラート</w:t>
-      </w:r>
-    </w:p>
-    <w:p>
-      <w:r>
-        <w:t>Português brasileiro: Vamos confirmar beneficiário do pagamento e explicar de forma simples, conforme o contrato.</w:t>
+      <w:pPr>
+        <w:pStyle w:val="Heading3"/>
+      </w:pPr>
+      <w:r>
+        <w:t>ポルトガル語で伝える内容</w:t>
+      </w:r>
+    </w:p>
+    <w:p>
+      <w:r>
+        <w:t>Vamos confirmar beneficiário do pagamento e explicar de forma simples, conforme o contrato.</w:t>
+      </w:r>
+    </w:p>
+    <w:p>
+      <w:pPr>
+        <w:pStyle w:val="Heading3"/>
+      </w:pPr>
+      <w:r>
+        <w:t>カタカナ読み</w:t>
+      </w:r>
+    </w:p>
+    <w:p>
+      <w:r>
+        <w:t>ヴァモス コンフィルマール ブエンエフイクイアルイオ ド パガメント イ エスプリカール ジ フォルマ シンプレス コンフォルミ オ コントラート</w:t>
       </w:r>
     </w:p>
     <w:p>
@@ -15870,20 +16744,15 @@
         <w:pStyle w:val="Heading3"/>
       </w:pPr>
       <w:r>
-        <w:t>顧客に伝えるポルトガル語</w:t>
-      </w:r>
-    </w:p>
-    <w:p>
-      <w:pPr>
-        <w:pStyle w:val="ListBullet"/>
-      </w:pPr>
-      <w:r>
-        <w:t>Leitura para pronúncia: ヴァモス コンフィルマール BENEFICIÁRIO DO PAGAMENTO</w:t>
-      </w:r>
-    </w:p>
-    <w:p>
-      <w:r>
-        <w:t xml:space="preserve">  Português brasileiro: Vamos confirmar beneficiário do pagamento.</w:t>
+        <w:t>ポルトガル語で伝える内容</w:t>
+      </w:r>
+    </w:p>
+    <w:p>
+      <w:pPr>
+        <w:pStyle w:val="ListBullet"/>
+      </w:pPr>
+      <w:r>
+        <w:t>Português brasileiro: Vamos confirmar beneficiário do pagamento.</w:t>
       </w:r>
     </w:p>
     <w:p>
@@ -15891,6 +16760,14 @@
         <w:pStyle w:val="ListBullet2"/>
       </w:pPr>
       <w:r>
+        <w:t>カタカナ読み: ヴァモス コンフィルマール ブエンエフイクイアルイオ ド パガメント</w:t>
+      </w:r>
+    </w:p>
+    <w:p>
+      <w:pPr>
+        <w:pStyle w:val="ListBullet2"/>
+      </w:pPr>
+      <w:r>
         <w:t>日本語確認用: 「Beneficiário do pagamento」について確認しましょう。</w:t>
       </w:r>
     </w:p>
@@ -15899,12 +16776,7 @@
         <w:pStyle w:val="ListBullet"/>
       </w:pPr>
       <w:r>
-        <w:t>Leitura para pronúncia: VOU エスプリカール ジ フォルマ シンプレス コンフォルミ オ コントラート</w:t>
-      </w:r>
-    </w:p>
-    <w:p>
-      <w:r>
-        <w:t xml:space="preserve">  Português brasileiro: Vou explicar de forma simples, conforme o contrato.</w:t>
+        <w:t>Português brasileiro: Vou explicar de forma simples, conforme o contrato.</w:t>
       </w:r>
     </w:p>
     <w:p>
@@ -15912,6 +16784,14 @@
         <w:pStyle w:val="ListBullet2"/>
       </w:pPr>
       <w:r>
+        <w:t>カタカナ読み: ヴォウ エスプリカール ジ フォルマ シンプレス コンフォルミ オ コントラート</w:t>
+      </w:r>
+    </w:p>
+    <w:p>
+      <w:pPr>
+        <w:pStyle w:val="ListBullet2"/>
+      </w:pPr>
+      <w:r>
         <w:t>日本語確認用: 契約内容に沿って、分かりやすく説明します。</w:t>
       </w:r>
     </w:p>
@@ -16238,13 +17118,29 @@
       </w:r>
     </w:p>
     <w:p>
-      <w:r>
-        <w:t>Leitura para pronúncia: ヴァモス コンフィルマール PROPOSTA ジ CONTRATAÇÃO イ エスプリカール ジ フォルマ シンプレス コンフォルミ オ コントラート</w:t>
-      </w:r>
-    </w:p>
-    <w:p>
-      <w:r>
-        <w:t>Português brasileiro: Vamos confirmar proposta de contratação e explicar de forma simples, conforme o contrato.</w:t>
+      <w:pPr>
+        <w:pStyle w:val="Heading3"/>
+      </w:pPr>
+      <w:r>
+        <w:t>ポルトガル語で伝える内容</w:t>
+      </w:r>
+    </w:p>
+    <w:p>
+      <w:r>
+        <w:t>Vamos confirmar proposta de contratação e explicar de forma simples, conforme o contrato.</w:t>
+      </w:r>
+    </w:p>
+    <w:p>
+      <w:pPr>
+        <w:pStyle w:val="Heading3"/>
+      </w:pPr>
+      <w:r>
+        <w:t>カタカナ読み</w:t>
+      </w:r>
+    </w:p>
+    <w:p>
+      <w:r>
+        <w:t>ヴァモス コンフィルマール プルオプオストア ジ クオントルアトアサォン イ エスプリカール ジ フォルマ シンプレス コンフォルミ オ コントラート</w:t>
       </w:r>
     </w:p>
     <w:p>
@@ -16265,20 +17161,15 @@
         <w:pStyle w:val="Heading3"/>
       </w:pPr>
       <w:r>
-        <w:t>顧客に伝えるポルトガル語</w:t>
-      </w:r>
-    </w:p>
-    <w:p>
-      <w:pPr>
-        <w:pStyle w:val="ListBullet"/>
-      </w:pPr>
-      <w:r>
-        <w:t>Leitura para pronúncia: ヴァモス コンフィルマール PROPOSTA ジ CONTRATAÇÃO</w:t>
-      </w:r>
-    </w:p>
-    <w:p>
-      <w:r>
-        <w:t xml:space="preserve">  Português brasileiro: Vamos confirmar proposta de contratação.</w:t>
+        <w:t>ポルトガル語で伝える内容</w:t>
+      </w:r>
+    </w:p>
+    <w:p>
+      <w:pPr>
+        <w:pStyle w:val="ListBullet"/>
+      </w:pPr>
+      <w:r>
+        <w:t>Português brasileiro: Vamos confirmar proposta de contratação.</w:t>
       </w:r>
     </w:p>
     <w:p>
@@ -16286,6 +17177,14 @@
         <w:pStyle w:val="ListBullet2"/>
       </w:pPr>
       <w:r>
+        <w:t>カタカナ読み: ヴァモス コンフィルマール プルオプオストア ジ クオントルアトアサォン</w:t>
+      </w:r>
+    </w:p>
+    <w:p>
+      <w:pPr>
+        <w:pStyle w:val="ListBullet2"/>
+      </w:pPr>
+      <w:r>
         <w:t>日本語確認用: 「Proposta de contratação」について確認しましょう。</w:t>
       </w:r>
     </w:p>
@@ -16294,12 +17193,7 @@
         <w:pStyle w:val="ListBullet"/>
       </w:pPr>
       <w:r>
-        <w:t>Leitura para pronúncia: VOU エスプリカール ジ フォルマ シンプレス コンフォルミ オ コントラート</w:t>
-      </w:r>
-    </w:p>
-    <w:p>
-      <w:r>
-        <w:t xml:space="preserve">  Português brasileiro: Vou explicar de forma simples, conforme o contrato.</w:t>
+        <w:t>Português brasileiro: Vou explicar de forma simples, conforme o contrato.</w:t>
       </w:r>
     </w:p>
     <w:p>
@@ -16307,6 +17201,14 @@
         <w:pStyle w:val="ListBullet2"/>
       </w:pPr>
       <w:r>
+        <w:t>カタカナ読み: ヴォウ エスプリカール ジ フォルマ シンプレス コンフォルミ オ コントラート</w:t>
+      </w:r>
+    </w:p>
+    <w:p>
+      <w:pPr>
+        <w:pStyle w:val="ListBullet2"/>
+      </w:pPr>
+      <w:r>
         <w:t>日本語確認用: 契約内容に沿って、分かりやすく説明します。</w:t>
       </w:r>
     </w:p>
@@ -16633,13 +17535,29 @@
       </w:r>
     </w:p>
     <w:p>
-      <w:r>
-        <w:t>Leitura para pronúncia: ヴァモス コンフィルマール セグラード イ エスプリカール ジ フォルマ シンプレス コンフォルミ オ コントラート</w:t>
-      </w:r>
-    </w:p>
-    <w:p>
-      <w:r>
-        <w:t>Português brasileiro: Vamos confirmar segurado e explicar de forma simples, conforme o contrato.</w:t>
+      <w:pPr>
+        <w:pStyle w:val="Heading3"/>
+      </w:pPr>
+      <w:r>
+        <w:t>ポルトガル語で伝える内容</w:t>
+      </w:r>
+    </w:p>
+    <w:p>
+      <w:r>
+        <w:t>Vamos confirmar segurado e explicar de forma simples, conforme o contrato.</w:t>
+      </w:r>
+    </w:p>
+    <w:p>
+      <w:pPr>
+        <w:pStyle w:val="Heading3"/>
+      </w:pPr>
+      <w:r>
+        <w:t>カタカナ読み</w:t>
+      </w:r>
+    </w:p>
+    <w:p>
+      <w:r>
+        <w:t>ヴァモス コンフィルマール セグラード イ エスプリカール ジ フォルマ シンプレス コンフォルミ オ コントラート</w:t>
       </w:r>
     </w:p>
     <w:p>
@@ -16660,20 +17578,15 @@
         <w:pStyle w:val="Heading3"/>
       </w:pPr>
       <w:r>
-        <w:t>顧客に伝えるポルトガル語</w:t>
-      </w:r>
-    </w:p>
-    <w:p>
-      <w:pPr>
-        <w:pStyle w:val="ListBullet"/>
-      </w:pPr>
-      <w:r>
-        <w:t>Leitura para pronúncia: ヴァモス コンフィルマール セグラード</w:t>
-      </w:r>
-    </w:p>
-    <w:p>
-      <w:r>
-        <w:t xml:space="preserve">  Português brasileiro: Vamos confirmar segurado.</w:t>
+        <w:t>ポルトガル語で伝える内容</w:t>
+      </w:r>
+    </w:p>
+    <w:p>
+      <w:pPr>
+        <w:pStyle w:val="ListBullet"/>
+      </w:pPr>
+      <w:r>
+        <w:t>Português brasileiro: Vamos confirmar segurado.</w:t>
       </w:r>
     </w:p>
     <w:p>
@@ -16681,6 +17594,14 @@
         <w:pStyle w:val="ListBullet2"/>
       </w:pPr>
       <w:r>
+        <w:t>カタカナ読み: ヴァモス コンフィルマール セグラード</w:t>
+      </w:r>
+    </w:p>
+    <w:p>
+      <w:pPr>
+        <w:pStyle w:val="ListBullet2"/>
+      </w:pPr>
+      <w:r>
         <w:t>日本語確認用: 「Segurado」について確認しましょう。</w:t>
       </w:r>
     </w:p>
@@ -16689,12 +17610,7 @@
         <w:pStyle w:val="ListBullet"/>
       </w:pPr>
       <w:r>
-        <w:t>Leitura para pronúncia: VOU エスプリカール ジ フォルマ シンプレス コンフォルミ オ コントラート</w:t>
-      </w:r>
-    </w:p>
-    <w:p>
-      <w:r>
-        <w:t xml:space="preserve">  Português brasileiro: Vou explicar de forma simples, conforme o contrato.</w:t>
+        <w:t>Português brasileiro: Vou explicar de forma simples, conforme o contrato.</w:t>
       </w:r>
     </w:p>
     <w:p>
@@ -16702,6 +17618,14 @@
         <w:pStyle w:val="ListBullet2"/>
       </w:pPr>
       <w:r>
+        <w:t>カタカナ読み: ヴォウ エスプリカール ジ フォルマ シンプレス コンフォルミ オ コントラート</w:t>
+      </w:r>
+    </w:p>
+    <w:p>
+      <w:pPr>
+        <w:pStyle w:val="ListBullet2"/>
+      </w:pPr>
+      <w:r>
         <w:t>日本語確認用: 契約内容に沿って、分かりやすく説明します。</w:t>
       </w:r>
     </w:p>
@@ -17036,13 +17960,29 @@
       </w:r>
     </w:p>
     <w:p>
-      <w:r>
-        <w:t>Leitura para pronúncia: ヴァモス コンフィルマール CONTRATANTE イ エスプリカール ジ フォルマ シンプレス コンフォルミ オ コントラート</w:t>
-      </w:r>
-    </w:p>
-    <w:p>
-      <w:r>
-        <w:t>Português brasileiro: Vamos confirmar contratante e explicar de forma simples, conforme o contrato.</w:t>
+      <w:pPr>
+        <w:pStyle w:val="Heading3"/>
+      </w:pPr>
+      <w:r>
+        <w:t>ポルトガル語で伝える内容</w:t>
+      </w:r>
+    </w:p>
+    <w:p>
+      <w:r>
+        <w:t>Vamos confirmar contratante e explicar de forma simples, conforme o contrato.</w:t>
+      </w:r>
+    </w:p>
+    <w:p>
+      <w:pPr>
+        <w:pStyle w:val="Heading3"/>
+      </w:pPr>
+      <w:r>
+        <w:t>カタカナ読み</w:t>
+      </w:r>
+    </w:p>
+    <w:p>
+      <w:r>
+        <w:t>ヴァモス コンフィルマール クオントルアトアントエ イ エスプリカール ジ フォルマ シンプレス コンフォルミ オ コントラート</w:t>
       </w:r>
     </w:p>
     <w:p>
@@ -17063,20 +18003,15 @@
         <w:pStyle w:val="Heading3"/>
       </w:pPr>
       <w:r>
-        <w:t>顧客に伝えるポルトガル語</w:t>
-      </w:r>
-    </w:p>
-    <w:p>
-      <w:pPr>
-        <w:pStyle w:val="ListBullet"/>
-      </w:pPr>
-      <w:r>
-        <w:t>Leitura para pronúncia: ヴァモス コンフィルマール CONTRATANTE</w:t>
-      </w:r>
-    </w:p>
-    <w:p>
-      <w:r>
-        <w:t xml:space="preserve">  Português brasileiro: Vamos confirmar contratante.</w:t>
+        <w:t>ポルトガル語で伝える内容</w:t>
+      </w:r>
+    </w:p>
+    <w:p>
+      <w:pPr>
+        <w:pStyle w:val="ListBullet"/>
+      </w:pPr>
+      <w:r>
+        <w:t>Português brasileiro: Vamos confirmar contratante.</w:t>
       </w:r>
     </w:p>
     <w:p>
@@ -17084,6 +18019,14 @@
         <w:pStyle w:val="ListBullet2"/>
       </w:pPr>
       <w:r>
+        <w:t>カタカナ読み: ヴァモス コンフィルマール クオントルアトアントエ</w:t>
+      </w:r>
+    </w:p>
+    <w:p>
+      <w:pPr>
+        <w:pStyle w:val="ListBullet2"/>
+      </w:pPr>
+      <w:r>
         <w:t>日本語確認用: 「Contratante」について確認しましょう。</w:t>
       </w:r>
     </w:p>
@@ -17092,12 +18035,7 @@
         <w:pStyle w:val="ListBullet"/>
       </w:pPr>
       <w:r>
-        <w:t>Leitura para pronúncia: VOU エスプリカール ジ フォルマ シンプレス コンフォルミ オ コントラート</w:t>
-      </w:r>
-    </w:p>
-    <w:p>
-      <w:r>
-        <w:t xml:space="preserve">  Português brasileiro: Vou explicar de forma simples, conforme o contrato.</w:t>
+        <w:t>Português brasileiro: Vou explicar de forma simples, conforme o contrato.</w:t>
       </w:r>
     </w:p>
     <w:p>
@@ -17105,6 +18043,14 @@
         <w:pStyle w:val="ListBullet2"/>
       </w:pPr>
       <w:r>
+        <w:t>カタカナ読み: ヴォウ エスプリカール ジ フォルマ シンプレス コンフォルミ オ コントラート</w:t>
+      </w:r>
+    </w:p>
+    <w:p>
+      <w:pPr>
+        <w:pStyle w:val="ListBullet2"/>
+      </w:pPr>
+      <w:r>
         <w:t>日本語確認用: 契約内容に沿って、分かりやすく説明します。</w:t>
       </w:r>
     </w:p>
@@ -17439,13 +18385,29 @@
       </w:r>
     </w:p>
     <w:p>
-      <w:r>
-        <w:t>Leitura para pronúncia: ヴァモス コンフィルマール PRÊMIO DO セグーロ イ エスプリカール ジ フォルマ シンプレス コンフォルミ オ コントラート</w:t>
-      </w:r>
-    </w:p>
-    <w:p>
-      <w:r>
-        <w:t>Português brasileiro: Vamos confirmar prêmio do seguro e explicar de forma simples, conforme o contrato.</w:t>
+      <w:pPr>
+        <w:pStyle w:val="Heading3"/>
+      </w:pPr>
+      <w:r>
+        <w:t>ポルトガル語で伝える内容</w:t>
+      </w:r>
+    </w:p>
+    <w:p>
+      <w:r>
+        <w:t>Vamos confirmar prêmio do seguro e explicar de forma simples, conforme o contrato.</w:t>
+      </w:r>
+    </w:p>
+    <w:p>
+      <w:pPr>
+        <w:pStyle w:val="Heading3"/>
+      </w:pPr>
+      <w:r>
+        <w:t>カタカナ読み</w:t>
+      </w:r>
+    </w:p>
+    <w:p>
+      <w:r>
+        <w:t>ヴァモス コンフィルマール プルエムイオ ド セグーロ イ エスプリカール ジ フォルマ シンプレス コンフォルミ オ コントラート</w:t>
       </w:r>
     </w:p>
     <w:p>
@@ -17466,20 +18428,15 @@
         <w:pStyle w:val="Heading3"/>
       </w:pPr>
       <w:r>
-        <w:t>顧客に伝えるポルトガル語</w:t>
-      </w:r>
-    </w:p>
-    <w:p>
-      <w:pPr>
-        <w:pStyle w:val="ListBullet"/>
-      </w:pPr>
-      <w:r>
-        <w:t>Leitura para pronúncia: ヴァモス コンフィルマール PRÊMIO DO セグーロ</w:t>
-      </w:r>
-    </w:p>
-    <w:p>
-      <w:r>
-        <w:t xml:space="preserve">  Português brasileiro: Vamos confirmar prêmio do seguro.</w:t>
+        <w:t>ポルトガル語で伝える内容</w:t>
+      </w:r>
+    </w:p>
+    <w:p>
+      <w:pPr>
+        <w:pStyle w:val="ListBullet"/>
+      </w:pPr>
+      <w:r>
+        <w:t>Português brasileiro: Vamos confirmar prêmio do seguro.</w:t>
       </w:r>
     </w:p>
     <w:p>
@@ -17487,6 +18444,14 @@
         <w:pStyle w:val="ListBullet2"/>
       </w:pPr>
       <w:r>
+        <w:t>カタカナ読み: ヴァモス コンフィルマール プルエムイオ ド セグーロ</w:t>
+      </w:r>
+    </w:p>
+    <w:p>
+      <w:pPr>
+        <w:pStyle w:val="ListBullet2"/>
+      </w:pPr>
+      <w:r>
         <w:t>日本語確認用: 「Prêmio do seguro」について確認しましょう。</w:t>
       </w:r>
     </w:p>
@@ -17495,12 +18460,7 @@
         <w:pStyle w:val="ListBullet"/>
       </w:pPr>
       <w:r>
-        <w:t>Leitura para pronúncia: VOU エスプリカール ジ フォルマ シンプレス コンフォルミ オ コントラート</w:t>
-      </w:r>
-    </w:p>
-    <w:p>
-      <w:r>
-        <w:t xml:space="preserve">  Português brasileiro: Vou explicar de forma simples, conforme o contrato.</w:t>
+        <w:t>Português brasileiro: Vou explicar de forma simples, conforme o contrato.</w:t>
       </w:r>
     </w:p>
     <w:p>
@@ -17508,6 +18468,14 @@
         <w:pStyle w:val="ListBullet2"/>
       </w:pPr>
       <w:r>
+        <w:t>カタカナ読み: ヴォウ エスプリカール ジ フォルマ シンプレス コンフォルミ オ コントラート</w:t>
+      </w:r>
+    </w:p>
+    <w:p>
+      <w:pPr>
+        <w:pStyle w:val="ListBullet2"/>
+      </w:pPr>
+      <w:r>
         <w:t>日本語確認用: 契約内容に沿って、分かりやすく説明します。</w:t>
       </w:r>
     </w:p>
@@ -17842,13 +18810,29 @@
       </w:r>
     </w:p>
     <w:p>
-      <w:r>
-        <w:t>Leitura para pronúncia: ヴァモス コンフィルマール フォルマ ジ PAGAMENTO イ エスプリカール ジ フォルマ シンプレス コンフォルミ オ コントラート</w:t>
-      </w:r>
-    </w:p>
-    <w:p>
-      <w:r>
-        <w:t>Português brasileiro: Vamos confirmar forma de pagamento e explicar de forma simples, conforme o contrato.</w:t>
+      <w:pPr>
+        <w:pStyle w:val="Heading3"/>
+      </w:pPr>
+      <w:r>
+        <w:t>ポルトガル語で伝える内容</w:t>
+      </w:r>
+    </w:p>
+    <w:p>
+      <w:r>
+        <w:t>Vamos confirmar forma de pagamento e explicar de forma simples, conforme o contrato.</w:t>
+      </w:r>
+    </w:p>
+    <w:p>
+      <w:pPr>
+        <w:pStyle w:val="Heading3"/>
+      </w:pPr>
+      <w:r>
+        <w:t>カタカナ読み</w:t>
+      </w:r>
+    </w:p>
+    <w:p>
+      <w:r>
+        <w:t>ヴァモス コンフィルマール フォルマ ジ パガメント イ エスプリカール ジ フォルマ シンプレス コンフォルミ オ コントラート</w:t>
       </w:r>
     </w:p>
     <w:p>
@@ -17869,20 +18853,15 @@
         <w:pStyle w:val="Heading3"/>
       </w:pPr>
       <w:r>
-        <w:t>顧客に伝えるポルトガル語</w:t>
-      </w:r>
-    </w:p>
-    <w:p>
-      <w:pPr>
-        <w:pStyle w:val="ListBullet"/>
-      </w:pPr>
-      <w:r>
-        <w:t>Leitura para pronúncia: ヴァモス コンフィルマール フォルマ ジ PAGAMENTO</w:t>
-      </w:r>
-    </w:p>
-    <w:p>
-      <w:r>
-        <w:t xml:space="preserve">  Português brasileiro: Vamos confirmar forma de pagamento.</w:t>
+        <w:t>ポルトガル語で伝える内容</w:t>
+      </w:r>
+    </w:p>
+    <w:p>
+      <w:pPr>
+        <w:pStyle w:val="ListBullet"/>
+      </w:pPr>
+      <w:r>
+        <w:t>Português brasileiro: Vamos confirmar forma de pagamento.</w:t>
       </w:r>
     </w:p>
     <w:p>
@@ -17890,6 +18869,14 @@
         <w:pStyle w:val="ListBullet2"/>
       </w:pPr>
       <w:r>
+        <w:t>カタカナ読み: ヴァモス コンフィルマール フォルマ ジ パガメント</w:t>
+      </w:r>
+    </w:p>
+    <w:p>
+      <w:pPr>
+        <w:pStyle w:val="ListBullet2"/>
+      </w:pPr>
+      <w:r>
         <w:t>日本語確認用: 「Forma de pagamento」について確認しましょう。</w:t>
       </w:r>
     </w:p>
@@ -17898,12 +18885,7 @@
         <w:pStyle w:val="ListBullet"/>
       </w:pPr>
       <w:r>
-        <w:t>Leitura para pronúncia: VOU エスプリカール ジ フォルマ シンプレス コンフォルミ オ コントラート</w:t>
-      </w:r>
-    </w:p>
-    <w:p>
-      <w:r>
-        <w:t xml:space="preserve">  Português brasileiro: Vou explicar de forma simples, conforme o contrato.</w:t>
+        <w:t>Português brasileiro: Vou explicar de forma simples, conforme o contrato.</w:t>
       </w:r>
     </w:p>
     <w:p>
@@ -17911,6 +18893,14 @@
         <w:pStyle w:val="ListBullet2"/>
       </w:pPr>
       <w:r>
+        <w:t>カタカナ読み: ヴォウ エスプリカール ジ フォルマ シンプレス コンフォルミ オ コントラート</w:t>
+      </w:r>
+    </w:p>
+    <w:p>
+      <w:pPr>
+        <w:pStyle w:val="ListBullet2"/>
+      </w:pPr>
+      <w:r>
         <w:t>日本語確認用: 契約内容に沿って、分かりやすく説明します。</w:t>
       </w:r>
     </w:p>
@@ -18245,13 +19235,29 @@
       </w:r>
     </w:p>
     <w:p>
-      <w:r>
-        <w:t>Leitura para pronúncia: ヴァモス コンフィルマール QUESTIONÁRIO ジ SAÚDE イ エスプリカール ジ フォルマ シンプレス コンフォルミ オ コントラート</w:t>
-      </w:r>
-    </w:p>
-    <w:p>
-      <w:r>
-        <w:t>Português brasileiro: Vamos confirmar questionário de saúde e explicar de forma simples, conforme o contrato.</w:t>
+      <w:pPr>
+        <w:pStyle w:val="Heading3"/>
+      </w:pPr>
+      <w:r>
+        <w:t>ポルトガル語で伝える内容</w:t>
+      </w:r>
+    </w:p>
+    <w:p>
+      <w:r>
+        <w:t>Vamos confirmar questionário de saúde e explicar de forma simples, conforme o contrato.</w:t>
+      </w:r>
+    </w:p>
+    <w:p>
+      <w:pPr>
+        <w:pStyle w:val="Heading3"/>
+      </w:pPr>
+      <w:r>
+        <w:t>カタカナ読み</w:t>
+      </w:r>
+    </w:p>
+    <w:p>
+      <w:r>
+        <w:t>ヴァモス コンフィルマール ケスチオナーリオ ジ サウージ イ エスプリカール ジ フォルマ シンプレス コンフォルミ オ コントラート</w:t>
       </w:r>
     </w:p>
     <w:p>
@@ -18272,20 +19278,15 @@
         <w:pStyle w:val="Heading3"/>
       </w:pPr>
       <w:r>
-        <w:t>顧客に伝えるポルトガル語</w:t>
-      </w:r>
-    </w:p>
-    <w:p>
-      <w:pPr>
-        <w:pStyle w:val="ListBullet"/>
-      </w:pPr>
-      <w:r>
-        <w:t>Leitura para pronúncia: ヴァモス コンフィルマール QUESTIONÁRIO ジ SAÚDE</w:t>
-      </w:r>
-    </w:p>
-    <w:p>
-      <w:r>
-        <w:t xml:space="preserve">  Português brasileiro: Vamos confirmar questionário de saúde.</w:t>
+        <w:t>ポルトガル語で伝える内容</w:t>
+      </w:r>
+    </w:p>
+    <w:p>
+      <w:pPr>
+        <w:pStyle w:val="ListBullet"/>
+      </w:pPr>
+      <w:r>
+        <w:t>Português brasileiro: Vamos confirmar questionário de saúde.</w:t>
       </w:r>
     </w:p>
     <w:p>
@@ -18293,6 +19294,14 @@
         <w:pStyle w:val="ListBullet2"/>
       </w:pPr>
       <w:r>
+        <w:t>カタカナ読み: ヴァモス コンフィルマール ケスチオナーリオ ジ サウージ</w:t>
+      </w:r>
+    </w:p>
+    <w:p>
+      <w:pPr>
+        <w:pStyle w:val="ListBullet2"/>
+      </w:pPr>
+      <w:r>
         <w:t>日本語確認用: 「Questionário de saúde」について確認しましょう。</w:t>
       </w:r>
     </w:p>
@@ -18301,12 +19310,7 @@
         <w:pStyle w:val="ListBullet"/>
       </w:pPr>
       <w:r>
-        <w:t>Leitura para pronúncia: VOU エスプリカール ジ フォルマ シンプレス コンフォルミ オ コントラート</w:t>
-      </w:r>
-    </w:p>
-    <w:p>
-      <w:r>
-        <w:t xml:space="preserve">  Português brasileiro: Vou explicar de forma simples, conforme o contrato.</w:t>
+        <w:t>Português brasileiro: Vou explicar de forma simples, conforme o contrato.</w:t>
       </w:r>
     </w:p>
     <w:p>
@@ -18314,6 +19318,14 @@
         <w:pStyle w:val="ListBullet2"/>
       </w:pPr>
       <w:r>
+        <w:t>カタカナ読み: ヴォウ エスプリカール ジ フォルマ シンプレス コンフォルミ オ コントラート</w:t>
+      </w:r>
+    </w:p>
+    <w:p>
+      <w:pPr>
+        <w:pStyle w:val="ListBullet2"/>
+      </w:pPr>
+      <w:r>
         <w:t>日本語確認用: 契約内容に沿って、分かりやすく説明します。</w:t>
       </w:r>
     </w:p>
@@ -18648,13 +19660,29 @@
       </w:r>
     </w:p>
     <w:p>
-      <w:r>
-        <w:t>Leitura para pronúncia: ヴァモス コンフィルマール EXAME メジコ イ エスプリカール ジ フォルマ シンプレス コンフォルミ オ コントラート</w:t>
-      </w:r>
-    </w:p>
-    <w:p>
-      <w:r>
-        <w:t>Português brasileiro: Vamos confirmar exame médico e explicar de forma simples, conforme o contrato.</w:t>
+      <w:pPr>
+        <w:pStyle w:val="Heading3"/>
+      </w:pPr>
+      <w:r>
+        <w:t>ポルトガル語で伝える内容</w:t>
+      </w:r>
+    </w:p>
+    <w:p>
+      <w:r>
+        <w:t>Vamos confirmar exame médico e explicar de forma simples, conforme o contrato.</w:t>
+      </w:r>
+    </w:p>
+    <w:p>
+      <w:pPr>
+        <w:pStyle w:val="Heading3"/>
+      </w:pPr>
+      <w:r>
+        <w:t>カタカナ読み</w:t>
+      </w:r>
+    </w:p>
+    <w:p>
+      <w:r>
+        <w:t>ヴァモス コンフィルマール エシアムエ メジコ イ エスプリカール ジ フォルマ シンプレス コンフォルミ オ コントラート</w:t>
       </w:r>
     </w:p>
     <w:p>
@@ -18675,20 +19703,15 @@
         <w:pStyle w:val="Heading3"/>
       </w:pPr>
       <w:r>
-        <w:t>顧客に伝えるポルトガル語</w:t>
-      </w:r>
-    </w:p>
-    <w:p>
-      <w:pPr>
-        <w:pStyle w:val="ListBullet"/>
-      </w:pPr>
-      <w:r>
-        <w:t>Leitura para pronúncia: ヴァモス コンフィルマール EXAME メジコ</w:t>
-      </w:r>
-    </w:p>
-    <w:p>
-      <w:r>
-        <w:t xml:space="preserve">  Português brasileiro: Vamos confirmar exame médico.</w:t>
+        <w:t>ポルトガル語で伝える内容</w:t>
+      </w:r>
+    </w:p>
+    <w:p>
+      <w:pPr>
+        <w:pStyle w:val="ListBullet"/>
+      </w:pPr>
+      <w:r>
+        <w:t>Português brasileiro: Vamos confirmar exame médico.</w:t>
       </w:r>
     </w:p>
     <w:p>
@@ -18696,6 +19719,14 @@
         <w:pStyle w:val="ListBullet2"/>
       </w:pPr>
       <w:r>
+        <w:t>カタカナ読み: ヴァモス コンフィルマール エシアムエ メジコ</w:t>
+      </w:r>
+    </w:p>
+    <w:p>
+      <w:pPr>
+        <w:pStyle w:val="ListBullet2"/>
+      </w:pPr>
+      <w:r>
         <w:t>日本語確認用: 「Exame médico」について確認しましょう。</w:t>
       </w:r>
     </w:p>
@@ -18704,12 +19735,7 @@
         <w:pStyle w:val="ListBullet"/>
       </w:pPr>
       <w:r>
-        <w:t>Leitura para pronúncia: VOU エスプリカール ジ フォルマ シンプレス コンフォルミ オ コントラート</w:t>
-      </w:r>
-    </w:p>
-    <w:p>
-      <w:r>
-        <w:t xml:space="preserve">  Português brasileiro: Vou explicar de forma simples, conforme o contrato.</w:t>
+        <w:t>Português brasileiro: Vou explicar de forma simples, conforme o contrato.</w:t>
       </w:r>
     </w:p>
     <w:p>
@@ -18717,6 +19743,14 @@
         <w:pStyle w:val="ListBullet2"/>
       </w:pPr>
       <w:r>
+        <w:t>カタカナ読み: ヴォウ エスプリカール ジ フォルマ シンプレス コンフォルミ オ コントラート</w:t>
+      </w:r>
+    </w:p>
+    <w:p>
+      <w:pPr>
+        <w:pStyle w:val="ListBullet2"/>
+      </w:pPr>
+      <w:r>
         <w:t>日本語確認用: 契約内容に沿って、分かりやすく説明します。</w:t>
       </w:r>
     </w:p>
@@ -19051,13 +20085,29 @@
       </w:r>
     </w:p>
     <w:p>
-      <w:r>
-        <w:t>Leitura para pronúncia: ヴァモス コンフィルマール ANÁLISE ジ ACEITAÇÃO イ エスプリカール ジ フォルマ シンプレス コンフォルミ オ コントラート</w:t>
-      </w:r>
-    </w:p>
-    <w:p>
-      <w:r>
-        <w:t>Português brasileiro: Vamos confirmar análise de aceitação e explicar de forma simples, conforme o contrato.</w:t>
+      <w:pPr>
+        <w:pStyle w:val="Heading3"/>
+      </w:pPr>
+      <w:r>
+        <w:t>ポルトガル語で伝える内容</w:t>
+      </w:r>
+    </w:p>
+    <w:p>
+      <w:r>
+        <w:t>Vamos confirmar análise de aceitação e explicar de forma simples, conforme o contrato.</w:t>
+      </w:r>
+    </w:p>
+    <w:p>
+      <w:pPr>
+        <w:pStyle w:val="Heading3"/>
+      </w:pPr>
+      <w:r>
+        <w:t>カタカナ読み</w:t>
+      </w:r>
+    </w:p>
+    <w:p>
+      <w:r>
+        <w:t>ヴァモス コンフィルマール アナリゼ ジ アセイタサォン イ エスプリカール ジ フォルマ シンプレス コンフォルミ オ コントラート</w:t>
       </w:r>
     </w:p>
     <w:p>
@@ -19078,20 +20128,15 @@
         <w:pStyle w:val="Heading3"/>
       </w:pPr>
       <w:r>
-        <w:t>顧客に伝えるポルトガル語</w:t>
-      </w:r>
-    </w:p>
-    <w:p>
-      <w:pPr>
-        <w:pStyle w:val="ListBullet"/>
-      </w:pPr>
-      <w:r>
-        <w:t>Leitura para pronúncia: ヴァモス コンフィルマール ANÁLISE ジ ACEITAÇÃO</w:t>
-      </w:r>
-    </w:p>
-    <w:p>
-      <w:r>
-        <w:t xml:space="preserve">  Português brasileiro: Vamos confirmar análise de aceitação.</w:t>
+        <w:t>ポルトガル語で伝える内容</w:t>
+      </w:r>
+    </w:p>
+    <w:p>
+      <w:pPr>
+        <w:pStyle w:val="ListBullet"/>
+      </w:pPr>
+      <w:r>
+        <w:t>Português brasileiro: Vamos confirmar análise de aceitação.</w:t>
       </w:r>
     </w:p>
     <w:p>
@@ -19099,6 +20144,14 @@
         <w:pStyle w:val="ListBullet2"/>
       </w:pPr>
       <w:r>
+        <w:t>カタカナ読み: ヴァモス コンフィルマール アナリゼ ジ アセイタサォン</w:t>
+      </w:r>
+    </w:p>
+    <w:p>
+      <w:pPr>
+        <w:pStyle w:val="ListBullet2"/>
+      </w:pPr>
+      <w:r>
         <w:t>日本語確認用: 「Análise de aceitação」について確認しましょう。</w:t>
       </w:r>
     </w:p>
@@ -19107,12 +20160,7 @@
         <w:pStyle w:val="ListBullet"/>
       </w:pPr>
       <w:r>
-        <w:t>Leitura para pronúncia: VOU エスプリカール ジ フォルマ シンプレス コンフォルミ オ コントラート</w:t>
-      </w:r>
-    </w:p>
-    <w:p>
-      <w:r>
-        <w:t xml:space="preserve">  Português brasileiro: Vou explicar de forma simples, conforme o contrato.</w:t>
+        <w:t>Português brasileiro: Vou explicar de forma simples, conforme o contrato.</w:t>
       </w:r>
     </w:p>
     <w:p>
@@ -19120,6 +20168,14 @@
         <w:pStyle w:val="ListBullet2"/>
       </w:pPr>
       <w:r>
+        <w:t>カタカナ読み: ヴォウ エスプリカール ジ フォルマ シンプレス コンフォルミ オ コントラート</w:t>
+      </w:r>
+    </w:p>
+    <w:p>
+      <w:pPr>
+        <w:pStyle w:val="ListBullet2"/>
+      </w:pPr>
+      <w:r>
         <w:t>日本語確認用: 契約内容に沿って、分かりやすく説明します。</w:t>
       </w:r>
     </w:p>
@@ -19454,13 +20510,29 @@
       </w:r>
     </w:p>
     <w:p>
-      <w:r>
-        <w:t>Leitura para pronúncia: ヴァモス コンフィルマール ACEITAÇÃO COM CONDIÇÃO イ エスプリカール ジ フォルマ シンプレス コンフォルミ オ コントラート</w:t>
-      </w:r>
-    </w:p>
-    <w:p>
-      <w:r>
-        <w:t>Português brasileiro: Vamos confirmar aceitação com condição e explicar de forma simples, conforme o contrato.</w:t>
+      <w:pPr>
+        <w:pStyle w:val="Heading3"/>
+      </w:pPr>
+      <w:r>
+        <w:t>ポルトガル語で伝える内容</w:t>
+      </w:r>
+    </w:p>
+    <w:p>
+      <w:r>
+        <w:t>Vamos confirmar aceitação com condição e explicar de forma simples, conforme o contrato.</w:t>
+      </w:r>
+    </w:p>
+    <w:p>
+      <w:pPr>
+        <w:pStyle w:val="Heading3"/>
+      </w:pPr>
+      <w:r>
+        <w:t>カタカナ読み</w:t>
+      </w:r>
+    </w:p>
+    <w:p>
+      <w:r>
+        <w:t>ヴァモス コンフィルマール アセイタサォン コン コンジサォン イ エスプリカール ジ フォルマ シンプレス コンフォルミ オ コントラート</w:t>
       </w:r>
     </w:p>
     <w:p>
@@ -19481,20 +20553,15 @@
         <w:pStyle w:val="Heading3"/>
       </w:pPr>
       <w:r>
-        <w:t>顧客に伝えるポルトガル語</w:t>
-      </w:r>
-    </w:p>
-    <w:p>
-      <w:pPr>
-        <w:pStyle w:val="ListBullet"/>
-      </w:pPr>
-      <w:r>
-        <w:t>Leitura para pronúncia: ヴァモス コンフィルマール ACEITAÇÃO COM CONDIÇÃO</w:t>
-      </w:r>
-    </w:p>
-    <w:p>
-      <w:r>
-        <w:t xml:space="preserve">  Português brasileiro: Vamos confirmar aceitação com condição.</w:t>
+        <w:t>ポルトガル語で伝える内容</w:t>
+      </w:r>
+    </w:p>
+    <w:p>
+      <w:pPr>
+        <w:pStyle w:val="ListBullet"/>
+      </w:pPr>
+      <w:r>
+        <w:t>Português brasileiro: Vamos confirmar aceitação com condição.</w:t>
       </w:r>
     </w:p>
     <w:p>
@@ -19502,6 +20569,14 @@
         <w:pStyle w:val="ListBullet2"/>
       </w:pPr>
       <w:r>
+        <w:t>カタカナ読み: ヴァモス コンフィルマール アセイタサォン コン コンジサォン</w:t>
+      </w:r>
+    </w:p>
+    <w:p>
+      <w:pPr>
+        <w:pStyle w:val="ListBullet2"/>
+      </w:pPr>
+      <w:r>
         <w:t>日本語確認用: 「Aceitação com condição」について確認しましょう。</w:t>
       </w:r>
     </w:p>
@@ -19510,12 +20585,7 @@
         <w:pStyle w:val="ListBullet"/>
       </w:pPr>
       <w:r>
-        <w:t>Leitura para pronúncia: VOU エスプリカール ジ フォルマ シンプレス コンフォルミ オ コントラート</w:t>
-      </w:r>
-    </w:p>
-    <w:p>
-      <w:r>
-        <w:t xml:space="preserve">  Português brasileiro: Vou explicar de forma simples, conforme o contrato.</w:t>
+        <w:t>Português brasileiro: Vou explicar de forma simples, conforme o contrato.</w:t>
       </w:r>
     </w:p>
     <w:p>
@@ -19523,6 +20593,14 @@
         <w:pStyle w:val="ListBullet2"/>
       </w:pPr>
       <w:r>
+        <w:t>カタカナ読み: ヴォウ エスプリカール ジ フォルマ シンプレス コンフォルミ オ コントラート</w:t>
+      </w:r>
+    </w:p>
+    <w:p>
+      <w:pPr>
+        <w:pStyle w:val="ListBullet2"/>
+      </w:pPr>
+      <w:r>
         <w:t>日本語確認用: 契約内容に沿って、分かりやすく説明します。</w:t>
       </w:r>
     </w:p>
@@ -19857,13 +20935,29 @@
       </w:r>
     </w:p>
     <w:p>
-      <w:r>
-        <w:t>Leitura para pronúncia: ヴァモス コンフィルマール EXCLUSÃO ジ PARTE DO CORPO イ エスプリカール ジ フォルマ シンプレス コンフォルミ オ コントラート</w:t>
-      </w:r>
-    </w:p>
-    <w:p>
-      <w:r>
-        <w:t>Português brasileiro: Vamos confirmar exclusão de parte do corpo e explicar de forma simples, conforme o contrato.</w:t>
+      <w:pPr>
+        <w:pStyle w:val="Heading3"/>
+      </w:pPr>
+      <w:r>
+        <w:t>ポルトガル語で伝える内容</w:t>
+      </w:r>
+    </w:p>
+    <w:p>
+      <w:r>
+        <w:t>Vamos confirmar exclusão de parte do corpo e explicar de forma simples, conforme o contrato.</w:t>
+      </w:r>
+    </w:p>
+    <w:p>
+      <w:pPr>
+        <w:pStyle w:val="Heading3"/>
+      </w:pPr>
+      <w:r>
+        <w:t>カタカナ読み</w:t>
+      </w:r>
+    </w:p>
+    <w:p>
+      <w:r>
+        <w:t>ヴァモス コンフィルマール エシクルウスアォン ジ プアルトエ ド クオルプオ イ エスプリカール ジ フォルマ シンプレス コンフォルミ オ コントラート</w:t>
       </w:r>
     </w:p>
     <w:p>
@@ -19884,20 +20978,15 @@
         <w:pStyle w:val="Heading3"/>
       </w:pPr>
       <w:r>
-        <w:t>顧客に伝えるポルトガル語</w:t>
-      </w:r>
-    </w:p>
-    <w:p>
-      <w:pPr>
-        <w:pStyle w:val="ListBullet"/>
-      </w:pPr>
-      <w:r>
-        <w:t>Leitura para pronúncia: ヴァモス コンフィルマール EXCLUSÃO ジ PARTE DO CORPO</w:t>
-      </w:r>
-    </w:p>
-    <w:p>
-      <w:r>
-        <w:t xml:space="preserve">  Português brasileiro: Vamos confirmar exclusão de parte do corpo.</w:t>
+        <w:t>ポルトガル語で伝える内容</w:t>
+      </w:r>
+    </w:p>
+    <w:p>
+      <w:pPr>
+        <w:pStyle w:val="ListBullet"/>
+      </w:pPr>
+      <w:r>
+        <w:t>Português brasileiro: Vamos confirmar exclusão de parte do corpo.</w:t>
       </w:r>
     </w:p>
     <w:p>
@@ -19905,6 +20994,14 @@
         <w:pStyle w:val="ListBullet2"/>
       </w:pPr>
       <w:r>
+        <w:t>カタカナ読み: ヴァモス コンフィルマール エシクルウスアォン ジ プアルトエ ド クオルプオ</w:t>
+      </w:r>
+    </w:p>
+    <w:p>
+      <w:pPr>
+        <w:pStyle w:val="ListBullet2"/>
+      </w:pPr>
+      <w:r>
         <w:t>日本語確認用: 「Exclusão de parte do corpo」について確認しましょう。</w:t>
       </w:r>
     </w:p>
@@ -19913,12 +21010,7 @@
         <w:pStyle w:val="ListBullet"/>
       </w:pPr>
       <w:r>
-        <w:t>Leitura para pronúncia: VOU エスプリカール ジ フォルマ シンプレス コンフォルミ オ コントラート</w:t>
-      </w:r>
-    </w:p>
-    <w:p>
-      <w:r>
-        <w:t xml:space="preserve">  Português brasileiro: Vou explicar de forma simples, conforme o contrato.</w:t>
+        <w:t>Português brasileiro: Vou explicar de forma simples, conforme o contrato.</w:t>
       </w:r>
     </w:p>
     <w:p>
@@ -19926,6 +21018,14 @@
         <w:pStyle w:val="ListBullet2"/>
       </w:pPr>
       <w:r>
+        <w:t>カタカナ読み: ヴォウ エスプリカール ジ フォルマ シンプレス コンフォルミ オ コントラート</w:t>
+      </w:r>
+    </w:p>
+    <w:p>
+      <w:pPr>
+        <w:pStyle w:val="ListBullet2"/>
+      </w:pPr>
+      <w:r>
         <w:t>日本語確認用: 契約内容に沿って、分かりやすく説明します。</w:t>
       </w:r>
     </w:p>
@@ -20260,13 +21360,29 @@
       </w:r>
     </w:p>
     <w:p>
-      <w:r>
-        <w:t>Leitura para pronúncia: ヴァモス コンフィルマール EXCLUSÃO ジ DOENÇA ESPECÍFICA イ エスプリカール ジ フォルマ シンプレス コンフォルミ オ コントラート</w:t>
-      </w:r>
-    </w:p>
-    <w:p>
-      <w:r>
-        <w:t>Português brasileiro: Vamos confirmar exclusão de doença específica e explicar de forma simples, conforme o contrato.</w:t>
+      <w:pPr>
+        <w:pStyle w:val="Heading3"/>
+      </w:pPr>
+      <w:r>
+        <w:t>ポルトガル語で伝える内容</w:t>
+      </w:r>
+    </w:p>
+    <w:p>
+      <w:r>
+        <w:t>Vamos confirmar exclusão de doença específica e explicar de forma simples, conforme o contrato.</w:t>
+      </w:r>
+    </w:p>
+    <w:p>
+      <w:pPr>
+        <w:pStyle w:val="Heading3"/>
+      </w:pPr>
+      <w:r>
+        <w:t>カタカナ読み</w:t>
+      </w:r>
+    </w:p>
+    <w:p>
+      <w:r>
+        <w:t>ヴァモス コンフィルマール エシクルウスアォン ジ ドエンサ エスプエクイフイクア イ エスプリカール ジ フォルマ シンプレス コンフォルミ オ コントラート</w:t>
       </w:r>
     </w:p>
     <w:p>
@@ -20287,20 +21403,15 @@
         <w:pStyle w:val="Heading3"/>
       </w:pPr>
       <w:r>
-        <w:t>顧客に伝えるポルトガル語</w:t>
-      </w:r>
-    </w:p>
-    <w:p>
-      <w:pPr>
-        <w:pStyle w:val="ListBullet"/>
-      </w:pPr>
-      <w:r>
-        <w:t>Leitura para pronúncia: ヴァモス コンフィルマール EXCLUSÃO ジ DOENÇA ESPECÍFICA</w:t>
-      </w:r>
-    </w:p>
-    <w:p>
-      <w:r>
-        <w:t xml:space="preserve">  Português brasileiro: Vamos confirmar exclusão de doença específica.</w:t>
+        <w:t>ポルトガル語で伝える内容</w:t>
+      </w:r>
+    </w:p>
+    <w:p>
+      <w:pPr>
+        <w:pStyle w:val="ListBullet"/>
+      </w:pPr>
+      <w:r>
+        <w:t>Português brasileiro: Vamos confirmar exclusão de doença específica.</w:t>
       </w:r>
     </w:p>
     <w:p>
@@ -20308,6 +21419,14 @@
         <w:pStyle w:val="ListBullet2"/>
       </w:pPr>
       <w:r>
+        <w:t>カタカナ読み: ヴァモス コンフィルマール エシクルウスアォン ジ ドエンサ エスプエクイフイクア</w:t>
+      </w:r>
+    </w:p>
+    <w:p>
+      <w:pPr>
+        <w:pStyle w:val="ListBullet2"/>
+      </w:pPr>
+      <w:r>
         <w:t>日本語確認用: 「Exclusão de doença específica」について確認しましょう。</w:t>
       </w:r>
     </w:p>
@@ -20316,12 +21435,7 @@
         <w:pStyle w:val="ListBullet"/>
       </w:pPr>
       <w:r>
-        <w:t>Leitura para pronúncia: VOU エスプリカール ジ フォルマ シンプレス コンフォルミ オ コントラート</w:t>
-      </w:r>
-    </w:p>
-    <w:p>
-      <w:r>
-        <w:t xml:space="preserve">  Português brasileiro: Vou explicar de forma simples, conforme o contrato.</w:t>
+        <w:t>Português brasileiro: Vou explicar de forma simples, conforme o contrato.</w:t>
       </w:r>
     </w:p>
     <w:p>
@@ -20329,6 +21443,14 @@
         <w:pStyle w:val="ListBullet2"/>
       </w:pPr>
       <w:r>
+        <w:t>カタカナ読み: ヴォウ エスプリカール ジ フォルマ シンプレス コンフォルミ オ コントラート</w:t>
+      </w:r>
+    </w:p>
+    <w:p>
+      <w:pPr>
+        <w:pStyle w:val="ListBullet2"/>
+      </w:pPr>
+      <w:r>
         <w:t>日本語確認用: 契約内容に沿って、分かりやすく説明します。</w:t>
       </w:r>
     </w:p>
@@ -20663,13 +21785,29 @@
       </w:r>
     </w:p>
     <w:p>
-      <w:r>
-        <w:t>Leitura para pronúncia: ヴァモス コンフィルマール PRÊMIO AGRAVADO イ エスプリカール ジ フォルマ シンプレス コンフォルミ オ コントラート</w:t>
-      </w:r>
-    </w:p>
-    <w:p>
-      <w:r>
-        <w:t>Português brasileiro: Vamos confirmar prêmio agravado e explicar de forma simples, conforme o contrato.</w:t>
+      <w:pPr>
+        <w:pStyle w:val="Heading3"/>
+      </w:pPr>
+      <w:r>
+        <w:t>ポルトガル語で伝える内容</w:t>
+      </w:r>
+    </w:p>
+    <w:p>
+      <w:r>
+        <w:t>Vamos confirmar prêmio agravado e explicar de forma simples, conforme o contrato.</w:t>
+      </w:r>
+    </w:p>
+    <w:p>
+      <w:pPr>
+        <w:pStyle w:val="Heading3"/>
+      </w:pPr>
+      <w:r>
+        <w:t>カタカナ読み</w:t>
+      </w:r>
+    </w:p>
+    <w:p>
+      <w:r>
+        <w:t>ヴァモス コンフィルマール プルエムイオ アグルアヴアドオ イ エスプリカール ジ フォルマ シンプレス コンフォルミ オ コントラート</w:t>
       </w:r>
     </w:p>
     <w:p>
@@ -20690,20 +21828,15 @@
         <w:pStyle w:val="Heading3"/>
       </w:pPr>
       <w:r>
-        <w:t>顧客に伝えるポルトガル語</w:t>
-      </w:r>
-    </w:p>
-    <w:p>
-      <w:pPr>
-        <w:pStyle w:val="ListBullet"/>
-      </w:pPr>
-      <w:r>
-        <w:t>Leitura para pronúncia: ヴァモス コンフィルマール PRÊMIO AGRAVADO</w:t>
-      </w:r>
-    </w:p>
-    <w:p>
-      <w:r>
-        <w:t xml:space="preserve">  Português brasileiro: Vamos confirmar prêmio agravado.</w:t>
+        <w:t>ポルトガル語で伝える内容</w:t>
+      </w:r>
+    </w:p>
+    <w:p>
+      <w:pPr>
+        <w:pStyle w:val="ListBullet"/>
+      </w:pPr>
+      <w:r>
+        <w:t>Português brasileiro: Vamos confirmar prêmio agravado.</w:t>
       </w:r>
     </w:p>
     <w:p>
@@ -20711,6 +21844,14 @@
         <w:pStyle w:val="ListBullet2"/>
       </w:pPr>
       <w:r>
+        <w:t>カタカナ読み: ヴァモス コンフィルマール プルエムイオ アグルアヴアドオ</w:t>
+      </w:r>
+    </w:p>
+    <w:p>
+      <w:pPr>
+        <w:pStyle w:val="ListBullet2"/>
+      </w:pPr>
+      <w:r>
         <w:t>日本語確認用: 「Prêmio agravado」について確認しましょう。</w:t>
       </w:r>
     </w:p>
@@ -20719,12 +21860,7 @@
         <w:pStyle w:val="ListBullet"/>
       </w:pPr>
       <w:r>
-        <w:t>Leitura para pronúncia: VOU エスプリカール ジ フォルマ シンプレス コンフォルミ オ コントラート</w:t>
-      </w:r>
-    </w:p>
-    <w:p>
-      <w:r>
-        <w:t xml:space="preserve">  Português brasileiro: Vou explicar de forma simples, conforme o contrato.</w:t>
+        <w:t>Português brasileiro: Vou explicar de forma simples, conforme o contrato.</w:t>
       </w:r>
     </w:p>
     <w:p>
@@ -20732,6 +21868,14 @@
         <w:pStyle w:val="ListBullet2"/>
       </w:pPr>
       <w:r>
+        <w:t>カタカナ読み: ヴォウ エスプリカール ジ フォルマ シンプレス コンフォルミ オ コントラート</w:t>
+      </w:r>
+    </w:p>
+    <w:p>
+      <w:pPr>
+        <w:pStyle w:val="ListBullet2"/>
+      </w:pPr>
+      <w:r>
         <w:t>日本語確認用: 契約内容に沿って、分かりやすく説明します。</w:t>
       </w:r>
     </w:p>
@@ -21066,13 +22210,29 @@
       </w:r>
     </w:p>
     <w:p>
-      <w:r>
-        <w:t>Leitura para pronúncia: ヴァモス コンフィルマール RECUSA ジ CONTRATAÇÃO イ エスプリカール ジ フォルマ シンプレス コンフォルミ オ コントラート</w:t>
-      </w:r>
-    </w:p>
-    <w:p>
-      <w:r>
-        <w:t>Português brasileiro: Vamos confirmar recusa de contratação e explicar de forma simples, conforme o contrato.</w:t>
+      <w:pPr>
+        <w:pStyle w:val="Heading3"/>
+      </w:pPr>
+      <w:r>
+        <w:t>ポルトガル語で伝える内容</w:t>
+      </w:r>
+    </w:p>
+    <w:p>
+      <w:r>
+        <w:t>Vamos confirmar recusa de contratação e explicar de forma simples, conforme o contrato.</w:t>
+      </w:r>
+    </w:p>
+    <w:p>
+      <w:pPr>
+        <w:pStyle w:val="Heading3"/>
+      </w:pPr>
+      <w:r>
+        <w:t>カタカナ読み</w:t>
+      </w:r>
+    </w:p>
+    <w:p>
+      <w:r>
+        <w:t>ヴァモス コンフィルマール ルエクウスア ジ クオントルアトアサォン イ エスプリカール ジ フォルマ シンプレス コンフォルミ オ コントラート</w:t>
       </w:r>
     </w:p>
     <w:p>
@@ -21093,20 +22253,15 @@
         <w:pStyle w:val="Heading3"/>
       </w:pPr>
       <w:r>
-        <w:t>顧客に伝えるポルトガル語</w:t>
-      </w:r>
-    </w:p>
-    <w:p>
-      <w:pPr>
-        <w:pStyle w:val="ListBullet"/>
-      </w:pPr>
-      <w:r>
-        <w:t>Leitura para pronúncia: ヴァモス コンフィルマール RECUSA ジ CONTRATAÇÃO</w:t>
-      </w:r>
-    </w:p>
-    <w:p>
-      <w:r>
-        <w:t xml:space="preserve">  Português brasileiro: Vamos confirmar recusa de contratação.</w:t>
+        <w:t>ポルトガル語で伝える内容</w:t>
+      </w:r>
+    </w:p>
+    <w:p>
+      <w:pPr>
+        <w:pStyle w:val="ListBullet"/>
+      </w:pPr>
+      <w:r>
+        <w:t>Português brasileiro: Vamos confirmar recusa de contratação.</w:t>
       </w:r>
     </w:p>
     <w:p>
@@ -21114,6 +22269,14 @@
         <w:pStyle w:val="ListBullet2"/>
       </w:pPr>
       <w:r>
+        <w:t>カタカナ読み: ヴァモス コンフィルマール ルエクウスア ジ クオントルアトアサォン</w:t>
+      </w:r>
+    </w:p>
+    <w:p>
+      <w:pPr>
+        <w:pStyle w:val="ListBullet2"/>
+      </w:pPr>
+      <w:r>
         <w:t>日本語確認用: 「Recusa de contratação」について確認しましょう。</w:t>
       </w:r>
     </w:p>
@@ -21122,12 +22285,7 @@
         <w:pStyle w:val="ListBullet"/>
       </w:pPr>
       <w:r>
-        <w:t>Leitura para pronúncia: VOU エスプリカール ジ フォルマ シンプレス コンフォルミ オ コントラート</w:t>
-      </w:r>
-    </w:p>
-    <w:p>
-      <w:r>
-        <w:t xml:space="preserve">  Português brasileiro: Vou explicar de forma simples, conforme o contrato.</w:t>
+        <w:t>Português brasileiro: Vou explicar de forma simples, conforme o contrato.</w:t>
       </w:r>
     </w:p>
     <w:p>
@@ -21135,6 +22293,14 @@
         <w:pStyle w:val="ListBullet2"/>
       </w:pPr>
       <w:r>
+        <w:t>カタカナ読み: ヴォウ エスプリカール ジ フォルマ シンプレス コンフォルミ オ コントラート</w:t>
+      </w:r>
+    </w:p>
+    <w:p>
+      <w:pPr>
+        <w:pStyle w:val="ListBullet2"/>
+      </w:pPr>
+      <w:r>
         <w:t>日本語確認用: 契約内容に沿って、分かりやすく説明します。</w:t>
       </w:r>
     </w:p>
@@ -21469,13 +22635,29 @@
       </w:r>
     </w:p>
     <w:p>
-      <w:r>
-        <w:t>Leitura para pronúncia: ヴァモス コンフィルマール ADIAMENTO DA ANÁLISE イ エスプリカール ジ フォルマ シンプレス コンフォルミ オ コントラート</w:t>
-      </w:r>
-    </w:p>
-    <w:p>
-      <w:r>
-        <w:t>Português brasileiro: Vamos confirmar adiamento da análise e explicar de forma simples, conforme o contrato.</w:t>
+      <w:pPr>
+        <w:pStyle w:val="Heading3"/>
+      </w:pPr>
+      <w:r>
+        <w:t>ポルトガル語で伝える内容</w:t>
+      </w:r>
+    </w:p>
+    <w:p>
+      <w:r>
+        <w:t>Vamos confirmar adiamento da análise e explicar de forma simples, conforme o contrato.</w:t>
+      </w:r>
+    </w:p>
+    <w:p>
+      <w:pPr>
+        <w:pStyle w:val="Heading3"/>
+      </w:pPr>
+      <w:r>
+        <w:t>カタカナ読み</w:t>
+      </w:r>
+    </w:p>
+    <w:p>
+      <w:r>
+        <w:t>ヴァモス コンフィルマール アドイアムエントオ ダ アナリゼ イ エスプリカール ジ フォルマ シンプレス コンフォルミ オ コントラート</w:t>
       </w:r>
     </w:p>
     <w:p>
@@ -21496,20 +22678,15 @@
         <w:pStyle w:val="Heading3"/>
       </w:pPr>
       <w:r>
-        <w:t>顧客に伝えるポルトガル語</w:t>
-      </w:r>
-    </w:p>
-    <w:p>
-      <w:pPr>
-        <w:pStyle w:val="ListBullet"/>
-      </w:pPr>
-      <w:r>
-        <w:t>Leitura para pronúncia: ヴァモス コンフィルマール ADIAMENTO DA ANÁLISE</w:t>
-      </w:r>
-    </w:p>
-    <w:p>
-      <w:r>
-        <w:t xml:space="preserve">  Português brasileiro: Vamos confirmar adiamento da análise.</w:t>
+        <w:t>ポルトガル語で伝える内容</w:t>
+      </w:r>
+    </w:p>
+    <w:p>
+      <w:pPr>
+        <w:pStyle w:val="ListBullet"/>
+      </w:pPr>
+      <w:r>
+        <w:t>Português brasileiro: Vamos confirmar adiamento da análise.</w:t>
       </w:r>
     </w:p>
     <w:p>
@@ -21517,6 +22694,14 @@
         <w:pStyle w:val="ListBullet2"/>
       </w:pPr>
       <w:r>
+        <w:t>カタカナ読み: ヴァモス コンフィルマール アドイアムエントオ ダ アナリゼ</w:t>
+      </w:r>
+    </w:p>
+    <w:p>
+      <w:pPr>
+        <w:pStyle w:val="ListBullet2"/>
+      </w:pPr>
+      <w:r>
         <w:t>日本語確認用: 「Adiamento da análise」について確認しましょう。</w:t>
       </w:r>
     </w:p>
@@ -21525,12 +22710,7 @@
         <w:pStyle w:val="ListBullet"/>
       </w:pPr>
       <w:r>
-        <w:t>Leitura para pronúncia: VOU エスプリカール ジ フォルマ シンプレス コンフォルミ オ コントラート</w:t>
-      </w:r>
-    </w:p>
-    <w:p>
-      <w:r>
-        <w:t xml:space="preserve">  Português brasileiro: Vou explicar de forma simples, conforme o contrato.</w:t>
+        <w:t>Português brasileiro: Vou explicar de forma simples, conforme o contrato.</w:t>
       </w:r>
     </w:p>
     <w:p>
@@ -21538,6 +22718,14 @@
         <w:pStyle w:val="ListBullet2"/>
       </w:pPr>
       <w:r>
+        <w:t>カタカナ読み: ヴォウ エスプリカール ジ フォルマ シンプレス コンフォルミ オ コントラート</w:t>
+      </w:r>
+    </w:p>
+    <w:p>
+      <w:pPr>
+        <w:pStyle w:val="ListBullet2"/>
+      </w:pPr>
+      <w:r>
         <w:t>日本語確認用: 契約内容に沿って、分かりやすく説明します。</w:t>
       </w:r>
     </w:p>
@@ -21872,13 +23060,29 @@
       </w:r>
     </w:p>
     <w:p>
-      <w:r>
-        <w:t>Leitura para pronúncia: ヴァモス コンフィルマール FORMAÇÃO DO コントラート イ エスプリカール ジ フォルマ シンプレス コンフォルミ オ コントラート</w:t>
-      </w:r>
-    </w:p>
-    <w:p>
-      <w:r>
-        <w:t>Português brasileiro: Vamos confirmar formação do contrato e explicar de forma simples, conforme o contrato.</w:t>
+      <w:pPr>
+        <w:pStyle w:val="Heading3"/>
+      </w:pPr>
+      <w:r>
+        <w:t>ポルトガル語で伝える内容</w:t>
+      </w:r>
+    </w:p>
+    <w:p>
+      <w:r>
+        <w:t>Vamos confirmar formação do contrato e explicar de forma simples, conforme o contrato.</w:t>
+      </w:r>
+    </w:p>
+    <w:p>
+      <w:pPr>
+        <w:pStyle w:val="Heading3"/>
+      </w:pPr>
+      <w:r>
+        <w:t>カタカナ読み</w:t>
+      </w:r>
+    </w:p>
+    <w:p>
+      <w:r>
+        <w:t>ヴァモス コンフィルマール フオルムアサォン ド コントラート イ エスプリカール ジ フォルマ シンプレス コンフォルミ オ コントラート</w:t>
       </w:r>
     </w:p>
     <w:p>
@@ -21899,20 +23103,15 @@
         <w:pStyle w:val="Heading3"/>
       </w:pPr>
       <w:r>
-        <w:t>顧客に伝えるポルトガル語</w:t>
-      </w:r>
-    </w:p>
-    <w:p>
-      <w:pPr>
-        <w:pStyle w:val="ListBullet"/>
-      </w:pPr>
-      <w:r>
-        <w:t>Leitura para pronúncia: ヴァモス コンフィルマール FORMAÇÃO DO コントラート</w:t>
-      </w:r>
-    </w:p>
-    <w:p>
-      <w:r>
-        <w:t xml:space="preserve">  Português brasileiro: Vamos confirmar formação do contrato.</w:t>
+        <w:t>ポルトガル語で伝える内容</w:t>
+      </w:r>
+    </w:p>
+    <w:p>
+      <w:pPr>
+        <w:pStyle w:val="ListBullet"/>
+      </w:pPr>
+      <w:r>
+        <w:t>Português brasileiro: Vamos confirmar formação do contrato.</w:t>
       </w:r>
     </w:p>
     <w:p>
@@ -21920,6 +23119,14 @@
         <w:pStyle w:val="ListBullet2"/>
       </w:pPr>
       <w:r>
+        <w:t>カタカナ読み: ヴァモス コンフィルマール フオルムアサォン ド コントラート</w:t>
+      </w:r>
+    </w:p>
+    <w:p>
+      <w:pPr>
+        <w:pStyle w:val="ListBullet2"/>
+      </w:pPr>
+      <w:r>
         <w:t>日本語確認用: 「Formação do contrato」について確認しましょう。</w:t>
       </w:r>
     </w:p>
@@ -21928,12 +23135,7 @@
         <w:pStyle w:val="ListBullet"/>
       </w:pPr>
       <w:r>
-        <w:t>Leitura para pronúncia: VOU エスプリカール ジ フォルマ シンプレス コンフォルミ オ コントラート</w:t>
-      </w:r>
-    </w:p>
-    <w:p>
-      <w:r>
-        <w:t xml:space="preserve">  Português brasileiro: Vou explicar de forma simples, conforme o contrato.</w:t>
+        <w:t>Português brasileiro: Vou explicar de forma simples, conforme o contrato.</w:t>
       </w:r>
     </w:p>
     <w:p>
@@ -21941,6 +23143,14 @@
         <w:pStyle w:val="ListBullet2"/>
       </w:pPr>
       <w:r>
+        <w:t>カタカナ読み: ヴォウ エスプリカール ジ フォルマ シンプレス コンフォルミ オ コントラート</w:t>
+      </w:r>
+    </w:p>
+    <w:p>
+      <w:pPr>
+        <w:pStyle w:val="ListBullet2"/>
+      </w:pPr>
+      <w:r>
         <w:t>日本語確認用: 契約内容に沿って、分かりやすく説明します。</w:t>
       </w:r>
     </w:p>
@@ -22275,13 +23485,29 @@
       </w:r>
     </w:p>
     <w:p>
-      <w:r>
-        <w:t>Leitura para pronúncia: ヴァモス コンフィルマール APÓLICE イ エスプリカール ジ フォルマ シンプレス コンフォルミ オ コントラート</w:t>
-      </w:r>
-    </w:p>
-    <w:p>
-      <w:r>
-        <w:t>Português brasileiro: Vamos confirmar apólice e explicar de forma simples, conforme o contrato.</w:t>
+      <w:pPr>
+        <w:pStyle w:val="Heading3"/>
+      </w:pPr>
+      <w:r>
+        <w:t>ポルトガル語で伝える内容</w:t>
+      </w:r>
+    </w:p>
+    <w:p>
+      <w:r>
+        <w:t>Vamos confirmar apólice e explicar de forma simples, conforme o contrato.</w:t>
+      </w:r>
+    </w:p>
+    <w:p>
+      <w:pPr>
+        <w:pStyle w:val="Heading3"/>
+      </w:pPr>
+      <w:r>
+        <w:t>カタカナ読み</w:t>
+      </w:r>
+    </w:p>
+    <w:p>
+      <w:r>
+        <w:t>ヴァモス コンフィルマール アプオルイクエ イ エスプリカール ジ フォルマ シンプレス コンフォルミ オ コントラート</w:t>
       </w:r>
     </w:p>
     <w:p>
@@ -22302,20 +23528,15 @@
         <w:pStyle w:val="Heading3"/>
       </w:pPr>
       <w:r>
-        <w:t>顧客に伝えるポルトガル語</w:t>
-      </w:r>
-    </w:p>
-    <w:p>
-      <w:pPr>
-        <w:pStyle w:val="ListBullet"/>
-      </w:pPr>
-      <w:r>
-        <w:t>Leitura para pronúncia: ヴァモス コンフィルマール APÓLICE</w:t>
-      </w:r>
-    </w:p>
-    <w:p>
-      <w:r>
-        <w:t xml:space="preserve">  Português brasileiro: Vamos confirmar apólice.</w:t>
+        <w:t>ポルトガル語で伝える内容</w:t>
+      </w:r>
+    </w:p>
+    <w:p>
+      <w:pPr>
+        <w:pStyle w:val="ListBullet"/>
+      </w:pPr>
+      <w:r>
+        <w:t>Português brasileiro: Vamos confirmar apólice.</w:t>
       </w:r>
     </w:p>
     <w:p>
@@ -22323,6 +23544,14 @@
         <w:pStyle w:val="ListBullet2"/>
       </w:pPr>
       <w:r>
+        <w:t>カタカナ読み: ヴァモス コンフィルマール アプオルイクエ</w:t>
+      </w:r>
+    </w:p>
+    <w:p>
+      <w:pPr>
+        <w:pStyle w:val="ListBullet2"/>
+      </w:pPr>
+      <w:r>
         <w:t>日本語確認用: 「Apólice」について確認しましょう。</w:t>
       </w:r>
     </w:p>
@@ -22331,12 +23560,7 @@
         <w:pStyle w:val="ListBullet"/>
       </w:pPr>
       <w:r>
-        <w:t>Leitura para pronúncia: VOU エスプリカール ジ フォルマ シンプレス コンフォルミ オ コントラート</w:t>
-      </w:r>
-    </w:p>
-    <w:p>
-      <w:r>
-        <w:t xml:space="preserve">  Português brasileiro: Vou explicar de forma simples, conforme o contrato.</w:t>
+        <w:t>Português brasileiro: Vou explicar de forma simples, conforme o contrato.</w:t>
       </w:r>
     </w:p>
     <w:p>
@@ -22344,6 +23568,14 @@
         <w:pStyle w:val="ListBullet2"/>
       </w:pPr>
       <w:r>
+        <w:t>カタカナ読み: ヴォウ エスプリカール ジ フォルマ シンプレス コンフォルミ オ コントラート</w:t>
+      </w:r>
+    </w:p>
+    <w:p>
+      <w:pPr>
+        <w:pStyle w:val="ListBullet2"/>
+      </w:pPr>
+      <w:r>
         <w:t>日本語確認用: 契約内容に沿って、分かりやすく説明します。</w:t>
       </w:r>
     </w:p>
@@ -22678,13 +23910,29 @@
       </w:r>
     </w:p>
     <w:p>
-      <w:r>
-        <w:t>Leitura para pronúncia: ヴァモス コンフィルマール CONFIRMAÇÃO DO CONTEÚDO CONTRATUAL イ エスプリカール ジ フォルマ シンプレス コンフォルミ オ コントラート</w:t>
-      </w:r>
-    </w:p>
-    <w:p>
-      <w:r>
-        <w:t>Português brasileiro: Vamos confirmar confirmação do conteúdo contratual e explicar de forma simples, conforme o contrato.</w:t>
+      <w:pPr>
+        <w:pStyle w:val="Heading3"/>
+      </w:pPr>
+      <w:r>
+        <w:t>ポルトガル語で伝える内容</w:t>
+      </w:r>
+    </w:p>
+    <w:p>
+      <w:r>
+        <w:t>Vamos confirmar confirmação do conteúdo contratual e explicar de forma simples, conforme o contrato.</w:t>
+      </w:r>
+    </w:p>
+    <w:p>
+      <w:pPr>
+        <w:pStyle w:val="Heading3"/>
+      </w:pPr>
+      <w:r>
+        <w:t>カタカナ読み</w:t>
+      </w:r>
+    </w:p>
+    <w:p>
+      <w:r>
+        <w:t>ヴァモス コンフィルマール コンフィルマサォン ド クオントエウドオ クオントルアトウアル イ エスプリカール ジ フォルマ シンプレス コンフォルミ オ コントラート</w:t>
       </w:r>
     </w:p>
     <w:p>
@@ -22705,20 +23953,15 @@
         <w:pStyle w:val="Heading3"/>
       </w:pPr>
       <w:r>
-        <w:t>顧客に伝えるポルトガル語</w:t>
-      </w:r>
-    </w:p>
-    <w:p>
-      <w:pPr>
-        <w:pStyle w:val="ListBullet"/>
-      </w:pPr>
-      <w:r>
-        <w:t>Leitura para pronúncia: ヴァモス コンフィルマール CONFIRMAÇÃO DO CONTEÚDO CONTRATUAL</w:t>
-      </w:r>
-    </w:p>
-    <w:p>
-      <w:r>
-        <w:t xml:space="preserve">  Português brasileiro: Vamos confirmar confirmação do conteúdo contratual.</w:t>
+        <w:t>ポルトガル語で伝える内容</w:t>
+      </w:r>
+    </w:p>
+    <w:p>
+      <w:pPr>
+        <w:pStyle w:val="ListBullet"/>
+      </w:pPr>
+      <w:r>
+        <w:t>Português brasileiro: Vamos confirmar confirmação do conteúdo contratual.</w:t>
       </w:r>
     </w:p>
     <w:p>
@@ -22726,6 +23969,14 @@
         <w:pStyle w:val="ListBullet2"/>
       </w:pPr>
       <w:r>
+        <w:t>カタカナ読み: ヴァモス コンフィルマール コンフィルマサォン ド クオントエウドオ クオントルアトウアル</w:t>
+      </w:r>
+    </w:p>
+    <w:p>
+      <w:pPr>
+        <w:pStyle w:val="ListBullet2"/>
+      </w:pPr>
+      <w:r>
         <w:t>日本語確認用: 「Confirmação do conteúdo contratual」について確認しましょう。</w:t>
       </w:r>
     </w:p>
@@ -22734,12 +23985,7 @@
         <w:pStyle w:val="ListBullet"/>
       </w:pPr>
       <w:r>
-        <w:t>Leitura para pronúncia: VOU エスプリカール ジ フォルマ シンプレス コンフォルミ オ コントラート</w:t>
-      </w:r>
-    </w:p>
-    <w:p>
-      <w:r>
-        <w:t xml:space="preserve">  Português brasileiro: Vou explicar de forma simples, conforme o contrato.</w:t>
+        <w:t>Português brasileiro: Vou explicar de forma simples, conforme o contrato.</w:t>
       </w:r>
     </w:p>
     <w:p>
@@ -22747,6 +23993,14 @@
         <w:pStyle w:val="ListBullet2"/>
       </w:pPr>
       <w:r>
+        <w:t>カタカナ読み: ヴォウ エスプリカール ジ フォルマ シンプレス コンフォルミ オ コントラート</w:t>
+      </w:r>
+    </w:p>
+    <w:p>
+      <w:pPr>
+        <w:pStyle w:val="ListBullet2"/>
+      </w:pPr>
+      <w:r>
         <w:t>日本語確認用: 契約内容に沿って、分かりやすく説明します。</w:t>
       </w:r>
     </w:p>
@@ -23081,13 +24335,29 @@
       </w:r>
     </w:p>
     <w:p>
-      <w:r>
-        <w:t>Leitura para pronúncia: ヴァモス コンフィルマール DIREITO ジ CANCELAMENTO NO PRAZO LEGAL イ エスプリカール ジ フォルマ シンプレス コンフォルミ オ コントラート</w:t>
-      </w:r>
-    </w:p>
-    <w:p>
-      <w:r>
-        <w:t>Português brasileiro: Vamos confirmar direito de cancelamento no prazo legal e explicar de forma simples, conforme o contrato.</w:t>
+      <w:pPr>
+        <w:pStyle w:val="Heading3"/>
+      </w:pPr>
+      <w:r>
+        <w:t>ポルトガル語で伝える内容</w:t>
+      </w:r>
+    </w:p>
+    <w:p>
+      <w:r>
+        <w:t>Vamos confirmar direito de cancelamento no prazo legal e explicar de forma simples, conforme o contrato.</w:t>
+      </w:r>
+    </w:p>
+    <w:p>
+      <w:pPr>
+        <w:pStyle w:val="Heading3"/>
+      </w:pPr>
+      <w:r>
+        <w:t>カタカナ読み</w:t>
+      </w:r>
+    </w:p>
+    <w:p>
+      <w:r>
+        <w:t>ヴァモス コンフィルマール ドイルエイトオ ジ クアンクエルアムエントオ ノ プルアズオ ルエグアル イ エスプリカール ジ フォルマ シンプレス コンフォルミ オ コントラート</w:t>
       </w:r>
     </w:p>
     <w:p>
@@ -23108,20 +24378,15 @@
         <w:pStyle w:val="Heading3"/>
       </w:pPr>
       <w:r>
-        <w:t>顧客に伝えるポルトガル語</w:t>
-      </w:r>
-    </w:p>
-    <w:p>
-      <w:pPr>
-        <w:pStyle w:val="ListBullet"/>
-      </w:pPr>
-      <w:r>
-        <w:t>Leitura para pronúncia: ヴァモス コンフィルマール DIREITO ジ CANCELAMENTO NO PRAZO LEGAL</w:t>
-      </w:r>
-    </w:p>
-    <w:p>
-      <w:r>
-        <w:t xml:space="preserve">  Português brasileiro: Vamos confirmar direito de cancelamento no prazo legal.</w:t>
+        <w:t>ポルトガル語で伝える内容</w:t>
+      </w:r>
+    </w:p>
+    <w:p>
+      <w:pPr>
+        <w:pStyle w:val="ListBullet"/>
+      </w:pPr>
+      <w:r>
+        <w:t>Português brasileiro: Vamos confirmar direito de cancelamento no prazo legal.</w:t>
       </w:r>
     </w:p>
     <w:p>
@@ -23129,6 +24394,14 @@
         <w:pStyle w:val="ListBullet2"/>
       </w:pPr>
       <w:r>
+        <w:t>カタカナ読み: ヴァモス コンフィルマール ドイルエイトオ ジ クアンクエルアムエントオ ノ プルアズオ ルエグアル</w:t>
+      </w:r>
+    </w:p>
+    <w:p>
+      <w:pPr>
+        <w:pStyle w:val="ListBullet2"/>
+      </w:pPr>
+      <w:r>
         <w:t>日本語確認用: 「Direito de cancelamento no prazo legal」について確認しましょう。</w:t>
       </w:r>
     </w:p>
@@ -23137,12 +24410,7 @@
         <w:pStyle w:val="ListBullet"/>
       </w:pPr>
       <w:r>
-        <w:t>Leitura para pronúncia: VOU エスプリカール ジ フォルマ シンプレス コンフォルミ オ コントラート</w:t>
-      </w:r>
-    </w:p>
-    <w:p>
-      <w:r>
-        <w:t xml:space="preserve">  Português brasileiro: Vou explicar de forma simples, conforme o contrato.</w:t>
+        <w:t>Português brasileiro: Vou explicar de forma simples, conforme o contrato.</w:t>
       </w:r>
     </w:p>
     <w:p>
@@ -23150,6 +24418,14 @@
         <w:pStyle w:val="ListBullet2"/>
       </w:pPr>
       <w:r>
+        <w:t>カタカナ読み: ヴォウ エスプリカール ジ フォルマ シンプレス コンフォルミ オ コントラート</w:t>
+      </w:r>
+    </w:p>
+    <w:p>
+      <w:pPr>
+        <w:pStyle w:val="ListBullet2"/>
+      </w:pPr>
+      <w:r>
         <w:t>日本語確認用: 契約内容に沿って、分かりやすく説明します。</w:t>
       </w:r>
     </w:p>
@@ -23484,13 +24760,29 @@
       </w:r>
     </w:p>
     <w:p>
-      <w:r>
-        <w:t>Leitura para pronúncia: ヴァモス コンフィルマール RETIRADA DA PROPOSTA イ エスプリカール ジ フォルマ シンプレス コンフォルミ オ コントラート</w:t>
-      </w:r>
-    </w:p>
-    <w:p>
-      <w:r>
-        <w:t>Português brasileiro: Vamos confirmar retirada da proposta e explicar de forma simples, conforme o contrato.</w:t>
+      <w:pPr>
+        <w:pStyle w:val="Heading3"/>
+      </w:pPr>
+      <w:r>
+        <w:t>ポルトガル語で伝える内容</w:t>
+      </w:r>
+    </w:p>
+    <w:p>
+      <w:r>
+        <w:t>Vamos confirmar retirada da proposta e explicar de forma simples, conforme o contrato.</w:t>
+      </w:r>
+    </w:p>
+    <w:p>
+      <w:pPr>
+        <w:pStyle w:val="Heading3"/>
+      </w:pPr>
+      <w:r>
+        <w:t>カタカナ読み</w:t>
+      </w:r>
+    </w:p>
+    <w:p>
+      <w:r>
+        <w:t>ヴァモス コンフィルマール ルエトイルアドア ダ プルオプオストア イ エスプリカール ジ フォルマ シンプレス コンフォルミ オ コントラート</w:t>
       </w:r>
     </w:p>
     <w:p>
@@ -23511,20 +24803,15 @@
         <w:pStyle w:val="Heading3"/>
       </w:pPr>
       <w:r>
-        <w:t>顧客に伝えるポルトガル語</w:t>
-      </w:r>
-    </w:p>
-    <w:p>
-      <w:pPr>
-        <w:pStyle w:val="ListBullet"/>
-      </w:pPr>
-      <w:r>
-        <w:t>Leitura para pronúncia: ヴァモス コンフィルマール RETIRADA DA PROPOSTA</w:t>
-      </w:r>
-    </w:p>
-    <w:p>
-      <w:r>
-        <w:t xml:space="preserve">  Português brasileiro: Vamos confirmar retirada da proposta.</w:t>
+        <w:t>ポルトガル語で伝える内容</w:t>
+      </w:r>
+    </w:p>
+    <w:p>
+      <w:pPr>
+        <w:pStyle w:val="ListBullet"/>
+      </w:pPr>
+      <w:r>
+        <w:t>Português brasileiro: Vamos confirmar retirada da proposta.</w:t>
       </w:r>
     </w:p>
     <w:p>
@@ -23532,6 +24819,14 @@
         <w:pStyle w:val="ListBullet2"/>
       </w:pPr>
       <w:r>
+        <w:t>カタカナ読み: ヴァモス コンフィルマール ルエトイルアドア ダ プルオプオストア</w:t>
+      </w:r>
+    </w:p>
+    <w:p>
+      <w:pPr>
+        <w:pStyle w:val="ListBullet2"/>
+      </w:pPr>
+      <w:r>
         <w:t>日本語確認用: 「Retirada da proposta」について確認しましょう。</w:t>
       </w:r>
     </w:p>
@@ -23540,12 +24835,7 @@
         <w:pStyle w:val="ListBullet"/>
       </w:pPr>
       <w:r>
-        <w:t>Leitura para pronúncia: VOU エスプリカール ジ フォルマ シンプレス コンフォルミ オ コントラート</w:t>
-      </w:r>
-    </w:p>
-    <w:p>
-      <w:r>
-        <w:t xml:space="preserve">  Português brasileiro: Vou explicar de forma simples, conforme o contrato.</w:t>
+        <w:t>Português brasileiro: Vou explicar de forma simples, conforme o contrato.</w:t>
       </w:r>
     </w:p>
     <w:p>
@@ -23553,6 +24843,14 @@
         <w:pStyle w:val="ListBullet2"/>
       </w:pPr>
       <w:r>
+        <w:t>カタカナ読み: ヴォウ エスプリカール ジ フォルマ シンプレス コンフォルミ オ コントラート</w:t>
+      </w:r>
+    </w:p>
+    <w:p>
+      <w:pPr>
+        <w:pStyle w:val="ListBullet2"/>
+      </w:pPr>
+      <w:r>
         <w:t>日本語確認用: 契約内容に沿って、分かりやすく説明します。</w:t>
       </w:r>
     </w:p>
@@ -23887,13 +25185,29 @@
       </w:r>
     </w:p>
     <w:p>
-      <w:r>
-        <w:t>Leitura para pronúncia: ヴァモス コンフィルマール ALTERAÇÃO CONTRATUAL イ エスプリカール ジ フォルマ シンプレス コンフォルミ オ コントラート</w:t>
-      </w:r>
-    </w:p>
-    <w:p>
-      <w:r>
-        <w:t>Português brasileiro: Vamos confirmar alteração contratual e explicar de forma simples, conforme o contrato.</w:t>
+      <w:pPr>
+        <w:pStyle w:val="Heading3"/>
+      </w:pPr>
+      <w:r>
+        <w:t>ポルトガル語で伝える内容</w:t>
+      </w:r>
+    </w:p>
+    <w:p>
+      <w:r>
+        <w:t>Vamos confirmar alteração contratual e explicar de forma simples, conforme o contrato.</w:t>
+      </w:r>
+    </w:p>
+    <w:p>
+      <w:pPr>
+        <w:pStyle w:val="Heading3"/>
+      </w:pPr>
+      <w:r>
+        <w:t>カタカナ読み</w:t>
+      </w:r>
+    </w:p>
+    <w:p>
+      <w:r>
+        <w:t>ヴァモス コンフィルマール アルトエルアサォン クオントルアトウアル イ エスプリカール ジ フォルマ シンプレス コンフォルミ オ コントラート</w:t>
       </w:r>
     </w:p>
     <w:p>
@@ -23914,20 +25228,15 @@
         <w:pStyle w:val="Heading3"/>
       </w:pPr>
       <w:r>
-        <w:t>顧客に伝えるポルトガル語</w:t>
-      </w:r>
-    </w:p>
-    <w:p>
-      <w:pPr>
-        <w:pStyle w:val="ListBullet"/>
-      </w:pPr>
-      <w:r>
-        <w:t>Leitura para pronúncia: ヴァモス コンフィルマール ALTERAÇÃO CONTRATUAL</w:t>
-      </w:r>
-    </w:p>
-    <w:p>
-      <w:r>
-        <w:t xml:space="preserve">  Português brasileiro: Vamos confirmar alteração contratual.</w:t>
+        <w:t>ポルトガル語で伝える内容</w:t>
+      </w:r>
+    </w:p>
+    <w:p>
+      <w:pPr>
+        <w:pStyle w:val="ListBullet"/>
+      </w:pPr>
+      <w:r>
+        <w:t>Português brasileiro: Vamos confirmar alteração contratual.</w:t>
       </w:r>
     </w:p>
     <w:p>
@@ -23935,6 +25244,14 @@
         <w:pStyle w:val="ListBullet2"/>
       </w:pPr>
       <w:r>
+        <w:t>カタカナ読み: ヴァモス コンフィルマール アルトエルアサォン クオントルアトウアル</w:t>
+      </w:r>
+    </w:p>
+    <w:p>
+      <w:pPr>
+        <w:pStyle w:val="ListBullet2"/>
+      </w:pPr>
+      <w:r>
         <w:t>日本語確認用: 「Alteração contratual」について確認しましょう。</w:t>
       </w:r>
     </w:p>
@@ -23943,12 +25260,15 @@
         <w:pStyle w:val="ListBullet"/>
       </w:pPr>
       <w:r>
-        <w:t>Leitura para pronúncia: VOU エスプリカール ジ フォルマ シンプレス コンフォルミ オ コントラート</w:t>
-      </w:r>
-    </w:p>
-    <w:p>
-      <w:r>
-        <w:t xml:space="preserve">  Português brasileiro: Vou explicar de forma simples, conforme o contrato.</w:t>
+        <w:t>Português brasileiro: Vou explicar de forma simples, conforme o contrato.</w:t>
+      </w:r>
+    </w:p>
+    <w:p>
+      <w:pPr>
+        <w:pStyle w:val="ListBullet2"/>
+      </w:pPr>
+      <w:r>
+        <w:t>カタカナ読み: ヴォウ エスプリカール ジ フォルマ シンプレス コンフォルミ オ コントラート</w:t>
       </w:r>
     </w:p>
     <w:p>
